--- a/Apostilas/Controle de Tempo Avançado e Interrupções.docx
+++ b/Apostilas/Controle de Tempo Avançado e Interrupções.docx
@@ -33,21 +33,7 @@
         <w:rPr>
           <w:lang w:val="pt-BR" w:bidi="pt-BR"/>
         </w:rPr>
-        <w:t xml:space="preserve">O Problema das Funções Bloqueantes (delay e </w:t>
-      </w:r>
-      <w:proofErr w:type="spellStart"/>
-      <w:r>
-        <w:rPr>
-          <w:lang w:val="pt-BR" w:bidi="pt-BR"/>
-        </w:rPr>
-        <w:t>delayMicroseconds</w:t>
-      </w:r>
-      <w:proofErr w:type="spellEnd"/>
-      <w:r>
-        <w:rPr>
-          <w:lang w:val="pt-BR" w:bidi="pt-BR"/>
-        </w:rPr>
-        <w:t>)</w:t>
+        <w:t>O Problema das Funções Bloqueantes (delay e delayMicroseconds)</w:t>
       </w:r>
     </w:p>
     <w:p>
@@ -60,21 +46,7 @@
         <w:rPr>
           <w:lang w:val="pt-BR" w:bidi="pt-BR"/>
         </w:rPr>
-        <w:t>A função delay(</w:t>
-      </w:r>
-      <w:proofErr w:type="spellStart"/>
-      <w:r>
-        <w:rPr>
-          <w:lang w:val="pt-BR" w:bidi="pt-BR"/>
-        </w:rPr>
-        <w:t>ms</w:t>
-      </w:r>
-      <w:proofErr w:type="spellEnd"/>
-      <w:r>
-        <w:rPr>
-          <w:lang w:val="pt-BR" w:bidi="pt-BR"/>
-        </w:rPr>
-        <w:t>) suspende a execução do programa pelo tempo especificado em milissegundos. Durante esse tempo, o microcontrolador fica "cego" e "surdo": ele não lê sensores, não processa comandos e não responde a botões.</w:t>
+        <w:t>A função delay(ms) suspende a execução do programa pelo tempo especificado em milissegundos. Durante esse tempo, o microcontrolador fica "cego" e "surdo": ele não lê sensores, não processa comandos e não responde a botões.</w:t>
       </w:r>
     </w:p>
     <w:p>
@@ -88,19 +60,11 @@
           <w:lang w:val="pt-BR"/>
         </w:rPr>
       </w:pPr>
-      <w:proofErr w:type="gramStart"/>
       <w:r>
         <w:rPr>
           <w:lang w:val="pt-BR"/>
         </w:rPr>
-        <w:t>delay(</w:t>
-      </w:r>
-      <w:proofErr w:type="gramEnd"/>
-      <w:r>
-        <w:rPr>
-          <w:lang w:val="pt-BR"/>
-        </w:rPr>
-        <w:t>1000); // Trava o processador por 1 segundo (1000 milissegundos).</w:t>
+        <w:t>delay(1000); // Trava o processador por 1 segundo (1000 milissegundos).</w:t>
       </w:r>
     </w:p>
     <w:p>
@@ -114,41 +78,11 @@
           <w:lang w:val="pt-BR"/>
         </w:rPr>
       </w:pPr>
-      <w:proofErr w:type="spellStart"/>
-      <w:proofErr w:type="gramStart"/>
       <w:r>
         <w:rPr>
           <w:lang w:val="pt-BR"/>
         </w:rPr>
-        <w:t>delayMicroseconds</w:t>
-      </w:r>
-      <w:proofErr w:type="spellEnd"/>
-      <w:r>
-        <w:rPr>
-          <w:lang w:val="pt-BR"/>
-        </w:rPr>
-        <w:t>(</w:t>
-      </w:r>
-      <w:proofErr w:type="gramEnd"/>
-      <w:r>
-        <w:rPr>
-          <w:lang w:val="pt-BR"/>
-        </w:rPr>
-        <w:t xml:space="preserve">50); // Trava o processador por 50 microssegundos (1 </w:t>
-      </w:r>
-      <w:proofErr w:type="spellStart"/>
-      <w:r>
-        <w:rPr>
-          <w:lang w:val="pt-BR"/>
-        </w:rPr>
-        <w:t>us</w:t>
-      </w:r>
-      <w:proofErr w:type="spellEnd"/>
-      <w:r>
-        <w:rPr>
-          <w:lang w:val="pt-BR"/>
-        </w:rPr>
-        <w:t xml:space="preserve"> = 0.000001s).</w:t>
+        <w:t>delayMicroseconds(50); // Trava o processador por 50 microssegundos (1 us = 0.000001s).</w:t>
       </w:r>
     </w:p>
     <w:p>
@@ -183,43 +117,7 @@
         <w:rPr>
           <w:lang w:val="pt-BR" w:bidi="pt-BR"/>
         </w:rPr>
-        <w:t xml:space="preserve">Programação Não-Bloqueante: </w:t>
-      </w:r>
-      <w:proofErr w:type="spellStart"/>
-      <w:proofErr w:type="gramStart"/>
-      <w:r>
-        <w:rPr>
-          <w:lang w:val="pt-BR" w:bidi="pt-BR"/>
-        </w:rPr>
-        <w:t>millis</w:t>
-      </w:r>
-      <w:proofErr w:type="spellEnd"/>
-      <w:r>
-        <w:rPr>
-          <w:lang w:val="pt-BR" w:bidi="pt-BR"/>
-        </w:rPr>
-        <w:t>(</w:t>
-      </w:r>
-      <w:proofErr w:type="gramEnd"/>
-      <w:r>
-        <w:rPr>
-          <w:lang w:val="pt-BR" w:bidi="pt-BR"/>
-        </w:rPr>
-        <w:t xml:space="preserve">) e </w:t>
-      </w:r>
-      <w:proofErr w:type="gramStart"/>
-      <w:r>
-        <w:rPr>
-          <w:lang w:val="pt-BR" w:bidi="pt-BR"/>
-        </w:rPr>
-        <w:t>micros(</w:t>
-      </w:r>
-      <w:proofErr w:type="gramEnd"/>
-      <w:r>
-        <w:rPr>
-          <w:lang w:val="pt-BR" w:bidi="pt-BR"/>
-        </w:rPr>
-        <w:t>)</w:t>
+        <w:t>Programação Não-Bloqueante: millis() e micros()</w:t>
       </w:r>
     </w:p>
     <w:p>
@@ -232,43 +130,7 @@
         <w:rPr>
           <w:lang w:val="pt-BR" w:bidi="pt-BR"/>
         </w:rPr>
-        <w:t xml:space="preserve">Para resolver o problema do travamento, usamos o conceito de cronômetro. As funções </w:t>
-      </w:r>
-      <w:proofErr w:type="spellStart"/>
-      <w:proofErr w:type="gramStart"/>
-      <w:r>
-        <w:rPr>
-          <w:lang w:val="pt-BR" w:bidi="pt-BR"/>
-        </w:rPr>
-        <w:t>millis</w:t>
-      </w:r>
-      <w:proofErr w:type="spellEnd"/>
-      <w:r>
-        <w:rPr>
-          <w:lang w:val="pt-BR" w:bidi="pt-BR"/>
-        </w:rPr>
-        <w:t>(</w:t>
-      </w:r>
-      <w:proofErr w:type="gramEnd"/>
-      <w:r>
-        <w:rPr>
-          <w:lang w:val="pt-BR" w:bidi="pt-BR"/>
-        </w:rPr>
-        <w:t xml:space="preserve">) e </w:t>
-      </w:r>
-      <w:proofErr w:type="gramStart"/>
-      <w:r>
-        <w:rPr>
-          <w:lang w:val="pt-BR" w:bidi="pt-BR"/>
-        </w:rPr>
-        <w:t>micros(</w:t>
-      </w:r>
-      <w:proofErr w:type="gramEnd"/>
-      <w:r>
-        <w:rPr>
-          <w:lang w:val="pt-BR" w:bidi="pt-BR"/>
-        </w:rPr>
-        <w:t>) não travam o código; elas apenas informam há quanto tempo o microcontrolador está ligado.</w:t>
+        <w:t>Para resolver o problema do travamento, usamos o conceito de cronômetro. As funções millis() e micros() não travam o código; elas apenas informam há quanto tempo o microcontrolador está ligado.</w:t>
       </w:r>
     </w:p>
     <w:p>
@@ -331,30 +193,8 @@
         <w:rPr>
           <w:lang w:val="pt-BR" w:bidi="pt-BR"/>
         </w:rPr>
-        <w:t xml:space="preserve">O Tipo de Dado </w:t>
+        <w:t>O Tipo de Dado unsigned long</w:t>
       </w:r>
-      <w:proofErr w:type="spellStart"/>
-      <w:r>
-        <w:rPr>
-          <w:lang w:val="pt-BR" w:bidi="pt-BR"/>
-        </w:rPr>
-        <w:t>unsigned</w:t>
-      </w:r>
-      <w:proofErr w:type="spellEnd"/>
-      <w:r>
-        <w:rPr>
-          <w:lang w:val="pt-BR" w:bidi="pt-BR"/>
-        </w:rPr>
-        <w:t xml:space="preserve"> </w:t>
-      </w:r>
-      <w:proofErr w:type="spellStart"/>
-      <w:r>
-        <w:rPr>
-          <w:lang w:val="pt-BR" w:bidi="pt-BR"/>
-        </w:rPr>
-        <w:t>long</w:t>
-      </w:r>
-      <w:proofErr w:type="spellEnd"/>
     </w:p>
     <w:p>
       <w:pPr>
@@ -367,55 +207,7 @@
         <w:rPr>
           <w:lang w:val="pt-BR" w:bidi="pt-BR"/>
         </w:rPr>
-        <w:t xml:space="preserve">Como o tempo passa muito rápido, o número retornado por essas funções cresce muito. Por isso, nunca use </w:t>
-      </w:r>
-      <w:proofErr w:type="spellStart"/>
-      <w:r>
-        <w:rPr>
-          <w:lang w:val="pt-BR" w:bidi="pt-BR"/>
-        </w:rPr>
-        <w:t>int</w:t>
-      </w:r>
-      <w:proofErr w:type="spellEnd"/>
-      <w:r>
-        <w:rPr>
-          <w:lang w:val="pt-BR" w:bidi="pt-BR"/>
-        </w:rPr>
-        <w:t xml:space="preserve"> para armazenar o tempo. Use sempre </w:t>
-      </w:r>
-      <w:proofErr w:type="spellStart"/>
-      <w:r>
-        <w:rPr>
-          <w:lang w:val="pt-BR" w:bidi="pt-BR"/>
-        </w:rPr>
-        <w:t>unsigned</w:t>
-      </w:r>
-      <w:proofErr w:type="spellEnd"/>
-      <w:r>
-        <w:rPr>
-          <w:lang w:val="pt-BR" w:bidi="pt-BR"/>
-        </w:rPr>
-        <w:t xml:space="preserve"> </w:t>
-      </w:r>
-      <w:proofErr w:type="spellStart"/>
-      <w:r>
-        <w:rPr>
-          <w:lang w:val="pt-BR" w:bidi="pt-BR"/>
-        </w:rPr>
-        <w:t>long</w:t>
-      </w:r>
-      <w:proofErr w:type="spellEnd"/>
-      <w:r>
-        <w:rPr>
-          <w:lang w:val="pt-BR" w:bidi="pt-BR"/>
-        </w:rPr>
-        <w:t xml:space="preserve"> (inteiro longo sem sinal), que consegue armazenar valores por até 50 dias antes de zerar (overflow).</w:t>
-      </w:r>
-      <w:r>
-        <w:rPr>
-          <w:lang w:val="pt-BR" w:bidi="pt-BR"/>
-        </w:rPr>
-        <w:t xml:space="preserve"> </w:t>
+        <w:t xml:space="preserve">Como o tempo passa muito rápido, o número retornado por essas funções cresce muito. Por isso, nunca use int para armazenar o tempo. Use sempre unsigned long (inteiro longo sem sinal), que consegue armazenar valores por até 50 dias antes de zerar (overflow). </w:t>
       </w:r>
     </w:p>
     <w:p>
@@ -477,7 +269,6 @@
           <w:lang w:val="pt-BR" w:eastAsia="pt-BR"/>
         </w:rPr>
       </w:pPr>
-      <w:proofErr w:type="spellStart"/>
       <w:r>
         <w:rPr>
           <w:rFonts w:ascii="Consolas" w:eastAsia="Times New Roman" w:hAnsi="Consolas" w:cs="Consolas"/>
@@ -488,7 +279,6 @@
         </w:rPr>
         <w:t>unsigned</w:t>
       </w:r>
-      <w:proofErr w:type="spellEnd"/>
       <w:r>
         <w:rPr>
           <w:rFonts w:ascii="Consolas" w:eastAsia="Times New Roman" w:hAnsi="Consolas" w:cs="Consolas"/>
@@ -499,7 +289,6 @@
         </w:rPr>
         <w:t xml:space="preserve"> </w:t>
       </w:r>
-      <w:proofErr w:type="spellStart"/>
       <w:r>
         <w:rPr>
           <w:rFonts w:ascii="Consolas" w:eastAsia="Times New Roman" w:hAnsi="Consolas" w:cs="Consolas"/>
@@ -510,7 +299,6 @@
         </w:rPr>
         <w:t>long</w:t>
       </w:r>
-      <w:proofErr w:type="spellEnd"/>
       <w:r>
         <w:rPr>
           <w:rFonts w:ascii="Consolas" w:eastAsia="Times New Roman" w:hAnsi="Consolas" w:cs="Consolas"/>
@@ -519,9 +307,18 @@
           <w:szCs w:val="21"/>
           <w:lang w:val="pt-BR" w:eastAsia="pt-BR"/>
         </w:rPr>
-        <w:t xml:space="preserve"> </w:t>
+        <w:t xml:space="preserve"> tempoAnterior </w:t>
       </w:r>
-      <w:proofErr w:type="spellStart"/>
+      <w:r>
+        <w:rPr>
+          <w:rFonts w:ascii="Consolas" w:eastAsia="Times New Roman" w:hAnsi="Consolas" w:cs="Consolas"/>
+          <w:color w:val="D4D4D4"/>
+          <w:sz w:val="21"/>
+          <w:szCs w:val="21"/>
+          <w:lang w:val="pt-BR" w:eastAsia="pt-BR"/>
+        </w:rPr>
+        <w:t>=</w:t>
+      </w:r>
       <w:r>
         <w:rPr>
           <w:rFonts w:ascii="Consolas" w:eastAsia="Times New Roman" w:hAnsi="Consolas" w:cs="Consolas"/>
@@ -530,9 +327,18 @@
           <w:szCs w:val="21"/>
           <w:lang w:val="pt-BR" w:eastAsia="pt-BR"/>
         </w:rPr>
-        <w:t>tempoAnterior</w:t>
+        <w:t xml:space="preserve"> </w:t>
       </w:r>
-      <w:proofErr w:type="spellEnd"/>
+      <w:r>
+        <w:rPr>
+          <w:rFonts w:ascii="Consolas" w:eastAsia="Times New Roman" w:hAnsi="Consolas" w:cs="Consolas"/>
+          <w:color w:val="B5CEA8"/>
+          <w:sz w:val="21"/>
+          <w:szCs w:val="21"/>
+          <w:lang w:val="pt-BR" w:eastAsia="pt-BR"/>
+        </w:rPr>
+        <w:t>0</w:t>
+      </w:r>
       <w:r>
         <w:rPr>
           <w:rFonts w:ascii="Consolas" w:eastAsia="Times New Roman" w:hAnsi="Consolas" w:cs="Consolas"/>
@@ -541,7 +347,60 @@
           <w:szCs w:val="21"/>
           <w:lang w:val="pt-BR" w:eastAsia="pt-BR"/>
         </w:rPr>
+        <w:t>;</w:t>
+      </w:r>
+    </w:p>
+    <w:p>
+      <w:pPr>
+        <w:shd w:val="clear" w:color="auto" w:fill="121314"/>
+        <w:spacing w:before="0" w:line="285" w:lineRule="atLeast"/>
+        <w:rPr>
+          <w:rFonts w:ascii="Consolas" w:eastAsia="Times New Roman" w:hAnsi="Consolas" w:cs="Consolas"/>
+          <w:color w:val="BBBEBF"/>
+          <w:sz w:val="21"/>
+          <w:szCs w:val="21"/>
+          <w:lang w:val="pt-BR" w:eastAsia="pt-BR"/>
+        </w:rPr>
+      </w:pPr>
+      <w:r>
+        <w:rPr>
+          <w:rFonts w:ascii="Consolas" w:eastAsia="Times New Roman" w:hAnsi="Consolas" w:cs="Consolas"/>
+          <w:color w:val="569CD6"/>
+          <w:sz w:val="21"/>
+          <w:szCs w:val="21"/>
+          <w:lang w:val="pt-BR" w:eastAsia="pt-BR"/>
+        </w:rPr>
+        <w:t>const</w:t>
+      </w:r>
+      <w:r>
+        <w:rPr>
+          <w:rFonts w:ascii="Consolas" w:eastAsia="Times New Roman" w:hAnsi="Consolas" w:cs="Consolas"/>
+          <w:color w:val="BBBEBF"/>
+          <w:sz w:val="21"/>
+          <w:szCs w:val="21"/>
+          <w:lang w:val="pt-BR" w:eastAsia="pt-BR"/>
+        </w:rPr>
         <w:t xml:space="preserve"> </w:t>
+      </w:r>
+      <w:r>
+        <w:rPr>
+          <w:rFonts w:ascii="Consolas" w:eastAsia="Times New Roman" w:hAnsi="Consolas" w:cs="Consolas"/>
+          <w:color w:val="FF7B72"/>
+          <w:sz w:val="21"/>
+          <w:szCs w:val="21"/>
+          <w:lang w:val="pt-BR" w:eastAsia="pt-BR"/>
+        </w:rPr>
+        <w:t>long</w:t>
+      </w:r>
+      <w:r>
+        <w:rPr>
+          <w:rFonts w:ascii="Consolas" w:eastAsia="Times New Roman" w:hAnsi="Consolas" w:cs="Consolas"/>
+          <w:color w:val="BBBEBF"/>
+          <w:sz w:val="21"/>
+          <w:szCs w:val="21"/>
+          <w:lang w:val="pt-BR" w:eastAsia="pt-BR"/>
+        </w:rPr>
+        <w:t xml:space="preserve"> intervalo </w:t>
       </w:r>
       <w:r>
         <w:rPr>
@@ -571,7 +430,7 @@
           <w:szCs w:val="21"/>
           <w:lang w:val="pt-BR" w:eastAsia="pt-BR"/>
         </w:rPr>
-        <w:t>0</w:t>
+        <w:t>1000</w:t>
       </w:r>
       <w:r>
         <w:rPr>
@@ -583,6 +442,135 @@
         </w:rPr>
         <w:t>;</w:t>
       </w:r>
+      <w:r>
+        <w:rPr>
+          <w:rFonts w:ascii="Consolas" w:eastAsia="Times New Roman" w:hAnsi="Consolas" w:cs="Consolas"/>
+          <w:color w:val="8B949E"/>
+          <w:sz w:val="21"/>
+          <w:szCs w:val="21"/>
+          <w:lang w:val="pt-BR" w:eastAsia="pt-BR"/>
+        </w:rPr>
+        <w:t xml:space="preserve"> // Tempo de espera (1 segundo)</w:t>
+      </w:r>
+    </w:p>
+    <w:p>
+      <w:pPr>
+        <w:shd w:val="clear" w:color="auto" w:fill="121314"/>
+        <w:spacing w:before="0" w:line="285" w:lineRule="atLeast"/>
+        <w:rPr>
+          <w:rFonts w:ascii="Consolas" w:eastAsia="Times New Roman" w:hAnsi="Consolas" w:cs="Consolas"/>
+          <w:color w:val="BBBEBF"/>
+          <w:sz w:val="21"/>
+          <w:szCs w:val="21"/>
+          <w:lang w:val="en-US" w:eastAsia="pt-BR"/>
+        </w:rPr>
+      </w:pPr>
+      <w:r>
+        <w:rPr>
+          <w:rFonts w:ascii="Consolas" w:eastAsia="Times New Roman" w:hAnsi="Consolas" w:cs="Consolas"/>
+          <w:color w:val="FF7B72"/>
+          <w:sz w:val="21"/>
+          <w:szCs w:val="21"/>
+          <w:lang w:val="en-US" w:eastAsia="pt-BR"/>
+        </w:rPr>
+        <w:t>bool</w:t>
+      </w:r>
+      <w:r>
+        <w:rPr>
+          <w:rFonts w:ascii="Consolas" w:eastAsia="Times New Roman" w:hAnsi="Consolas" w:cs="Consolas"/>
+          <w:color w:val="BBBEBF"/>
+          <w:sz w:val="21"/>
+          <w:szCs w:val="21"/>
+          <w:lang w:val="en-US" w:eastAsia="pt-BR"/>
+        </w:rPr>
+        <w:t xml:space="preserve"> estadoLED </w:t>
+      </w:r>
+      <w:r>
+        <w:rPr>
+          <w:rFonts w:ascii="Consolas" w:eastAsia="Times New Roman" w:hAnsi="Consolas" w:cs="Consolas"/>
+          <w:color w:val="D4D4D4"/>
+          <w:sz w:val="21"/>
+          <w:szCs w:val="21"/>
+          <w:lang w:val="en-US" w:eastAsia="pt-BR"/>
+        </w:rPr>
+        <w:t>=</w:t>
+      </w:r>
+      <w:r>
+        <w:rPr>
+          <w:rFonts w:ascii="Consolas" w:eastAsia="Times New Roman" w:hAnsi="Consolas" w:cs="Consolas"/>
+          <w:color w:val="BBBEBF"/>
+          <w:sz w:val="21"/>
+          <w:szCs w:val="21"/>
+          <w:lang w:val="en-US" w:eastAsia="pt-BR"/>
+        </w:rPr>
+        <w:t xml:space="preserve"> LOW;</w:t>
+      </w:r>
+    </w:p>
+    <w:p>
+      <w:pPr>
+        <w:shd w:val="clear" w:color="auto" w:fill="121314"/>
+        <w:spacing w:before="0" w:line="285" w:lineRule="atLeast"/>
+        <w:rPr>
+          <w:rFonts w:ascii="Consolas" w:eastAsia="Times New Roman" w:hAnsi="Consolas" w:cs="Consolas"/>
+          <w:color w:val="BBBEBF"/>
+          <w:sz w:val="21"/>
+          <w:szCs w:val="21"/>
+          <w:lang w:val="en-US" w:eastAsia="pt-BR"/>
+        </w:rPr>
+      </w:pPr>
+    </w:p>
+    <w:p>
+      <w:pPr>
+        <w:shd w:val="clear" w:color="auto" w:fill="121314"/>
+        <w:spacing w:before="0" w:line="285" w:lineRule="atLeast"/>
+        <w:rPr>
+          <w:rFonts w:ascii="Consolas" w:eastAsia="Times New Roman" w:hAnsi="Consolas" w:cs="Consolas"/>
+          <w:color w:val="BBBEBF"/>
+          <w:sz w:val="21"/>
+          <w:szCs w:val="21"/>
+          <w:lang w:val="en-US" w:eastAsia="pt-BR"/>
+        </w:rPr>
+      </w:pPr>
+      <w:r>
+        <w:rPr>
+          <w:rFonts w:ascii="Consolas" w:eastAsia="Times New Roman" w:hAnsi="Consolas" w:cs="Consolas"/>
+          <w:color w:val="FF7B72"/>
+          <w:sz w:val="21"/>
+          <w:szCs w:val="21"/>
+          <w:lang w:val="en-US" w:eastAsia="pt-BR"/>
+        </w:rPr>
+        <w:t>void</w:t>
+      </w:r>
+      <w:r>
+        <w:rPr>
+          <w:rFonts w:ascii="Consolas" w:eastAsia="Times New Roman" w:hAnsi="Consolas" w:cs="Consolas"/>
+          <w:color w:val="BBBEBF"/>
+          <w:sz w:val="21"/>
+          <w:szCs w:val="21"/>
+          <w:lang w:val="en-US" w:eastAsia="pt-BR"/>
+        </w:rPr>
+        <w:t xml:space="preserve"> </w:t>
+      </w:r>
+      <w:r>
+        <w:rPr>
+          <w:rFonts w:ascii="Consolas" w:eastAsia="Times New Roman" w:hAnsi="Consolas" w:cs="Consolas"/>
+          <w:color w:val="D2A8FF"/>
+          <w:sz w:val="21"/>
+          <w:szCs w:val="21"/>
+          <w:lang w:val="en-US" w:eastAsia="pt-BR"/>
+        </w:rPr>
+        <w:t>setup</w:t>
+      </w:r>
+      <w:r>
+        <w:rPr>
+          <w:rFonts w:ascii="Consolas" w:eastAsia="Times New Roman" w:hAnsi="Consolas" w:cs="Consolas"/>
+          <w:color w:val="BBBEBF"/>
+          <w:sz w:val="21"/>
+          <w:szCs w:val="21"/>
+          <w:lang w:val="en-US" w:eastAsia="pt-BR"/>
+        </w:rPr>
+        <w:t>() {</w:t>
+      </w:r>
     </w:p>
     <w:p>
       <w:pPr>
@@ -596,7 +584,1040 @@
           <w:lang w:val="pt-BR" w:eastAsia="pt-BR"/>
         </w:rPr>
       </w:pPr>
-      <w:proofErr w:type="spellStart"/>
+      <w:r>
+        <w:rPr>
+          <w:rFonts w:ascii="Consolas" w:eastAsia="Times New Roman" w:hAnsi="Consolas" w:cs="Consolas"/>
+          <w:color w:val="BBBEBF"/>
+          <w:sz w:val="21"/>
+          <w:szCs w:val="21"/>
+          <w:lang w:val="en-US" w:eastAsia="pt-BR"/>
+        </w:rPr>
+        <w:t xml:space="preserve">  </w:t>
+      </w:r>
+      <w:r>
+        <w:rPr>
+          <w:rFonts w:ascii="Consolas" w:eastAsia="Times New Roman" w:hAnsi="Consolas" w:cs="Consolas"/>
+          <w:color w:val="D2A8FF"/>
+          <w:sz w:val="21"/>
+          <w:szCs w:val="21"/>
+          <w:lang w:val="pt-BR" w:eastAsia="pt-BR"/>
+        </w:rPr>
+        <w:t>pinMode</w:t>
+      </w:r>
+      <w:r>
+        <w:rPr>
+          <w:rFonts w:ascii="Consolas" w:eastAsia="Times New Roman" w:hAnsi="Consolas" w:cs="Consolas"/>
+          <w:color w:val="BBBEBF"/>
+          <w:sz w:val="21"/>
+          <w:szCs w:val="21"/>
+          <w:lang w:val="pt-BR" w:eastAsia="pt-BR"/>
+        </w:rPr>
+        <w:t>(</w:t>
+      </w:r>
+      <w:r>
+        <w:rPr>
+          <w:rFonts w:ascii="Consolas" w:eastAsia="Times New Roman" w:hAnsi="Consolas" w:cs="Consolas"/>
+          <w:color w:val="B5CEA8"/>
+          <w:sz w:val="21"/>
+          <w:szCs w:val="21"/>
+          <w:lang w:val="pt-BR" w:eastAsia="pt-BR"/>
+        </w:rPr>
+        <w:t>13</w:t>
+      </w:r>
+      <w:r>
+        <w:rPr>
+          <w:rFonts w:ascii="Consolas" w:eastAsia="Times New Roman" w:hAnsi="Consolas" w:cs="Consolas"/>
+          <w:color w:val="BBBEBF"/>
+          <w:sz w:val="21"/>
+          <w:szCs w:val="21"/>
+          <w:lang w:val="pt-BR" w:eastAsia="pt-BR"/>
+        </w:rPr>
+        <w:t>, OUTPUT);</w:t>
+      </w:r>
+    </w:p>
+    <w:p>
+      <w:pPr>
+        <w:shd w:val="clear" w:color="auto" w:fill="121314"/>
+        <w:spacing w:before="0" w:line="285" w:lineRule="atLeast"/>
+        <w:rPr>
+          <w:rFonts w:ascii="Consolas" w:eastAsia="Times New Roman" w:hAnsi="Consolas" w:cs="Consolas"/>
+          <w:color w:val="BBBEBF"/>
+          <w:sz w:val="21"/>
+          <w:szCs w:val="21"/>
+          <w:lang w:val="pt-BR" w:eastAsia="pt-BR"/>
+        </w:rPr>
+      </w:pPr>
+      <w:r>
+        <w:rPr>
+          <w:rFonts w:ascii="Consolas" w:eastAsia="Times New Roman" w:hAnsi="Consolas" w:cs="Consolas"/>
+          <w:color w:val="BBBEBF"/>
+          <w:sz w:val="21"/>
+          <w:szCs w:val="21"/>
+          <w:lang w:val="pt-BR" w:eastAsia="pt-BR"/>
+        </w:rPr>
+        <w:t>}</w:t>
+      </w:r>
+    </w:p>
+    <w:p>
+      <w:pPr>
+        <w:shd w:val="clear" w:color="auto" w:fill="121314"/>
+        <w:spacing w:before="0" w:line="285" w:lineRule="atLeast"/>
+        <w:rPr>
+          <w:rFonts w:ascii="Consolas" w:eastAsia="Times New Roman" w:hAnsi="Consolas" w:cs="Consolas"/>
+          <w:color w:val="BBBEBF"/>
+          <w:sz w:val="21"/>
+          <w:szCs w:val="21"/>
+          <w:lang w:val="pt-BR" w:eastAsia="pt-BR"/>
+        </w:rPr>
+      </w:pPr>
+    </w:p>
+    <w:p>
+      <w:pPr>
+        <w:shd w:val="clear" w:color="auto" w:fill="121314"/>
+        <w:spacing w:before="0" w:line="285" w:lineRule="atLeast"/>
+        <w:rPr>
+          <w:rFonts w:ascii="Consolas" w:eastAsia="Times New Roman" w:hAnsi="Consolas" w:cs="Consolas"/>
+          <w:color w:val="BBBEBF"/>
+          <w:sz w:val="21"/>
+          <w:szCs w:val="21"/>
+          <w:lang w:val="pt-BR" w:eastAsia="pt-BR"/>
+        </w:rPr>
+      </w:pPr>
+      <w:r>
+        <w:rPr>
+          <w:rFonts w:ascii="Consolas" w:eastAsia="Times New Roman" w:hAnsi="Consolas" w:cs="Consolas"/>
+          <w:color w:val="FF7B72"/>
+          <w:sz w:val="21"/>
+          <w:szCs w:val="21"/>
+          <w:lang w:val="pt-BR" w:eastAsia="pt-BR"/>
+        </w:rPr>
+        <w:t>void</w:t>
+      </w:r>
+      <w:r>
+        <w:rPr>
+          <w:rFonts w:ascii="Consolas" w:eastAsia="Times New Roman" w:hAnsi="Consolas" w:cs="Consolas"/>
+          <w:color w:val="BBBEBF"/>
+          <w:sz w:val="21"/>
+          <w:szCs w:val="21"/>
+          <w:lang w:val="pt-BR" w:eastAsia="pt-BR"/>
+        </w:rPr>
+        <w:t xml:space="preserve"> </w:t>
+      </w:r>
+      <w:r>
+        <w:rPr>
+          <w:rFonts w:ascii="Consolas" w:eastAsia="Times New Roman" w:hAnsi="Consolas" w:cs="Consolas"/>
+          <w:color w:val="D2A8FF"/>
+          <w:sz w:val="21"/>
+          <w:szCs w:val="21"/>
+          <w:lang w:val="pt-BR" w:eastAsia="pt-BR"/>
+        </w:rPr>
+        <w:t>loop</w:t>
+      </w:r>
+      <w:r>
+        <w:rPr>
+          <w:rFonts w:ascii="Consolas" w:eastAsia="Times New Roman" w:hAnsi="Consolas" w:cs="Consolas"/>
+          <w:color w:val="BBBEBF"/>
+          <w:sz w:val="21"/>
+          <w:szCs w:val="21"/>
+          <w:lang w:val="pt-BR" w:eastAsia="pt-BR"/>
+        </w:rPr>
+        <w:t>() {</w:t>
+      </w:r>
+    </w:p>
+    <w:p>
+      <w:pPr>
+        <w:shd w:val="clear" w:color="auto" w:fill="121314"/>
+        <w:spacing w:before="0" w:line="285" w:lineRule="atLeast"/>
+        <w:rPr>
+          <w:rFonts w:ascii="Consolas" w:eastAsia="Times New Roman" w:hAnsi="Consolas" w:cs="Consolas"/>
+          <w:color w:val="BBBEBF"/>
+          <w:sz w:val="21"/>
+          <w:szCs w:val="21"/>
+          <w:lang w:val="pt-BR" w:eastAsia="pt-BR"/>
+        </w:rPr>
+      </w:pPr>
+      <w:r>
+        <w:rPr>
+          <w:rFonts w:ascii="Consolas" w:eastAsia="Times New Roman" w:hAnsi="Consolas" w:cs="Consolas"/>
+          <w:color w:val="BBBEBF"/>
+          <w:sz w:val="21"/>
+          <w:szCs w:val="21"/>
+          <w:lang w:val="pt-BR" w:eastAsia="pt-BR"/>
+        </w:rPr>
+        <w:t xml:space="preserve">  </w:t>
+      </w:r>
+      <w:r>
+        <w:rPr>
+          <w:rFonts w:ascii="Consolas" w:eastAsia="Times New Roman" w:hAnsi="Consolas" w:cs="Consolas"/>
+          <w:color w:val="FF7B72"/>
+          <w:sz w:val="21"/>
+          <w:szCs w:val="21"/>
+          <w:lang w:val="pt-BR" w:eastAsia="pt-BR"/>
+        </w:rPr>
+        <w:t>unsigned</w:t>
+      </w:r>
+      <w:r>
+        <w:rPr>
+          <w:rFonts w:ascii="Consolas" w:eastAsia="Times New Roman" w:hAnsi="Consolas" w:cs="Consolas"/>
+          <w:color w:val="BBBEBF"/>
+          <w:sz w:val="21"/>
+          <w:szCs w:val="21"/>
+          <w:lang w:val="pt-BR" w:eastAsia="pt-BR"/>
+        </w:rPr>
+        <w:t xml:space="preserve"> </w:t>
+      </w:r>
+      <w:r>
+        <w:rPr>
+          <w:rFonts w:ascii="Consolas" w:eastAsia="Times New Roman" w:hAnsi="Consolas" w:cs="Consolas"/>
+          <w:color w:val="FF7B72"/>
+          <w:sz w:val="21"/>
+          <w:szCs w:val="21"/>
+          <w:lang w:val="pt-BR" w:eastAsia="pt-BR"/>
+        </w:rPr>
+        <w:t>long</w:t>
+      </w:r>
+      <w:r>
+        <w:rPr>
+          <w:rFonts w:ascii="Consolas" w:eastAsia="Times New Roman" w:hAnsi="Consolas" w:cs="Consolas"/>
+          <w:color w:val="BBBEBF"/>
+          <w:sz w:val="21"/>
+          <w:szCs w:val="21"/>
+          <w:lang w:val="pt-BR" w:eastAsia="pt-BR"/>
+        </w:rPr>
+        <w:t xml:space="preserve"> tempoAtual </w:t>
+      </w:r>
+      <w:r>
+        <w:rPr>
+          <w:rFonts w:ascii="Consolas" w:eastAsia="Times New Roman" w:hAnsi="Consolas" w:cs="Consolas"/>
+          <w:color w:val="D4D4D4"/>
+          <w:sz w:val="21"/>
+          <w:szCs w:val="21"/>
+          <w:lang w:val="pt-BR" w:eastAsia="pt-BR"/>
+        </w:rPr>
+        <w:t>=</w:t>
+      </w:r>
+      <w:r>
+        <w:rPr>
+          <w:rFonts w:ascii="Consolas" w:eastAsia="Times New Roman" w:hAnsi="Consolas" w:cs="Consolas"/>
+          <w:color w:val="BBBEBF"/>
+          <w:sz w:val="21"/>
+          <w:szCs w:val="21"/>
+          <w:lang w:val="pt-BR" w:eastAsia="pt-BR"/>
+        </w:rPr>
+        <w:t xml:space="preserve"> </w:t>
+      </w:r>
+      <w:r>
+        <w:rPr>
+          <w:rFonts w:ascii="Consolas" w:eastAsia="Times New Roman" w:hAnsi="Consolas" w:cs="Consolas"/>
+          <w:color w:val="D2A8FF"/>
+          <w:sz w:val="21"/>
+          <w:szCs w:val="21"/>
+          <w:lang w:val="pt-BR" w:eastAsia="pt-BR"/>
+        </w:rPr>
+        <w:t>millis</w:t>
+      </w:r>
+      <w:r>
+        <w:rPr>
+          <w:rFonts w:ascii="Consolas" w:eastAsia="Times New Roman" w:hAnsi="Consolas" w:cs="Consolas"/>
+          <w:color w:val="BBBEBF"/>
+          <w:sz w:val="21"/>
+          <w:szCs w:val="21"/>
+          <w:lang w:val="pt-BR" w:eastAsia="pt-BR"/>
+        </w:rPr>
+        <w:t>();</w:t>
+      </w:r>
+      <w:r>
+        <w:rPr>
+          <w:rFonts w:ascii="Consolas" w:eastAsia="Times New Roman" w:hAnsi="Consolas" w:cs="Consolas"/>
+          <w:color w:val="8B949E"/>
+          <w:sz w:val="21"/>
+          <w:szCs w:val="21"/>
+          <w:lang w:val="pt-BR" w:eastAsia="pt-BR"/>
+        </w:rPr>
+        <w:t xml:space="preserve"> // Tira uma foto do relógio atual</w:t>
+      </w:r>
+    </w:p>
+    <w:p>
+      <w:pPr>
+        <w:shd w:val="clear" w:color="auto" w:fill="121314"/>
+        <w:spacing w:before="0" w:line="285" w:lineRule="atLeast"/>
+        <w:rPr>
+          <w:rFonts w:ascii="Consolas" w:eastAsia="Times New Roman" w:hAnsi="Consolas" w:cs="Consolas"/>
+          <w:color w:val="BBBEBF"/>
+          <w:sz w:val="21"/>
+          <w:szCs w:val="21"/>
+          <w:lang w:val="pt-BR" w:eastAsia="pt-BR"/>
+        </w:rPr>
+      </w:pPr>
+    </w:p>
+    <w:p>
+      <w:pPr>
+        <w:shd w:val="clear" w:color="auto" w:fill="121314"/>
+        <w:spacing w:before="0" w:line="285" w:lineRule="atLeast"/>
+        <w:rPr>
+          <w:rFonts w:ascii="Consolas" w:eastAsia="Times New Roman" w:hAnsi="Consolas" w:cs="Consolas"/>
+          <w:color w:val="BBBEBF"/>
+          <w:sz w:val="21"/>
+          <w:szCs w:val="21"/>
+          <w:lang w:val="pt-BR" w:eastAsia="pt-BR"/>
+        </w:rPr>
+      </w:pPr>
+      <w:r>
+        <w:rPr>
+          <w:rFonts w:ascii="Consolas" w:eastAsia="Times New Roman" w:hAnsi="Consolas" w:cs="Consolas"/>
+          <w:color w:val="BBBEBF"/>
+          <w:sz w:val="21"/>
+          <w:szCs w:val="21"/>
+          <w:lang w:val="pt-BR" w:eastAsia="pt-BR"/>
+        </w:rPr>
+        <w:t xml:space="preserve">  </w:t>
+      </w:r>
+      <w:r>
+        <w:rPr>
+          <w:rFonts w:ascii="Consolas" w:eastAsia="Times New Roman" w:hAnsi="Consolas" w:cs="Consolas"/>
+          <w:color w:val="C586C0"/>
+          <w:sz w:val="21"/>
+          <w:szCs w:val="21"/>
+          <w:lang w:val="pt-BR" w:eastAsia="pt-BR"/>
+        </w:rPr>
+        <w:t>if</w:t>
+      </w:r>
+      <w:r>
+        <w:rPr>
+          <w:rFonts w:ascii="Consolas" w:eastAsia="Times New Roman" w:hAnsi="Consolas" w:cs="Consolas"/>
+          <w:color w:val="BBBEBF"/>
+          <w:sz w:val="21"/>
+          <w:szCs w:val="21"/>
+          <w:lang w:val="pt-BR" w:eastAsia="pt-BR"/>
+        </w:rPr>
+        <w:t xml:space="preserve"> (tempoAtual </w:t>
+      </w:r>
+      <w:r>
+        <w:rPr>
+          <w:rFonts w:ascii="Consolas" w:eastAsia="Times New Roman" w:hAnsi="Consolas" w:cs="Consolas"/>
+          <w:color w:val="D4D4D4"/>
+          <w:sz w:val="21"/>
+          <w:szCs w:val="21"/>
+          <w:lang w:val="pt-BR" w:eastAsia="pt-BR"/>
+        </w:rPr>
+        <w:t>-</w:t>
+      </w:r>
+      <w:r>
+        <w:rPr>
+          <w:rFonts w:ascii="Consolas" w:eastAsia="Times New Roman" w:hAnsi="Consolas" w:cs="Consolas"/>
+          <w:color w:val="BBBEBF"/>
+          <w:sz w:val="21"/>
+          <w:szCs w:val="21"/>
+          <w:lang w:val="pt-BR" w:eastAsia="pt-BR"/>
+        </w:rPr>
+        <w:t xml:space="preserve"> tempoAnterior </w:t>
+      </w:r>
+      <w:r>
+        <w:rPr>
+          <w:rFonts w:ascii="Consolas" w:eastAsia="Times New Roman" w:hAnsi="Consolas" w:cs="Consolas"/>
+          <w:color w:val="D4D4D4"/>
+          <w:sz w:val="21"/>
+          <w:szCs w:val="21"/>
+          <w:lang w:val="pt-BR" w:eastAsia="pt-BR"/>
+        </w:rPr>
+        <w:t>&gt;=</w:t>
+      </w:r>
+      <w:r>
+        <w:rPr>
+          <w:rFonts w:ascii="Consolas" w:eastAsia="Times New Roman" w:hAnsi="Consolas" w:cs="Consolas"/>
+          <w:color w:val="BBBEBF"/>
+          <w:sz w:val="21"/>
+          <w:szCs w:val="21"/>
+          <w:lang w:val="pt-BR" w:eastAsia="pt-BR"/>
+        </w:rPr>
+        <w:t xml:space="preserve"> intervalo) </w:t>
+      </w:r>
+      <w:r>
+        <w:rPr>
+          <w:rFonts w:ascii="Consolas" w:eastAsia="Times New Roman" w:hAnsi="Consolas" w:cs="Consolas"/>
+          <w:color w:val="C9D1D9"/>
+          <w:sz w:val="21"/>
+          <w:szCs w:val="21"/>
+          <w:lang w:val="pt-BR" w:eastAsia="pt-BR"/>
+        </w:rPr>
+        <w:t>{</w:t>
+      </w:r>
+    </w:p>
+    <w:p>
+      <w:pPr>
+        <w:shd w:val="clear" w:color="auto" w:fill="121314"/>
+        <w:spacing w:before="0" w:line="285" w:lineRule="atLeast"/>
+        <w:rPr>
+          <w:rFonts w:ascii="Consolas" w:eastAsia="Times New Roman" w:hAnsi="Consolas" w:cs="Consolas"/>
+          <w:color w:val="BBBEBF"/>
+          <w:sz w:val="21"/>
+          <w:szCs w:val="21"/>
+          <w:lang w:val="pt-BR" w:eastAsia="pt-BR"/>
+        </w:rPr>
+      </w:pPr>
+      <w:r>
+        <w:rPr>
+          <w:rFonts w:ascii="Consolas" w:eastAsia="Times New Roman" w:hAnsi="Consolas" w:cs="Consolas"/>
+          <w:color w:val="C9D1D9"/>
+          <w:sz w:val="21"/>
+          <w:szCs w:val="21"/>
+          <w:lang w:val="pt-BR" w:eastAsia="pt-BR"/>
+        </w:rPr>
+        <w:t xml:space="preserve">    tempoAnterior </w:t>
+      </w:r>
+      <w:r>
+        <w:rPr>
+          <w:rFonts w:ascii="Consolas" w:eastAsia="Times New Roman" w:hAnsi="Consolas" w:cs="Consolas"/>
+          <w:color w:val="D4D4D4"/>
+          <w:sz w:val="21"/>
+          <w:szCs w:val="21"/>
+          <w:lang w:val="pt-BR" w:eastAsia="pt-BR"/>
+        </w:rPr>
+        <w:t>=</w:t>
+      </w:r>
+      <w:r>
+        <w:rPr>
+          <w:rFonts w:ascii="Consolas" w:eastAsia="Times New Roman" w:hAnsi="Consolas" w:cs="Consolas"/>
+          <w:color w:val="C9D1D9"/>
+          <w:sz w:val="21"/>
+          <w:szCs w:val="21"/>
+          <w:lang w:val="pt-BR" w:eastAsia="pt-BR"/>
+        </w:rPr>
+        <w:t xml:space="preserve"> tempoAtual;</w:t>
+      </w:r>
+      <w:r>
+        <w:rPr>
+          <w:rFonts w:ascii="Consolas" w:eastAsia="Times New Roman" w:hAnsi="Consolas" w:cs="Consolas"/>
+          <w:color w:val="8B949E"/>
+          <w:sz w:val="21"/>
+          <w:szCs w:val="21"/>
+          <w:lang w:val="pt-BR" w:eastAsia="pt-BR"/>
+        </w:rPr>
+        <w:t xml:space="preserve"> // Salva o último momento em que o LED mudou</w:t>
+      </w:r>
+    </w:p>
+    <w:p>
+      <w:pPr>
+        <w:shd w:val="clear" w:color="auto" w:fill="121314"/>
+        <w:spacing w:before="0" w:line="285" w:lineRule="atLeast"/>
+        <w:rPr>
+          <w:rFonts w:ascii="Consolas" w:eastAsia="Times New Roman" w:hAnsi="Consolas" w:cs="Consolas"/>
+          <w:color w:val="BBBEBF"/>
+          <w:sz w:val="21"/>
+          <w:szCs w:val="21"/>
+          <w:lang w:val="pt-BR" w:eastAsia="pt-BR"/>
+        </w:rPr>
+      </w:pPr>
+    </w:p>
+    <w:p>
+      <w:pPr>
+        <w:shd w:val="clear" w:color="auto" w:fill="121314"/>
+        <w:spacing w:before="0" w:line="285" w:lineRule="atLeast"/>
+        <w:rPr>
+          <w:rFonts w:ascii="Consolas" w:eastAsia="Times New Roman" w:hAnsi="Consolas" w:cs="Consolas"/>
+          <w:color w:val="BBBEBF"/>
+          <w:sz w:val="21"/>
+          <w:szCs w:val="21"/>
+          <w:lang w:val="pt-BR" w:eastAsia="pt-BR"/>
+        </w:rPr>
+      </w:pPr>
+      <w:r>
+        <w:rPr>
+          <w:rFonts w:ascii="Consolas" w:eastAsia="Times New Roman" w:hAnsi="Consolas" w:cs="Consolas"/>
+          <w:color w:val="C9D1D9"/>
+          <w:sz w:val="21"/>
+          <w:szCs w:val="21"/>
+          <w:lang w:val="pt-BR" w:eastAsia="pt-BR"/>
+        </w:rPr>
+        <w:t xml:space="preserve">    estadoLED </w:t>
+      </w:r>
+      <w:r>
+        <w:rPr>
+          <w:rFonts w:ascii="Consolas" w:eastAsia="Times New Roman" w:hAnsi="Consolas" w:cs="Consolas"/>
+          <w:color w:val="D4D4D4"/>
+          <w:sz w:val="21"/>
+          <w:szCs w:val="21"/>
+          <w:lang w:val="pt-BR" w:eastAsia="pt-BR"/>
+        </w:rPr>
+        <w:t>=</w:t>
+      </w:r>
+      <w:r>
+        <w:rPr>
+          <w:rFonts w:ascii="Consolas" w:eastAsia="Times New Roman" w:hAnsi="Consolas" w:cs="Consolas"/>
+          <w:color w:val="C9D1D9"/>
+          <w:sz w:val="21"/>
+          <w:szCs w:val="21"/>
+          <w:lang w:val="pt-BR" w:eastAsia="pt-BR"/>
+        </w:rPr>
+        <w:t xml:space="preserve"> </w:t>
+      </w:r>
+      <w:r>
+        <w:rPr>
+          <w:rFonts w:ascii="Consolas" w:eastAsia="Times New Roman" w:hAnsi="Consolas" w:cs="Consolas"/>
+          <w:color w:val="D4D4D4"/>
+          <w:sz w:val="21"/>
+          <w:szCs w:val="21"/>
+          <w:lang w:val="pt-BR" w:eastAsia="pt-BR"/>
+        </w:rPr>
+        <w:t>!</w:t>
+      </w:r>
+      <w:r>
+        <w:rPr>
+          <w:rFonts w:ascii="Consolas" w:eastAsia="Times New Roman" w:hAnsi="Consolas" w:cs="Consolas"/>
+          <w:color w:val="C9D1D9"/>
+          <w:sz w:val="21"/>
+          <w:szCs w:val="21"/>
+          <w:lang w:val="pt-BR" w:eastAsia="pt-BR"/>
+        </w:rPr>
+        <w:t>estadoLED;</w:t>
+      </w:r>
+      <w:r>
+        <w:rPr>
+          <w:rFonts w:ascii="Consolas" w:eastAsia="Times New Roman" w:hAnsi="Consolas" w:cs="Consolas"/>
+          <w:color w:val="8B949E"/>
+          <w:sz w:val="21"/>
+          <w:szCs w:val="21"/>
+          <w:lang w:val="pt-BR" w:eastAsia="pt-BR"/>
+        </w:rPr>
+        <w:t xml:space="preserve"> // Inverte o estado do LED</w:t>
+      </w:r>
+    </w:p>
+    <w:p>
+      <w:pPr>
+        <w:shd w:val="clear" w:color="auto" w:fill="121314"/>
+        <w:spacing w:before="0" w:line="285" w:lineRule="atLeast"/>
+        <w:rPr>
+          <w:rFonts w:ascii="Consolas" w:eastAsia="Times New Roman" w:hAnsi="Consolas" w:cs="Consolas"/>
+          <w:color w:val="BBBEBF"/>
+          <w:sz w:val="21"/>
+          <w:szCs w:val="21"/>
+          <w:lang w:val="pt-BR" w:eastAsia="pt-BR"/>
+        </w:rPr>
+      </w:pPr>
+      <w:r>
+        <w:rPr>
+          <w:rFonts w:ascii="Consolas" w:eastAsia="Times New Roman" w:hAnsi="Consolas" w:cs="Consolas"/>
+          <w:color w:val="C9D1D9"/>
+          <w:sz w:val="21"/>
+          <w:szCs w:val="21"/>
+          <w:lang w:val="pt-BR" w:eastAsia="pt-BR"/>
+        </w:rPr>
+        <w:t xml:space="preserve">    </w:t>
+      </w:r>
+      <w:r>
+        <w:rPr>
+          <w:rFonts w:ascii="Consolas" w:eastAsia="Times New Roman" w:hAnsi="Consolas" w:cs="Consolas"/>
+          <w:color w:val="D2A8FF"/>
+          <w:sz w:val="21"/>
+          <w:szCs w:val="21"/>
+          <w:lang w:val="pt-BR" w:eastAsia="pt-BR"/>
+        </w:rPr>
+        <w:t>digitalWrite</w:t>
+      </w:r>
+      <w:r>
+        <w:rPr>
+          <w:rFonts w:ascii="Consolas" w:eastAsia="Times New Roman" w:hAnsi="Consolas" w:cs="Consolas"/>
+          <w:color w:val="C9D1D9"/>
+          <w:sz w:val="21"/>
+          <w:szCs w:val="21"/>
+          <w:lang w:val="pt-BR" w:eastAsia="pt-BR"/>
+        </w:rPr>
+        <w:t>(</w:t>
+      </w:r>
+      <w:r>
+        <w:rPr>
+          <w:rFonts w:ascii="Consolas" w:eastAsia="Times New Roman" w:hAnsi="Consolas" w:cs="Consolas"/>
+          <w:color w:val="B5CEA8"/>
+          <w:sz w:val="21"/>
+          <w:szCs w:val="21"/>
+          <w:lang w:val="pt-BR" w:eastAsia="pt-BR"/>
+        </w:rPr>
+        <w:t>13</w:t>
+      </w:r>
+      <w:r>
+        <w:rPr>
+          <w:rFonts w:ascii="Consolas" w:eastAsia="Times New Roman" w:hAnsi="Consolas" w:cs="Consolas"/>
+          <w:color w:val="C9D1D9"/>
+          <w:sz w:val="21"/>
+          <w:szCs w:val="21"/>
+          <w:lang w:val="pt-BR" w:eastAsia="pt-BR"/>
+        </w:rPr>
+        <w:t>, estadoLED);</w:t>
+      </w:r>
+    </w:p>
+    <w:p>
+      <w:pPr>
+        <w:shd w:val="clear" w:color="auto" w:fill="121314"/>
+        <w:spacing w:before="0" w:line="285" w:lineRule="atLeast"/>
+        <w:rPr>
+          <w:rFonts w:ascii="Consolas" w:eastAsia="Times New Roman" w:hAnsi="Consolas" w:cs="Consolas"/>
+          <w:color w:val="BBBEBF"/>
+          <w:sz w:val="21"/>
+          <w:szCs w:val="21"/>
+          <w:lang w:val="pt-BR" w:eastAsia="pt-BR"/>
+        </w:rPr>
+      </w:pPr>
+      <w:r>
+        <w:rPr>
+          <w:rFonts w:ascii="Consolas" w:eastAsia="Times New Roman" w:hAnsi="Consolas" w:cs="Consolas"/>
+          <w:color w:val="C9D1D9"/>
+          <w:sz w:val="21"/>
+          <w:szCs w:val="21"/>
+          <w:lang w:val="pt-BR" w:eastAsia="pt-BR"/>
+        </w:rPr>
+        <w:t>  }</w:t>
+      </w:r>
+    </w:p>
+    <w:p>
+      <w:pPr>
+        <w:shd w:val="clear" w:color="auto" w:fill="121314"/>
+        <w:spacing w:before="0" w:line="285" w:lineRule="atLeast"/>
+        <w:rPr>
+          <w:rFonts w:ascii="Consolas" w:eastAsia="Times New Roman" w:hAnsi="Consolas" w:cs="Consolas"/>
+          <w:color w:val="BBBEBF"/>
+          <w:sz w:val="21"/>
+          <w:szCs w:val="21"/>
+          <w:lang w:val="pt-BR" w:eastAsia="pt-BR"/>
+        </w:rPr>
+      </w:pPr>
+      <w:r>
+        <w:rPr>
+          <w:rFonts w:ascii="Consolas" w:eastAsia="Times New Roman" w:hAnsi="Consolas" w:cs="Consolas"/>
+          <w:color w:val="BBBEBF"/>
+          <w:sz w:val="21"/>
+          <w:szCs w:val="21"/>
+          <w:lang w:val="pt-BR" w:eastAsia="pt-BR"/>
+        </w:rPr>
+        <w:t xml:space="preserve">  </w:t>
+      </w:r>
+    </w:p>
+    <w:p>
+      <w:pPr>
+        <w:shd w:val="clear" w:color="auto" w:fill="121314"/>
+        <w:spacing w:before="0" w:line="285" w:lineRule="atLeast"/>
+        <w:rPr>
+          <w:rFonts w:ascii="Consolas" w:eastAsia="Times New Roman" w:hAnsi="Consolas" w:cs="Consolas"/>
+          <w:color w:val="BBBEBF"/>
+          <w:sz w:val="21"/>
+          <w:szCs w:val="21"/>
+          <w:lang w:val="pt-BR" w:eastAsia="pt-BR"/>
+        </w:rPr>
+      </w:pPr>
+      <w:r>
+        <w:rPr>
+          <w:rFonts w:ascii="Consolas" w:eastAsia="Times New Roman" w:hAnsi="Consolas" w:cs="Consolas"/>
+          <w:color w:val="8B949E"/>
+          <w:sz w:val="21"/>
+          <w:szCs w:val="21"/>
+          <w:lang w:val="pt-BR" w:eastAsia="pt-BR"/>
+        </w:rPr>
+        <w:t>  // Qualquer outro código colocado aqui rodará IMEDIATAMENTE, sem travar!</w:t>
+      </w:r>
+    </w:p>
+    <w:p>
+      <w:pPr>
+        <w:shd w:val="clear" w:color="auto" w:fill="121314"/>
+        <w:spacing w:before="0" w:line="285" w:lineRule="atLeast"/>
+        <w:rPr>
+          <w:rFonts w:ascii="Consolas" w:eastAsia="Times New Roman" w:hAnsi="Consolas" w:cs="Consolas"/>
+          <w:color w:val="BBBEBF"/>
+          <w:sz w:val="21"/>
+          <w:szCs w:val="21"/>
+          <w:lang w:val="pt-BR" w:eastAsia="pt-BR"/>
+        </w:rPr>
+      </w:pPr>
+      <w:r>
+        <w:rPr>
+          <w:rFonts w:ascii="Consolas" w:eastAsia="Times New Roman" w:hAnsi="Consolas" w:cs="Consolas"/>
+          <w:color w:val="BBBEBF"/>
+          <w:sz w:val="21"/>
+          <w:szCs w:val="21"/>
+          <w:lang w:val="pt-BR" w:eastAsia="pt-BR"/>
+        </w:rPr>
+        <w:t>}</w:t>
+      </w:r>
+    </w:p>
+    <w:p>
+      <w:pPr>
+        <w:rPr>
+          <w:noProof/>
+          <w:lang w:val="pt-BR" w:eastAsia="zh-CN"/>
+        </w:rPr>
+      </w:pPr>
+    </w:p>
+    <w:p>
+      <w:pPr>
+        <w:pStyle w:val="Ttulo1"/>
+        <w:rPr>
+          <w:lang w:val="pt-BR"/>
+        </w:rPr>
+      </w:pPr>
+      <w:r>
+        <w:rPr>
+          <w:lang w:val="pt-BR" w:bidi="pt-BR"/>
+        </w:rPr>
+        <w:t>Timers e Contadores Internos (Hardware)</w:t>
+      </w:r>
+    </w:p>
+    <w:p>
+      <w:pPr>
+        <w:rPr>
+          <w:lang w:val="pt-BR" w:bidi="pt-BR"/>
+        </w:rPr>
+      </w:pPr>
+      <w:r>
+        <w:rPr>
+          <w:lang w:val="pt-BR" w:bidi="pt-BR"/>
+        </w:rPr>
+        <w:t>Por trás das funções de software, existem periféricos de hardware dentro do chip chamados Timers/Counters. No Arduino Uno (ATmega328P), existem três:</w:t>
+      </w:r>
+    </w:p>
+    <w:p>
+      <w:pPr>
+        <w:rPr>
+          <w:lang w:val="pt-BR" w:bidi="pt-BR"/>
+        </w:rPr>
+      </w:pPr>
+    </w:p>
+    <w:p>
+      <w:pPr>
+        <w:pStyle w:val="PargrafodaLista"/>
+        <w:numPr>
+          <w:ilvl w:val="0"/>
+          <w:numId w:val="39"/>
+        </w:numPr>
+        <w:rPr>
+          <w:lang w:val="pt-BR" w:bidi="pt-BR"/>
+        </w:rPr>
+      </w:pPr>
+      <w:r>
+        <w:rPr>
+          <w:lang w:val="pt-BR" w:bidi="pt-BR"/>
+        </w:rPr>
+        <w:t>Timer0 (8 bits): Usado internamente para as funções millis(), micros() e para o PWM nos pinos 5 e 6.</w:t>
+      </w:r>
+    </w:p>
+    <w:p>
+      <w:pPr>
+        <w:pStyle w:val="PargrafodaLista"/>
+        <w:numPr>
+          <w:ilvl w:val="0"/>
+          <w:numId w:val="39"/>
+        </w:numPr>
+        <w:rPr>
+          <w:lang w:val="pt-BR" w:bidi="pt-BR"/>
+        </w:rPr>
+      </w:pPr>
+      <w:r>
+        <w:rPr>
+          <w:lang w:val="pt-BR" w:bidi="pt-BR"/>
+        </w:rPr>
+        <w:t>Timer1 (16 bits): Usado pela biblioteca de Servomotores (Servo.h) e para gerar frequências de som precisas. PWM nos pinos 9 e 10.</w:t>
+      </w:r>
+    </w:p>
+    <w:p>
+      <w:pPr>
+        <w:pStyle w:val="PargrafodaLista"/>
+        <w:numPr>
+          <w:ilvl w:val="0"/>
+          <w:numId w:val="39"/>
+        </w:numPr>
+        <w:rPr>
+          <w:lang w:val="pt-BR" w:bidi="pt-BR"/>
+        </w:rPr>
+      </w:pPr>
+      <w:r>
+        <w:rPr>
+          <w:lang w:val="pt-BR" w:bidi="pt-BR"/>
+        </w:rPr>
+        <w:t>Timer2 (8 bits): Usado pela função tone() (sons com buzzer). PWM nos pinos 3 e 11.</w:t>
+      </w:r>
+    </w:p>
+    <w:p>
+      <w:pPr>
+        <w:rPr>
+          <w:lang w:val="pt-BR" w:bidi="pt-BR"/>
+        </w:rPr>
+      </w:pPr>
+    </w:p>
+    <w:p>
+      <w:pPr>
+        <w:rPr>
+          <w:lang w:val="pt-BR"/>
+        </w:rPr>
+      </w:pPr>
+      <w:r>
+        <w:rPr>
+          <w:lang w:val="pt-BR" w:bidi="pt-BR"/>
+        </w:rPr>
+        <w:t>Eles contam os pulsos do cristal de clock do microcontrolador (geralmente 16 MHz). Quando a contagem estoura (overflow), eles geram um sinal.</w:t>
+      </w:r>
+    </w:p>
+    <w:p>
+      <w:pPr>
+        <w:pStyle w:val="PargrafodaLista"/>
+        <w:rPr>
+          <w:lang w:val="pt-BR"/>
+        </w:rPr>
+      </w:pPr>
+    </w:p>
+    <w:p>
+      <w:pPr>
+        <w:pStyle w:val="Ttulo1"/>
+        <w:rPr>
+          <w:lang w:val="pt-BR"/>
+        </w:rPr>
+      </w:pPr>
+      <w:r>
+        <w:rPr>
+          <w:lang w:val="pt-BR" w:bidi="pt-BR"/>
+        </w:rPr>
+        <w:lastRenderedPageBreak/>
+        <w:t>Interrupções Externas (Hardware Interrupts)</w:t>
+      </w:r>
+    </w:p>
+    <w:p>
+      <w:pPr>
+        <w:rPr>
+          <w:lang w:val="pt-BR" w:bidi="pt-BR"/>
+        </w:rPr>
+      </w:pPr>
+      <w:r>
+        <w:rPr>
+          <w:lang w:val="pt-BR" w:bidi="pt-BR"/>
+        </w:rPr>
+        <w:t>Uma Interrupção é um sinal de hardware que força o microcontrolador a parar IMEDIATAMENTE o que está fazendo no loop(), executar uma função especial de emergência, e depois voltar exatamente para onde tinha parado.</w:t>
+      </w:r>
+    </w:p>
+    <w:p>
+      <w:pPr>
+        <w:rPr>
+          <w:lang w:val="pt-BR"/>
+        </w:rPr>
+      </w:pPr>
+      <w:r>
+        <w:rPr>
+          <w:lang w:val="pt-BR" w:bidi="pt-BR"/>
+        </w:rPr>
+        <w:t>Pense nisso como um alarme de incêndio: não importa o que você está fazendo, você para e atende ao alarme.</w:t>
+      </w:r>
+    </w:p>
+    <w:p>
+      <w:pPr>
+        <w:pStyle w:val="Ttulo2"/>
+        <w:rPr>
+          <w:lang w:val="pt-BR"/>
+        </w:rPr>
+      </w:pPr>
+      <w:r>
+        <w:rPr>
+          <w:lang w:val="pt-BR" w:bidi="pt-BR"/>
+        </w:rPr>
+        <w:t>Pinos de Interrupção no Arduino Uno</w:t>
+      </w:r>
+    </w:p>
+    <w:p>
+      <w:pPr>
+        <w:rPr>
+          <w:lang w:val="pt-BR" w:bidi="pt-BR"/>
+        </w:rPr>
+      </w:pPr>
+      <w:r>
+        <w:rPr>
+          <w:lang w:val="pt-BR" w:bidi="pt-BR"/>
+        </w:rPr>
+        <w:t>Não são todos os pinos que aceitam interrupção por hardware. No Arduino Uno, temos apenas dois:</w:t>
+      </w:r>
+    </w:p>
+    <w:p>
+      <w:pPr>
+        <w:pStyle w:val="PargrafodaLista"/>
+        <w:numPr>
+          <w:ilvl w:val="0"/>
+          <w:numId w:val="40"/>
+        </w:numPr>
+        <w:rPr>
+          <w:lang w:val="pt-BR" w:bidi="pt-BR"/>
+        </w:rPr>
+      </w:pPr>
+      <w:r>
+        <w:rPr>
+          <w:lang w:val="pt-BR" w:bidi="pt-BR"/>
+        </w:rPr>
+        <w:t>Pino Digital 2 (Interrupção 0)</w:t>
+      </w:r>
+    </w:p>
+    <w:p>
+      <w:pPr>
+        <w:pStyle w:val="PargrafodaLista"/>
+        <w:numPr>
+          <w:ilvl w:val="0"/>
+          <w:numId w:val="40"/>
+        </w:numPr>
+        <w:rPr>
+          <w:lang w:val="pt-BR" w:bidi="pt-BR"/>
+        </w:rPr>
+      </w:pPr>
+      <w:r>
+        <w:rPr>
+          <w:lang w:val="pt-BR" w:bidi="pt-BR"/>
+        </w:rPr>
+        <w:t xml:space="preserve">Pino Digital 3 (Interrupção 1) </w:t>
+      </w:r>
+    </w:p>
+    <w:p>
+      <w:pPr>
+        <w:rPr>
+          <w:lang w:val="pt-BR"/>
+        </w:rPr>
+      </w:pPr>
+    </w:p>
+    <w:p>
+      <w:pPr>
+        <w:pStyle w:val="Ttulo2"/>
+        <w:rPr>
+          <w:lang w:val="pt-BR"/>
+        </w:rPr>
+      </w:pPr>
+      <w:r>
+        <w:rPr>
+          <w:lang w:val="pt-BR" w:bidi="pt-BR"/>
+        </w:rPr>
+        <w:t>Modos de Disparo</w:t>
+      </w:r>
+    </w:p>
+    <w:p>
+      <w:pPr>
+        <w:rPr>
+          <w:lang w:val="pt-BR" w:bidi="pt-BR"/>
+        </w:rPr>
+      </w:pPr>
+      <w:r>
+        <w:rPr>
+          <w:lang w:val="pt-BR" w:bidi="pt-BR"/>
+        </w:rPr>
+        <w:t>Podemos configurar a interrupção para disparar em 4 momentos diferentes do sinal do pino:</w:t>
+      </w:r>
+    </w:p>
+    <w:p>
+      <w:pPr>
+        <w:rPr>
+          <w:lang w:val="pt-BR" w:bidi="pt-BR"/>
+        </w:rPr>
+      </w:pPr>
+    </w:p>
+    <w:p>
+      <w:pPr>
+        <w:pStyle w:val="PargrafodaLista"/>
+        <w:numPr>
+          <w:ilvl w:val="0"/>
+          <w:numId w:val="41"/>
+        </w:numPr>
+        <w:rPr>
+          <w:lang w:val="pt-BR" w:bidi="pt-BR"/>
+        </w:rPr>
+      </w:pPr>
+      <w:r>
+        <w:rPr>
+          <w:lang w:val="pt-BR" w:bidi="pt-BR"/>
+        </w:rPr>
+        <w:t>LOW: Dispara sempre que o pino estiver em nível baixo.</w:t>
+      </w:r>
+    </w:p>
+    <w:p>
+      <w:pPr>
+        <w:pStyle w:val="PargrafodaLista"/>
+        <w:numPr>
+          <w:ilvl w:val="0"/>
+          <w:numId w:val="41"/>
+        </w:numPr>
+        <w:rPr>
+          <w:lang w:val="pt-BR" w:bidi="pt-BR"/>
+        </w:rPr>
+      </w:pPr>
+      <w:r>
+        <w:rPr>
+          <w:lang w:val="pt-BR" w:bidi="pt-BR"/>
+        </w:rPr>
+        <w:t>CHANGE: Dispara sempre que o sinal mudar (de 0 para 1, ou de 1 para 0).</w:t>
+      </w:r>
+    </w:p>
+    <w:p>
+      <w:pPr>
+        <w:pStyle w:val="PargrafodaLista"/>
+        <w:numPr>
+          <w:ilvl w:val="0"/>
+          <w:numId w:val="41"/>
+        </w:numPr>
+        <w:rPr>
+          <w:lang w:val="pt-BR" w:bidi="pt-BR"/>
+        </w:rPr>
+      </w:pPr>
+      <w:r>
+        <w:rPr>
+          <w:lang w:val="pt-BR" w:bidi="pt-BR"/>
+        </w:rPr>
+        <w:t>RISING: Dispara na borda de subida (quando o botão passa de LOW para HIGH).</w:t>
+      </w:r>
+    </w:p>
+    <w:p>
+      <w:pPr>
+        <w:pStyle w:val="PargrafodaLista"/>
+        <w:numPr>
+          <w:ilvl w:val="0"/>
+          <w:numId w:val="41"/>
+        </w:numPr>
+        <w:rPr>
+          <w:lang w:val="pt-BR" w:bidi="pt-BR"/>
+        </w:rPr>
+      </w:pPr>
+      <w:r>
+        <w:rPr>
+          <w:lang w:val="pt-BR" w:bidi="pt-BR"/>
+        </w:rPr>
+        <w:t>FALLING: Dispara na borda de descida (quando o botão passa de HIGH para LOW).</w:t>
+      </w:r>
+    </w:p>
+    <w:p>
+      <w:pPr>
+        <w:pStyle w:val="Ttulo2"/>
+        <w:rPr>
+          <w:lang w:val="pt-BR"/>
+        </w:rPr>
+      </w:pPr>
+      <w:r>
+        <w:rPr>
+          <w:lang w:val="pt-BR" w:bidi="pt-BR"/>
+        </w:rPr>
+        <w:t>Exemplo Prático de Interrupção</w:t>
+      </w:r>
+    </w:p>
+    <w:p>
+      <w:pPr>
+        <w:keepNext/>
+        <w:rPr>
+          <w:lang w:val="pt-BR" w:bidi="pt-BR"/>
+        </w:rPr>
+      </w:pPr>
+      <w:r>
+        <w:rPr>
+          <w:lang w:val="pt-BR" w:bidi="pt-BR"/>
+        </w:rPr>
+        <w:t>Para usar uma interrupção, usamos a função attachInterrupt() dentro do setup():</w:t>
+      </w:r>
+    </w:p>
+    <w:p>
+      <w:pPr>
+        <w:shd w:val="clear" w:color="auto" w:fill="121314"/>
+        <w:spacing w:before="0" w:line="285" w:lineRule="atLeast"/>
+        <w:rPr>
+          <w:rFonts w:ascii="Consolas" w:eastAsia="Times New Roman" w:hAnsi="Consolas" w:cs="Consolas"/>
+          <w:color w:val="BBBEBF"/>
+          <w:sz w:val="21"/>
+          <w:szCs w:val="21"/>
+          <w:lang w:val="pt-BR" w:eastAsia="pt-BR"/>
+        </w:rPr>
+      </w:pPr>
       <w:r>
         <w:rPr>
           <w:rFonts w:ascii="Consolas" w:eastAsia="Times New Roman" w:hAnsi="Consolas" w:cs="Consolas"/>
@@ -607,7 +1628,6 @@
         </w:rPr>
         <w:t>const</w:t>
       </w:r>
-      <w:proofErr w:type="spellEnd"/>
       <w:r>
         <w:rPr>
           <w:rFonts w:ascii="Consolas" w:eastAsia="Times New Roman" w:hAnsi="Consolas" w:cs="Consolas"/>
@@ -616,9 +1636,81 @@
           <w:szCs w:val="21"/>
           <w:lang w:val="pt-BR" w:eastAsia="pt-BR"/>
         </w:rPr>
+        <w:t xml:space="preserve"> byte pinoBotao </w:t>
+      </w:r>
+      <w:r>
+        <w:rPr>
+          <w:rFonts w:ascii="Consolas" w:eastAsia="Times New Roman" w:hAnsi="Consolas" w:cs="Consolas"/>
+          <w:color w:val="D4D4D4"/>
+          <w:sz w:val="21"/>
+          <w:szCs w:val="21"/>
+          <w:lang w:val="pt-BR" w:eastAsia="pt-BR"/>
+        </w:rPr>
+        <w:t>=</w:t>
+      </w:r>
+      <w:r>
+        <w:rPr>
+          <w:rFonts w:ascii="Consolas" w:eastAsia="Times New Roman" w:hAnsi="Consolas" w:cs="Consolas"/>
+          <w:color w:val="BBBEBF"/>
+          <w:sz w:val="21"/>
+          <w:szCs w:val="21"/>
+          <w:lang w:val="pt-BR" w:eastAsia="pt-BR"/>
+        </w:rPr>
         <w:t xml:space="preserve"> </w:t>
       </w:r>
-      <w:proofErr w:type="spellStart"/>
+      <w:r>
+        <w:rPr>
+          <w:rFonts w:ascii="Consolas" w:eastAsia="Times New Roman" w:hAnsi="Consolas" w:cs="Consolas"/>
+          <w:color w:val="B5CEA8"/>
+          <w:sz w:val="21"/>
+          <w:szCs w:val="21"/>
+          <w:lang w:val="pt-BR" w:eastAsia="pt-BR"/>
+        </w:rPr>
+        <w:t>2</w:t>
+      </w:r>
+      <w:r>
+        <w:rPr>
+          <w:rFonts w:ascii="Consolas" w:eastAsia="Times New Roman" w:hAnsi="Consolas" w:cs="Consolas"/>
+          <w:color w:val="BBBEBF"/>
+          <w:sz w:val="21"/>
+          <w:szCs w:val="21"/>
+          <w:lang w:val="pt-BR" w:eastAsia="pt-BR"/>
+        </w:rPr>
+        <w:t>;</w:t>
+      </w:r>
+    </w:p>
+    <w:p>
+      <w:pPr>
+        <w:shd w:val="clear" w:color="auto" w:fill="121314"/>
+        <w:spacing w:before="0" w:line="285" w:lineRule="atLeast"/>
+        <w:rPr>
+          <w:rFonts w:ascii="Consolas" w:eastAsia="Times New Roman" w:hAnsi="Consolas" w:cs="Consolas"/>
+          <w:color w:val="BBBEBF"/>
+          <w:sz w:val="21"/>
+          <w:szCs w:val="21"/>
+          <w:lang w:val="pt-BR" w:eastAsia="pt-BR"/>
+        </w:rPr>
+      </w:pPr>
+      <w:r>
+        <w:rPr>
+          <w:rFonts w:ascii="Consolas" w:eastAsia="Times New Roman" w:hAnsi="Consolas" w:cs="Consolas"/>
+          <w:color w:val="569CD6"/>
+          <w:sz w:val="21"/>
+          <w:szCs w:val="21"/>
+          <w:lang w:val="pt-BR" w:eastAsia="pt-BR"/>
+        </w:rPr>
+        <w:t>volatile</w:t>
+      </w:r>
+      <w:r>
+        <w:rPr>
+          <w:rFonts w:ascii="Consolas" w:eastAsia="Times New Roman" w:hAnsi="Consolas" w:cs="Consolas"/>
+          <w:color w:val="BBBEBF"/>
+          <w:sz w:val="21"/>
+          <w:szCs w:val="21"/>
+          <w:lang w:val="pt-BR" w:eastAsia="pt-BR"/>
+        </w:rPr>
+        <w:t xml:space="preserve"> </w:t>
+      </w:r>
       <w:r>
         <w:rPr>
           <w:rFonts w:ascii="Consolas" w:eastAsia="Times New Roman" w:hAnsi="Consolas" w:cs="Consolas"/>
@@ -627,9 +1719,8 @@
           <w:szCs w:val="21"/>
           <w:lang w:val="pt-BR" w:eastAsia="pt-BR"/>
         </w:rPr>
-        <w:t>long</w:t>
+        <w:t>bool</w:t>
       </w:r>
-      <w:proofErr w:type="spellEnd"/>
       <w:r>
         <w:rPr>
           <w:rFonts w:ascii="Consolas" w:eastAsia="Times New Roman" w:hAnsi="Consolas" w:cs="Consolas"/>
@@ -638,7 +1729,7 @@
           <w:szCs w:val="21"/>
           <w:lang w:val="pt-BR" w:eastAsia="pt-BR"/>
         </w:rPr>
-        <w:t xml:space="preserve"> intervalo </w:t>
+        <w:t xml:space="preserve"> botaoPressionado </w:t>
       </w:r>
       <w:r>
         <w:rPr>
@@ -663,12 +1754,12 @@
       <w:r>
         <w:rPr>
           <w:rFonts w:ascii="Consolas" w:eastAsia="Times New Roman" w:hAnsi="Consolas" w:cs="Consolas"/>
-          <w:color w:val="B5CEA8"/>
+          <w:color w:val="569CD6"/>
           <w:sz w:val="21"/>
           <w:szCs w:val="21"/>
           <w:lang w:val="pt-BR" w:eastAsia="pt-BR"/>
         </w:rPr>
-        <w:t>1000</w:t>
+        <w:t>false</w:t>
       </w:r>
       <w:r>
         <w:rPr>
@@ -688,7 +1779,205 @@
           <w:szCs w:val="21"/>
           <w:lang w:val="pt-BR" w:eastAsia="pt-BR"/>
         </w:rPr>
-        <w:t xml:space="preserve"> // Tempo de espera (1 segundo)</w:t>
+        <w:t xml:space="preserve"> // 'volatile' é obrigatório para variáveis usadas em interrupções</w:t>
+      </w:r>
+    </w:p>
+    <w:p>
+      <w:pPr>
+        <w:shd w:val="clear" w:color="auto" w:fill="121314"/>
+        <w:spacing w:before="0" w:line="285" w:lineRule="atLeast"/>
+        <w:rPr>
+          <w:rFonts w:ascii="Consolas" w:eastAsia="Times New Roman" w:hAnsi="Consolas" w:cs="Consolas"/>
+          <w:color w:val="BBBEBF"/>
+          <w:sz w:val="21"/>
+          <w:szCs w:val="21"/>
+          <w:lang w:val="pt-BR" w:eastAsia="pt-BR"/>
+        </w:rPr>
+      </w:pPr>
+    </w:p>
+    <w:p>
+      <w:pPr>
+        <w:shd w:val="clear" w:color="auto" w:fill="121314"/>
+        <w:spacing w:before="0" w:line="285" w:lineRule="atLeast"/>
+        <w:rPr>
+          <w:rFonts w:ascii="Consolas" w:eastAsia="Times New Roman" w:hAnsi="Consolas" w:cs="Consolas"/>
+          <w:color w:val="BBBEBF"/>
+          <w:sz w:val="21"/>
+          <w:szCs w:val="21"/>
+          <w:lang w:val="pt-BR" w:eastAsia="pt-BR"/>
+        </w:rPr>
+      </w:pPr>
+      <w:r>
+        <w:rPr>
+          <w:rFonts w:ascii="Consolas" w:eastAsia="Times New Roman" w:hAnsi="Consolas" w:cs="Consolas"/>
+          <w:color w:val="FF7B72"/>
+          <w:sz w:val="21"/>
+          <w:szCs w:val="21"/>
+          <w:lang w:val="pt-BR" w:eastAsia="pt-BR"/>
+        </w:rPr>
+        <w:t>void</w:t>
+      </w:r>
+      <w:r>
+        <w:rPr>
+          <w:rFonts w:ascii="Consolas" w:eastAsia="Times New Roman" w:hAnsi="Consolas" w:cs="Consolas"/>
+          <w:color w:val="BBBEBF"/>
+          <w:sz w:val="21"/>
+          <w:szCs w:val="21"/>
+          <w:lang w:val="pt-BR" w:eastAsia="pt-BR"/>
+        </w:rPr>
+        <w:t xml:space="preserve"> </w:t>
+      </w:r>
+      <w:r>
+        <w:rPr>
+          <w:rFonts w:ascii="Consolas" w:eastAsia="Times New Roman" w:hAnsi="Consolas" w:cs="Consolas"/>
+          <w:color w:val="D2A8FF"/>
+          <w:sz w:val="21"/>
+          <w:szCs w:val="21"/>
+          <w:lang w:val="pt-BR" w:eastAsia="pt-BR"/>
+        </w:rPr>
+        <w:t>setup</w:t>
+      </w:r>
+      <w:r>
+        <w:rPr>
+          <w:rFonts w:ascii="Consolas" w:eastAsia="Times New Roman" w:hAnsi="Consolas" w:cs="Consolas"/>
+          <w:color w:val="BBBEBF"/>
+          <w:sz w:val="21"/>
+          <w:szCs w:val="21"/>
+          <w:lang w:val="pt-BR" w:eastAsia="pt-BR"/>
+        </w:rPr>
+        <w:t>() {</w:t>
+      </w:r>
+    </w:p>
+    <w:p>
+      <w:pPr>
+        <w:shd w:val="clear" w:color="auto" w:fill="121314"/>
+        <w:spacing w:before="0" w:line="285" w:lineRule="atLeast"/>
+        <w:rPr>
+          <w:rFonts w:ascii="Consolas" w:eastAsia="Times New Roman" w:hAnsi="Consolas" w:cs="Consolas"/>
+          <w:color w:val="8B949E"/>
+          <w:sz w:val="21"/>
+          <w:szCs w:val="21"/>
+          <w:lang w:val="pt-BR" w:eastAsia="pt-BR"/>
+        </w:rPr>
+      </w:pPr>
+      <w:r>
+        <w:rPr>
+          <w:rFonts w:ascii="Consolas" w:eastAsia="Times New Roman" w:hAnsi="Consolas" w:cs="Consolas"/>
+          <w:color w:val="BBBEBF"/>
+          <w:sz w:val="21"/>
+          <w:szCs w:val="21"/>
+          <w:lang w:val="pt-BR" w:eastAsia="pt-BR"/>
+        </w:rPr>
+        <w:t xml:space="preserve">  </w:t>
+      </w:r>
+      <w:r>
+        <w:rPr>
+          <w:rFonts w:ascii="Consolas" w:eastAsia="Times New Roman" w:hAnsi="Consolas" w:cs="Consolas"/>
+          <w:color w:val="D2A8FF"/>
+          <w:sz w:val="21"/>
+          <w:szCs w:val="21"/>
+          <w:lang w:val="pt-BR" w:eastAsia="pt-BR"/>
+        </w:rPr>
+        <w:t>pinMode</w:t>
+      </w:r>
+      <w:r>
+        <w:rPr>
+          <w:rFonts w:ascii="Consolas" w:eastAsia="Times New Roman" w:hAnsi="Consolas" w:cs="Consolas"/>
+          <w:color w:val="BBBEBF"/>
+          <w:sz w:val="21"/>
+          <w:szCs w:val="21"/>
+          <w:lang w:val="pt-BR" w:eastAsia="pt-BR"/>
+        </w:rPr>
+        <w:t>(pinoBotao, INPUT_PULLUP);</w:t>
+      </w:r>
+      <w:r>
+        <w:rPr>
+          <w:rFonts w:ascii="Consolas" w:eastAsia="Times New Roman" w:hAnsi="Consolas" w:cs="Consolas"/>
+          <w:color w:val="8B949E"/>
+          <w:sz w:val="21"/>
+          <w:szCs w:val="21"/>
+          <w:lang w:val="pt-BR" w:eastAsia="pt-BR"/>
+        </w:rPr>
+        <w:t xml:space="preserve"> // Usa o resistor interno do Arduino</w:t>
+      </w:r>
+    </w:p>
+    <w:p>
+      <w:pPr>
+        <w:shd w:val="clear" w:color="auto" w:fill="121314"/>
+        <w:spacing w:before="0" w:line="285" w:lineRule="atLeast"/>
+        <w:rPr>
+          <w:rFonts w:ascii="Consolas" w:eastAsia="Times New Roman" w:hAnsi="Consolas" w:cs="Consolas"/>
+          <w:color w:val="BBBEBF"/>
+          <w:sz w:val="21"/>
+          <w:szCs w:val="21"/>
+          <w:lang w:val="pt-BR" w:eastAsia="pt-BR"/>
+        </w:rPr>
+      </w:pPr>
+      <w:r>
+        <w:rPr>
+          <w:rFonts w:ascii="Consolas" w:eastAsia="Times New Roman" w:hAnsi="Consolas" w:cs="Consolas"/>
+          <w:color w:val="8B949E"/>
+          <w:sz w:val="21"/>
+          <w:szCs w:val="21"/>
+          <w:lang w:val="pt-BR" w:eastAsia="pt-BR"/>
+        </w:rPr>
+        <w:t xml:space="preserve">// </w:t>
+      </w:r>
+      <w:r>
+        <w:rPr>
+          <w:rFonts w:ascii="Consolas" w:eastAsia="Times New Roman" w:hAnsi="Consolas" w:cs="Consolas"/>
+          <w:color w:val="8B949E"/>
+          <w:sz w:val="21"/>
+          <w:szCs w:val="21"/>
+          <w:lang w:val="pt-BR" w:eastAsia="pt-BR"/>
+        </w:rPr>
+        <w:t>https://roboticsbackend.com/arduino-input_pullup-pinmode/</w:t>
+      </w:r>
+    </w:p>
+    <w:p>
+      <w:pPr>
+        <w:shd w:val="clear" w:color="auto" w:fill="121314"/>
+        <w:spacing w:before="0" w:line="285" w:lineRule="atLeast"/>
+        <w:rPr>
+          <w:rFonts w:ascii="Consolas" w:eastAsia="Times New Roman" w:hAnsi="Consolas" w:cs="Consolas"/>
+          <w:color w:val="BBBEBF"/>
+          <w:sz w:val="21"/>
+          <w:szCs w:val="21"/>
+          <w:lang w:val="pt-BR" w:eastAsia="pt-BR"/>
+        </w:rPr>
+      </w:pPr>
+      <w:r>
+        <w:rPr>
+          <w:rFonts w:ascii="Consolas" w:eastAsia="Times New Roman" w:hAnsi="Consolas" w:cs="Consolas"/>
+          <w:color w:val="BBBEBF"/>
+          <w:sz w:val="21"/>
+          <w:szCs w:val="21"/>
+          <w:lang w:val="pt-BR" w:eastAsia="pt-BR"/>
+        </w:rPr>
+        <w:t xml:space="preserve">  </w:t>
+      </w:r>
+    </w:p>
+    <w:p>
+      <w:pPr>
+        <w:shd w:val="clear" w:color="auto" w:fill="121314"/>
+        <w:spacing w:before="0" w:line="285" w:lineRule="atLeast"/>
+        <w:rPr>
+          <w:rFonts w:ascii="Consolas" w:eastAsia="Times New Roman" w:hAnsi="Consolas" w:cs="Consolas"/>
+          <w:color w:val="BBBEBF"/>
+          <w:sz w:val="21"/>
+          <w:szCs w:val="21"/>
+          <w:lang w:val="pt-BR" w:eastAsia="pt-BR"/>
+        </w:rPr>
+      </w:pPr>
+      <w:r>
+        <w:rPr>
+          <w:rFonts w:ascii="Consolas" w:eastAsia="Times New Roman" w:hAnsi="Consolas" w:cs="Consolas"/>
+          <w:color w:val="8B949E"/>
+          <w:sz w:val="21"/>
+          <w:szCs w:val="21"/>
+          <w:lang w:val="pt-BR" w:eastAsia="pt-BR"/>
+        </w:rPr>
+        <w:t>  // attachInterrupt(pino_da_interrupcao, funcao_a_ser_chamada, modo)</w:t>
       </w:r>
     </w:p>
     <w:p>
@@ -706,12 +1995,22 @@
       <w:r>
         <w:rPr>
           <w:rFonts w:ascii="Consolas" w:eastAsia="Times New Roman" w:hAnsi="Consolas" w:cs="Consolas"/>
-          <w:color w:val="FF7B72"/>
+          <w:color w:val="BBBEBF"/>
+          <w:sz w:val="21"/>
+          <w:szCs w:val="21"/>
+          <w:lang w:val="pt-BR" w:eastAsia="pt-BR"/>
+        </w:rPr>
+        <w:t xml:space="preserve">  </w:t>
+      </w:r>
+      <w:r>
+        <w:rPr>
+          <w:rFonts w:ascii="Consolas" w:eastAsia="Times New Roman" w:hAnsi="Consolas" w:cs="Consolas"/>
+          <w:color w:val="D2A8FF"/>
           <w:sz w:val="21"/>
           <w:szCs w:val="21"/>
           <w:lang w:val="en-US" w:eastAsia="pt-BR"/>
         </w:rPr>
-        <w:t>bool</w:t>
+        <w:t>attachInterrupt</w:t>
       </w:r>
       <w:r>
         <w:rPr>
@@ -721,9 +2020,18 @@
           <w:szCs w:val="21"/>
           <w:lang w:val="en-US" w:eastAsia="pt-BR"/>
         </w:rPr>
-        <w:t xml:space="preserve"> </w:t>
+        <w:t>(</w:t>
       </w:r>
-      <w:proofErr w:type="spellStart"/>
+      <w:r>
+        <w:rPr>
+          <w:rFonts w:ascii="Consolas" w:eastAsia="Times New Roman" w:hAnsi="Consolas" w:cs="Consolas"/>
+          <w:color w:val="D2A8FF"/>
+          <w:sz w:val="21"/>
+          <w:szCs w:val="21"/>
+          <w:lang w:val="en-US" w:eastAsia="pt-BR"/>
+        </w:rPr>
+        <w:t>digitalPinToInterrupt</w:t>
+      </w:r>
       <w:r>
         <w:rPr>
           <w:rFonts w:ascii="Consolas" w:eastAsia="Times New Roman" w:hAnsi="Consolas" w:cs="Consolas"/>
@@ -732,10 +2040,535 @@
           <w:szCs w:val="21"/>
           <w:lang w:val="en-US" w:eastAsia="pt-BR"/>
         </w:rPr>
-        <w:t>estadoLED</w:t>
+        <w:t>(pinoBotao), servicoEmergencia, FALLING);</w:t>
       </w:r>
-      <w:proofErr w:type="spellEnd"/>
+    </w:p>
+    <w:p>
+      <w:pPr>
+        <w:shd w:val="clear" w:color="auto" w:fill="121314"/>
+        <w:spacing w:before="0" w:line="285" w:lineRule="atLeast"/>
+        <w:rPr>
+          <w:rFonts w:ascii="Consolas" w:eastAsia="Times New Roman" w:hAnsi="Consolas" w:cs="Consolas"/>
+          <w:color w:val="BBBEBF"/>
+          <w:sz w:val="21"/>
+          <w:szCs w:val="21"/>
+          <w:lang w:val="pt-BR" w:eastAsia="pt-BR"/>
+        </w:rPr>
+      </w:pPr>
       <w:r>
+        <w:rPr>
+          <w:rFonts w:ascii="Consolas" w:eastAsia="Times New Roman" w:hAnsi="Consolas" w:cs="Consolas"/>
+          <w:color w:val="BBBEBF"/>
+          <w:sz w:val="21"/>
+          <w:szCs w:val="21"/>
+          <w:lang w:val="pt-BR" w:eastAsia="pt-BR"/>
+        </w:rPr>
+        <w:t>}</w:t>
+      </w:r>
+    </w:p>
+    <w:p>
+      <w:pPr>
+        <w:shd w:val="clear" w:color="auto" w:fill="121314"/>
+        <w:spacing w:before="0" w:line="285" w:lineRule="atLeast"/>
+        <w:rPr>
+          <w:rFonts w:ascii="Consolas" w:eastAsia="Times New Roman" w:hAnsi="Consolas" w:cs="Consolas"/>
+          <w:color w:val="BBBEBF"/>
+          <w:sz w:val="21"/>
+          <w:szCs w:val="21"/>
+          <w:lang w:val="pt-BR" w:eastAsia="pt-BR"/>
+        </w:rPr>
+      </w:pPr>
+    </w:p>
+    <w:p>
+      <w:pPr>
+        <w:shd w:val="clear" w:color="auto" w:fill="121314"/>
+        <w:spacing w:before="0" w:line="285" w:lineRule="atLeast"/>
+        <w:rPr>
+          <w:rFonts w:ascii="Consolas" w:eastAsia="Times New Roman" w:hAnsi="Consolas" w:cs="Consolas"/>
+          <w:color w:val="BBBEBF"/>
+          <w:sz w:val="21"/>
+          <w:szCs w:val="21"/>
+          <w:lang w:val="pt-BR" w:eastAsia="pt-BR"/>
+        </w:rPr>
+      </w:pPr>
+      <w:r>
+        <w:rPr>
+          <w:rFonts w:ascii="Consolas" w:eastAsia="Times New Roman" w:hAnsi="Consolas" w:cs="Consolas"/>
+          <w:color w:val="FF7B72"/>
+          <w:sz w:val="21"/>
+          <w:szCs w:val="21"/>
+          <w:lang w:val="pt-BR" w:eastAsia="pt-BR"/>
+        </w:rPr>
+        <w:t>void</w:t>
+      </w:r>
+      <w:r>
+        <w:rPr>
+          <w:rFonts w:ascii="Consolas" w:eastAsia="Times New Roman" w:hAnsi="Consolas" w:cs="Consolas"/>
+          <w:color w:val="BBBEBF"/>
+          <w:sz w:val="21"/>
+          <w:szCs w:val="21"/>
+          <w:lang w:val="pt-BR" w:eastAsia="pt-BR"/>
+        </w:rPr>
+        <w:t xml:space="preserve"> </w:t>
+      </w:r>
+      <w:r>
+        <w:rPr>
+          <w:rFonts w:ascii="Consolas" w:eastAsia="Times New Roman" w:hAnsi="Consolas" w:cs="Consolas"/>
+          <w:color w:val="D2A8FF"/>
+          <w:sz w:val="21"/>
+          <w:szCs w:val="21"/>
+          <w:lang w:val="pt-BR" w:eastAsia="pt-BR"/>
+        </w:rPr>
+        <w:t>loop</w:t>
+      </w:r>
+      <w:r>
+        <w:rPr>
+          <w:rFonts w:ascii="Consolas" w:eastAsia="Times New Roman" w:hAnsi="Consolas" w:cs="Consolas"/>
+          <w:color w:val="BBBEBF"/>
+          <w:sz w:val="21"/>
+          <w:szCs w:val="21"/>
+          <w:lang w:val="pt-BR" w:eastAsia="pt-BR"/>
+        </w:rPr>
+        <w:t>() {</w:t>
+      </w:r>
+    </w:p>
+    <w:p>
+      <w:pPr>
+        <w:shd w:val="clear" w:color="auto" w:fill="121314"/>
+        <w:spacing w:before="0" w:line="285" w:lineRule="atLeast"/>
+        <w:rPr>
+          <w:rFonts w:ascii="Consolas" w:eastAsia="Times New Roman" w:hAnsi="Consolas" w:cs="Consolas"/>
+          <w:color w:val="BBBEBF"/>
+          <w:sz w:val="21"/>
+          <w:szCs w:val="21"/>
+          <w:lang w:val="pt-BR" w:eastAsia="pt-BR"/>
+        </w:rPr>
+      </w:pPr>
+      <w:r>
+        <w:rPr>
+          <w:rFonts w:ascii="Consolas" w:eastAsia="Times New Roman" w:hAnsi="Consolas" w:cs="Consolas"/>
+          <w:color w:val="8B949E"/>
+          <w:sz w:val="21"/>
+          <w:szCs w:val="21"/>
+          <w:lang w:val="pt-BR" w:eastAsia="pt-BR"/>
+        </w:rPr>
+        <w:t>  // O loop pode estar cheio de delays ou tarefas pesadas...</w:t>
+      </w:r>
+    </w:p>
+    <w:p>
+      <w:pPr>
+        <w:shd w:val="clear" w:color="auto" w:fill="121314"/>
+        <w:spacing w:before="0" w:line="285" w:lineRule="atLeast"/>
+        <w:rPr>
+          <w:rFonts w:ascii="Consolas" w:eastAsia="Times New Roman" w:hAnsi="Consolas" w:cs="Consolas"/>
+          <w:color w:val="BBBEBF"/>
+          <w:sz w:val="21"/>
+          <w:szCs w:val="21"/>
+          <w:lang w:val="pt-BR" w:eastAsia="pt-BR"/>
+        </w:rPr>
+      </w:pPr>
+      <w:r>
+        <w:rPr>
+          <w:rFonts w:ascii="Consolas" w:eastAsia="Times New Roman" w:hAnsi="Consolas" w:cs="Consolas"/>
+          <w:color w:val="BBBEBF"/>
+          <w:sz w:val="21"/>
+          <w:szCs w:val="21"/>
+          <w:lang w:val="pt-BR" w:eastAsia="pt-BR"/>
+        </w:rPr>
+        <w:t xml:space="preserve">  </w:t>
+      </w:r>
+      <w:r>
+        <w:rPr>
+          <w:rFonts w:ascii="Consolas" w:eastAsia="Times New Roman" w:hAnsi="Consolas" w:cs="Consolas"/>
+          <w:color w:val="D2A8FF"/>
+          <w:sz w:val="21"/>
+          <w:szCs w:val="21"/>
+          <w:lang w:val="pt-BR" w:eastAsia="pt-BR"/>
+        </w:rPr>
+        <w:t>delay</w:t>
+      </w:r>
+      <w:r>
+        <w:rPr>
+          <w:rFonts w:ascii="Consolas" w:eastAsia="Times New Roman" w:hAnsi="Consolas" w:cs="Consolas"/>
+          <w:color w:val="BBBEBF"/>
+          <w:sz w:val="21"/>
+          <w:szCs w:val="21"/>
+          <w:lang w:val="pt-BR" w:eastAsia="pt-BR"/>
+        </w:rPr>
+        <w:t>(</w:t>
+      </w:r>
+      <w:r>
+        <w:rPr>
+          <w:rFonts w:ascii="Consolas" w:eastAsia="Times New Roman" w:hAnsi="Consolas" w:cs="Consolas"/>
+          <w:color w:val="B5CEA8"/>
+          <w:sz w:val="21"/>
+          <w:szCs w:val="21"/>
+          <w:lang w:val="pt-BR" w:eastAsia="pt-BR"/>
+        </w:rPr>
+        <w:t>5000</w:t>
+      </w:r>
+      <w:r>
+        <w:rPr>
+          <w:rFonts w:ascii="Consolas" w:eastAsia="Times New Roman" w:hAnsi="Consolas" w:cs="Consolas"/>
+          <w:color w:val="BBBEBF"/>
+          <w:sz w:val="21"/>
+          <w:szCs w:val="21"/>
+          <w:lang w:val="pt-BR" w:eastAsia="pt-BR"/>
+        </w:rPr>
+        <w:t xml:space="preserve">); </w:t>
+      </w:r>
+    </w:p>
+    <w:p>
+      <w:pPr>
+        <w:shd w:val="clear" w:color="auto" w:fill="121314"/>
+        <w:spacing w:before="0" w:line="285" w:lineRule="atLeast"/>
+        <w:rPr>
+          <w:rFonts w:ascii="Consolas" w:eastAsia="Times New Roman" w:hAnsi="Consolas" w:cs="Consolas"/>
+          <w:color w:val="BBBEBF"/>
+          <w:sz w:val="21"/>
+          <w:szCs w:val="21"/>
+          <w:lang w:val="pt-BR" w:eastAsia="pt-BR"/>
+        </w:rPr>
+      </w:pPr>
+      <w:r>
+        <w:rPr>
+          <w:rFonts w:ascii="Consolas" w:eastAsia="Times New Roman" w:hAnsi="Consolas" w:cs="Consolas"/>
+          <w:color w:val="BBBEBF"/>
+          <w:sz w:val="21"/>
+          <w:szCs w:val="21"/>
+          <w:lang w:val="pt-BR" w:eastAsia="pt-BR"/>
+        </w:rPr>
+        <w:lastRenderedPageBreak/>
+        <w:t>}</w:t>
+      </w:r>
+    </w:p>
+    <w:p>
+      <w:pPr>
+        <w:shd w:val="clear" w:color="auto" w:fill="121314"/>
+        <w:spacing w:before="0" w:line="285" w:lineRule="atLeast"/>
+        <w:rPr>
+          <w:rFonts w:ascii="Consolas" w:eastAsia="Times New Roman" w:hAnsi="Consolas" w:cs="Consolas"/>
+          <w:color w:val="BBBEBF"/>
+          <w:sz w:val="21"/>
+          <w:szCs w:val="21"/>
+          <w:lang w:val="pt-BR" w:eastAsia="pt-BR"/>
+        </w:rPr>
+      </w:pPr>
+    </w:p>
+    <w:p>
+      <w:pPr>
+        <w:shd w:val="clear" w:color="auto" w:fill="121314"/>
+        <w:spacing w:before="0" w:line="285" w:lineRule="atLeast"/>
+        <w:rPr>
+          <w:rFonts w:ascii="Consolas" w:eastAsia="Times New Roman" w:hAnsi="Consolas" w:cs="Consolas"/>
+          <w:color w:val="BBBEBF"/>
+          <w:sz w:val="21"/>
+          <w:szCs w:val="21"/>
+          <w:lang w:val="pt-BR" w:eastAsia="pt-BR"/>
+        </w:rPr>
+      </w:pPr>
+      <w:r>
+        <w:rPr>
+          <w:rFonts w:ascii="Consolas" w:eastAsia="Times New Roman" w:hAnsi="Consolas" w:cs="Consolas"/>
+          <w:color w:val="8B949E"/>
+          <w:sz w:val="21"/>
+          <w:szCs w:val="21"/>
+          <w:lang w:val="pt-BR" w:eastAsia="pt-BR"/>
+        </w:rPr>
+        <w:t>// Esta é a ISR (Interrupt Service Routine)</w:t>
+      </w:r>
+    </w:p>
+    <w:p>
+      <w:pPr>
+        <w:shd w:val="clear" w:color="auto" w:fill="121314"/>
+        <w:spacing w:before="0" w:line="285" w:lineRule="atLeast"/>
+        <w:rPr>
+          <w:rFonts w:ascii="Consolas" w:eastAsia="Times New Roman" w:hAnsi="Consolas" w:cs="Consolas"/>
+          <w:color w:val="BBBEBF"/>
+          <w:sz w:val="21"/>
+          <w:szCs w:val="21"/>
+          <w:lang w:val="pt-BR" w:eastAsia="pt-BR"/>
+        </w:rPr>
+      </w:pPr>
+      <w:r>
+        <w:rPr>
+          <w:rFonts w:ascii="Consolas" w:eastAsia="Times New Roman" w:hAnsi="Consolas" w:cs="Consolas"/>
+          <w:color w:val="FF7B72"/>
+          <w:sz w:val="21"/>
+          <w:szCs w:val="21"/>
+          <w:lang w:val="pt-BR" w:eastAsia="pt-BR"/>
+        </w:rPr>
+        <w:t>void</w:t>
+      </w:r>
+      <w:r>
+        <w:rPr>
+          <w:rFonts w:ascii="Consolas" w:eastAsia="Times New Roman" w:hAnsi="Consolas" w:cs="Consolas"/>
+          <w:color w:val="BBBEBF"/>
+          <w:sz w:val="21"/>
+          <w:szCs w:val="21"/>
+          <w:lang w:val="pt-BR" w:eastAsia="pt-BR"/>
+        </w:rPr>
+        <w:t xml:space="preserve"> </w:t>
+      </w:r>
+      <w:r>
+        <w:rPr>
+          <w:rFonts w:ascii="Consolas" w:eastAsia="Times New Roman" w:hAnsi="Consolas" w:cs="Consolas"/>
+          <w:color w:val="D2A8FF"/>
+          <w:sz w:val="21"/>
+          <w:szCs w:val="21"/>
+          <w:lang w:val="pt-BR" w:eastAsia="pt-BR"/>
+        </w:rPr>
+        <w:t>servicoEmergencia</w:t>
+      </w:r>
+      <w:r>
+        <w:rPr>
+          <w:rFonts w:ascii="Consolas" w:eastAsia="Times New Roman" w:hAnsi="Consolas" w:cs="Consolas"/>
+          <w:color w:val="BBBEBF"/>
+          <w:sz w:val="21"/>
+          <w:szCs w:val="21"/>
+          <w:lang w:val="pt-BR" w:eastAsia="pt-BR"/>
+        </w:rPr>
+        <w:t>() {</w:t>
+      </w:r>
+    </w:p>
+    <w:p>
+      <w:pPr>
+        <w:shd w:val="clear" w:color="auto" w:fill="121314"/>
+        <w:spacing w:before="0" w:line="285" w:lineRule="atLeast"/>
+        <w:rPr>
+          <w:rFonts w:ascii="Consolas" w:eastAsia="Times New Roman" w:hAnsi="Consolas" w:cs="Consolas"/>
+          <w:color w:val="BBBEBF"/>
+          <w:sz w:val="21"/>
+          <w:szCs w:val="21"/>
+          <w:lang w:val="pt-BR" w:eastAsia="pt-BR"/>
+        </w:rPr>
+      </w:pPr>
+      <w:r>
+        <w:rPr>
+          <w:rFonts w:ascii="Consolas" w:eastAsia="Times New Roman" w:hAnsi="Consolas" w:cs="Consolas"/>
+          <w:color w:val="BBBEBF"/>
+          <w:sz w:val="21"/>
+          <w:szCs w:val="21"/>
+          <w:lang w:val="pt-BR" w:eastAsia="pt-BR"/>
+        </w:rPr>
+        <w:t xml:space="preserve">  botaoPressionado </w:t>
+      </w:r>
+      <w:r>
+        <w:rPr>
+          <w:rFonts w:ascii="Consolas" w:eastAsia="Times New Roman" w:hAnsi="Consolas" w:cs="Consolas"/>
+          <w:color w:val="D4D4D4"/>
+          <w:sz w:val="21"/>
+          <w:szCs w:val="21"/>
+          <w:lang w:val="pt-BR" w:eastAsia="pt-BR"/>
+        </w:rPr>
+        <w:t>=</w:t>
+      </w:r>
+      <w:r>
+        <w:rPr>
+          <w:rFonts w:ascii="Consolas" w:eastAsia="Times New Roman" w:hAnsi="Consolas" w:cs="Consolas"/>
+          <w:color w:val="BBBEBF"/>
+          <w:sz w:val="21"/>
+          <w:szCs w:val="21"/>
+          <w:lang w:val="pt-BR" w:eastAsia="pt-BR"/>
+        </w:rPr>
+        <w:t xml:space="preserve"> </w:t>
+      </w:r>
+      <w:r>
+        <w:rPr>
+          <w:rFonts w:ascii="Consolas" w:eastAsia="Times New Roman" w:hAnsi="Consolas" w:cs="Consolas"/>
+          <w:color w:val="569CD6"/>
+          <w:sz w:val="21"/>
+          <w:szCs w:val="21"/>
+          <w:lang w:val="pt-BR" w:eastAsia="pt-BR"/>
+        </w:rPr>
+        <w:t>true</w:t>
+      </w:r>
+      <w:r>
+        <w:rPr>
+          <w:rFonts w:ascii="Consolas" w:eastAsia="Times New Roman" w:hAnsi="Consolas" w:cs="Consolas"/>
+          <w:color w:val="BBBEBF"/>
+          <w:sz w:val="21"/>
+          <w:szCs w:val="21"/>
+          <w:lang w:val="pt-BR" w:eastAsia="pt-BR"/>
+        </w:rPr>
+        <w:t xml:space="preserve">; </w:t>
+      </w:r>
+    </w:p>
+    <w:p>
+      <w:pPr>
+        <w:shd w:val="clear" w:color="auto" w:fill="121314"/>
+        <w:spacing w:before="0" w:line="285" w:lineRule="atLeast"/>
+        <w:rPr>
+          <w:rFonts w:ascii="Consolas" w:eastAsia="Times New Roman" w:hAnsi="Consolas" w:cs="Consolas"/>
+          <w:color w:val="BBBEBF"/>
+          <w:sz w:val="21"/>
+          <w:szCs w:val="21"/>
+          <w:lang w:val="pt-BR" w:eastAsia="pt-BR"/>
+        </w:rPr>
+      </w:pPr>
+      <w:r>
+        <w:rPr>
+          <w:rFonts w:ascii="Consolas" w:eastAsia="Times New Roman" w:hAnsi="Consolas" w:cs="Consolas"/>
+          <w:color w:val="8B949E"/>
+          <w:sz w:val="21"/>
+          <w:szCs w:val="21"/>
+          <w:lang w:val="pt-BR" w:eastAsia="pt-BR"/>
+        </w:rPr>
+        <w:t>  // ATENÇÃO: Dentro de uma ISR, a função delay() NÃO funciona e millis() não avança!</w:t>
+      </w:r>
+    </w:p>
+    <w:p>
+      <w:pPr>
+        <w:shd w:val="clear" w:color="auto" w:fill="121314"/>
+        <w:spacing w:before="0" w:line="285" w:lineRule="atLeast"/>
+        <w:rPr>
+          <w:rFonts w:ascii="Consolas" w:eastAsia="Times New Roman" w:hAnsi="Consolas" w:cs="Consolas"/>
+          <w:color w:val="BBBEBF"/>
+          <w:sz w:val="21"/>
+          <w:szCs w:val="21"/>
+          <w:lang w:val="pt-BR" w:eastAsia="pt-BR"/>
+        </w:rPr>
+      </w:pPr>
+      <w:r>
+        <w:rPr>
+          <w:rFonts w:ascii="Consolas" w:eastAsia="Times New Roman" w:hAnsi="Consolas" w:cs="Consolas"/>
+          <w:color w:val="8B949E"/>
+          <w:sz w:val="21"/>
+          <w:szCs w:val="21"/>
+          <w:lang w:val="pt-BR" w:eastAsia="pt-BR"/>
+        </w:rPr>
+        <w:t>  // Mantenha esta função o mais curta e rápida possível.</w:t>
+      </w:r>
+    </w:p>
+    <w:p>
+      <w:pPr>
+        <w:shd w:val="clear" w:color="auto" w:fill="121314"/>
+        <w:spacing w:before="0" w:line="285" w:lineRule="atLeast"/>
+        <w:rPr>
+          <w:rFonts w:ascii="Consolas" w:eastAsia="Times New Roman" w:hAnsi="Consolas" w:cs="Consolas"/>
+          <w:color w:val="BBBEBF"/>
+          <w:sz w:val="21"/>
+          <w:szCs w:val="21"/>
+          <w:lang w:val="pt-BR" w:eastAsia="pt-BR"/>
+        </w:rPr>
+      </w:pPr>
+      <w:r>
+        <w:rPr>
+          <w:rFonts w:ascii="Consolas" w:eastAsia="Times New Roman" w:hAnsi="Consolas" w:cs="Consolas"/>
+          <w:color w:val="BBBEBF"/>
+          <w:sz w:val="21"/>
+          <w:szCs w:val="21"/>
+          <w:lang w:val="pt-BR" w:eastAsia="pt-BR"/>
+        </w:rPr>
+        <w:t>}</w:t>
+      </w:r>
+    </w:p>
+    <w:p>
+      <w:pPr>
+        <w:pStyle w:val="Ttulo1"/>
+        <w:rPr>
+          <w:lang w:val="pt-BR"/>
+        </w:rPr>
+      </w:pPr>
+      <w:r>
+        <w:rPr>
+          <w:lang w:val="pt-BR" w:bidi="pt-BR"/>
+        </w:rPr>
+        <w:t>Exercícios de Fixação</w:t>
+      </w:r>
+    </w:p>
+    <w:p>
+      <w:pPr>
+        <w:rPr>
+          <w:lang w:val="pt-BR" w:bidi="pt-BR"/>
+        </w:rPr>
+      </w:pPr>
+      <w:r>
+        <w:rPr>
+          <w:lang w:val="pt-BR" w:bidi="pt-BR"/>
+        </w:rPr>
+        <w:t>Entregar individualmente.</w:t>
+      </w:r>
+    </w:p>
+    <w:p>
+      <w:pPr>
+        <w:rPr>
+          <w:lang w:val="pt-BR" w:bidi="pt-BR"/>
+        </w:rPr>
+      </w:pPr>
+    </w:p>
+    <w:p>
+      <w:pPr>
+        <w:pStyle w:val="Ttulo2"/>
+        <w:rPr>
+          <w:lang w:val="pt-BR"/>
+        </w:rPr>
+      </w:pPr>
+      <w:r>
+        <w:rPr>
+          <w:lang w:val="pt-BR" w:bidi="pt-BR"/>
+        </w:rPr>
+        <w:t>Exercício 1: Lógica do Millis.</w:t>
+      </w:r>
+    </w:p>
+    <w:p>
+      <w:pPr>
+        <w:rPr>
+          <w:lang w:val="pt-BR" w:bidi="pt-BR"/>
+        </w:rPr>
+      </w:pPr>
+      <w:r>
+        <w:rPr>
+          <w:lang w:val="pt-BR" w:bidi="pt-BR"/>
+        </w:rPr>
+        <w:t>Um sistema de irrigação automatizado precisa ler a umidade do solo a cada 5 segundos (5000 ms) e piscar um LED de status a cada 200 milissegundos. Explique por que é impossível implementar esse sistema de forma confiável utilizando apenas a função delay().</w:t>
+      </w:r>
+    </w:p>
+    <w:p>
+      <w:pPr>
+        <w:rPr>
+          <w:lang w:val="pt-BR" w:bidi="pt-BR"/>
+        </w:rPr>
+      </w:pPr>
+    </w:p>
+    <w:p>
+      <w:pPr>
+        <w:pStyle w:val="Ttulo2"/>
+        <w:rPr>
+          <w:lang w:val="pt-BR"/>
+        </w:rPr>
+      </w:pPr>
+      <w:r>
+        <w:rPr>
+          <w:lang w:val="pt-BR" w:bidi="pt-BR"/>
+        </w:rPr>
+        <w:t>Exercício 2: Análise de Código.</w:t>
+      </w:r>
+    </w:p>
+    <w:p>
+      <w:pPr>
+        <w:rPr>
+          <w:lang w:val="pt-BR" w:bidi="pt-BR"/>
+        </w:rPr>
+      </w:pPr>
+      <w:r>
+        <w:rPr>
+          <w:lang w:val="pt-BR" w:bidi="pt-BR"/>
+        </w:rPr>
+        <w:t>O código abaixo foi criado por um aluno para tentar desligar um motor em caso de emergência usando uma interrupção no pino 2. Identifique os dois erros graves cometidos pelo aluno dentro da função desligarMotor().</w:t>
+      </w:r>
+    </w:p>
+    <w:p>
+      <w:pPr>
+        <w:rPr>
+          <w:lang w:val="pt-BR" w:bidi="pt-BR"/>
+        </w:rPr>
+      </w:pPr>
+    </w:p>
+    <w:p>
+      <w:pPr>
+        <w:shd w:val="clear" w:color="auto" w:fill="121314"/>
+        <w:spacing w:before="0" w:line="285" w:lineRule="atLeast"/>
         <w:rPr>
           <w:rFonts w:ascii="Consolas" w:eastAsia="Times New Roman" w:hAnsi="Consolas" w:cs="Consolas"/>
           <w:color w:val="BBBEBF"/>
@@ -743,17 +2576,16 @@
           <w:szCs w:val="21"/>
           <w:lang w:val="en-US" w:eastAsia="pt-BR"/>
         </w:rPr>
-        <w:t xml:space="preserve"> </w:t>
-      </w:r>
+      </w:pPr>
       <w:r>
         <w:rPr>
           <w:rFonts w:ascii="Consolas" w:eastAsia="Times New Roman" w:hAnsi="Consolas" w:cs="Consolas"/>
-          <w:color w:val="D4D4D4"/>
+          <w:color w:val="FF7B72"/>
           <w:sz w:val="21"/>
           <w:szCs w:val="21"/>
           <w:lang w:val="en-US" w:eastAsia="pt-BR"/>
         </w:rPr>
-        <w:t>=</w:t>
+        <w:t>void</w:t>
       </w:r>
       <w:r>
         <w:rPr>
@@ -763,13 +2595,19 @@
           <w:szCs w:val="21"/>
           <w:lang w:val="en-US" w:eastAsia="pt-BR"/>
         </w:rPr>
-        <w:t xml:space="preserve"> LOW;</w:t>
+        <w:t xml:space="preserve"> </w:t>
       </w:r>
-    </w:p>
-    <w:p>
-      <w:pPr>
-        <w:shd w:val="clear" w:color="auto" w:fill="121314"/>
-        <w:spacing w:before="0" w:line="285" w:lineRule="atLeast"/>
+      <w:r>
+        <w:rPr>
+          <w:rFonts w:ascii="Consolas" w:eastAsia="Times New Roman" w:hAnsi="Consolas" w:cs="Consolas"/>
+          <w:color w:val="D2A8FF"/>
+          <w:sz w:val="21"/>
+          <w:szCs w:val="21"/>
+          <w:lang w:val="en-US" w:eastAsia="pt-BR"/>
+        </w:rPr>
+        <w:t>setup</w:t>
+      </w:r>
+      <w:r>
         <w:rPr>
           <w:rFonts w:ascii="Consolas" w:eastAsia="Times New Roman" w:hAnsi="Consolas" w:cs="Consolas"/>
           <w:color w:val="BBBEBF"/>
@@ -777,7 +2615,8 @@
           <w:szCs w:val="21"/>
           <w:lang w:val="en-US" w:eastAsia="pt-BR"/>
         </w:rPr>
-      </w:pPr>
+        <w:t>() {</w:t>
+      </w:r>
     </w:p>
     <w:p>
       <w:pPr>
@@ -794,12 +2633,22 @@
       <w:r>
         <w:rPr>
           <w:rFonts w:ascii="Consolas" w:eastAsia="Times New Roman" w:hAnsi="Consolas" w:cs="Consolas"/>
-          <w:color w:val="FF7B72"/>
+          <w:color w:val="BBBEBF"/>
           <w:sz w:val="21"/>
           <w:szCs w:val="21"/>
           <w:lang w:val="en-US" w:eastAsia="pt-BR"/>
         </w:rPr>
-        <w:t>void</w:t>
+        <w:t xml:space="preserve">  </w:t>
+      </w:r>
+      <w:r>
+        <w:rPr>
+          <w:rFonts w:ascii="Consolas" w:eastAsia="Times New Roman" w:hAnsi="Consolas" w:cs="Consolas"/>
+          <w:color w:val="D2A8FF"/>
+          <w:sz w:val="21"/>
+          <w:szCs w:val="21"/>
+          <w:lang w:val="en-US" w:eastAsia="pt-BR"/>
+        </w:rPr>
+        <w:t>pinMode</w:t>
       </w:r>
       <w:r>
         <w:rPr>
@@ -809,9 +2658,51 @@
           <w:szCs w:val="21"/>
           <w:lang w:val="en-US" w:eastAsia="pt-BR"/>
         </w:rPr>
-        <w:t xml:space="preserve"> </w:t>
+        <w:t>(</w:t>
       </w:r>
-      <w:proofErr w:type="gramStart"/>
+      <w:r>
+        <w:rPr>
+          <w:rFonts w:ascii="Consolas" w:eastAsia="Times New Roman" w:hAnsi="Consolas" w:cs="Consolas"/>
+          <w:color w:val="B5CEA8"/>
+          <w:sz w:val="21"/>
+          <w:szCs w:val="21"/>
+          <w:lang w:val="en-US" w:eastAsia="pt-BR"/>
+        </w:rPr>
+        <w:t>2</w:t>
+      </w:r>
+      <w:r>
+        <w:rPr>
+          <w:rFonts w:ascii="Consolas" w:eastAsia="Times New Roman" w:hAnsi="Consolas" w:cs="Consolas"/>
+          <w:color w:val="BBBEBF"/>
+          <w:sz w:val="21"/>
+          <w:szCs w:val="21"/>
+          <w:lang w:val="en-US" w:eastAsia="pt-BR"/>
+        </w:rPr>
+        <w:t>, INPUT);</w:t>
+      </w:r>
+    </w:p>
+    <w:p>
+      <w:pPr>
+        <w:shd w:val="clear" w:color="auto" w:fill="121314"/>
+        <w:spacing w:before="0" w:line="285" w:lineRule="atLeast"/>
+        <w:rPr>
+          <w:rFonts w:ascii="Consolas" w:eastAsia="Times New Roman" w:hAnsi="Consolas" w:cs="Consolas"/>
+          <w:color w:val="BBBEBF"/>
+          <w:sz w:val="21"/>
+          <w:szCs w:val="21"/>
+          <w:lang w:val="en-US" w:eastAsia="pt-BR"/>
+        </w:rPr>
+      </w:pPr>
+      <w:r>
+        <w:rPr>
+          <w:rFonts w:ascii="Consolas" w:eastAsia="Times New Roman" w:hAnsi="Consolas" w:cs="Consolas"/>
+          <w:color w:val="BBBEBF"/>
+          <w:sz w:val="21"/>
+          <w:szCs w:val="21"/>
+          <w:lang w:val="en-US" w:eastAsia="pt-BR"/>
+        </w:rPr>
+        <w:t xml:space="preserve">  </w:t>
+      </w:r>
       <w:r>
         <w:rPr>
           <w:rFonts w:ascii="Consolas" w:eastAsia="Times New Roman" w:hAnsi="Consolas" w:cs="Consolas"/>
@@ -820,7 +2711,7 @@
           <w:szCs w:val="21"/>
           <w:lang w:val="en-US" w:eastAsia="pt-BR"/>
         </w:rPr>
-        <w:t>setup</w:t>
+        <w:t>attachInterrupt</w:t>
       </w:r>
       <w:r>
         <w:rPr>
@@ -832,7 +2723,16 @@
         </w:rPr>
         <w:t>(</w:t>
       </w:r>
-      <w:proofErr w:type="gramEnd"/>
+      <w:r>
+        <w:rPr>
+          <w:rFonts w:ascii="Consolas" w:eastAsia="Times New Roman" w:hAnsi="Consolas" w:cs="Consolas"/>
+          <w:color w:val="D2A8FF"/>
+          <w:sz w:val="21"/>
+          <w:szCs w:val="21"/>
+          <w:lang w:val="en-US" w:eastAsia="pt-BR"/>
+        </w:rPr>
+        <w:t>digitalPinToInterrupt</w:t>
+      </w:r>
       <w:r>
         <w:rPr>
           <w:rFonts w:ascii="Consolas" w:eastAsia="Times New Roman" w:hAnsi="Consolas" w:cs="Consolas"/>
@@ -841,7 +2741,27 @@
           <w:szCs w:val="21"/>
           <w:lang w:val="en-US" w:eastAsia="pt-BR"/>
         </w:rPr>
-        <w:t>) {</w:t>
+        <w:t>(</w:t>
+      </w:r>
+      <w:r>
+        <w:rPr>
+          <w:rFonts w:ascii="Consolas" w:eastAsia="Times New Roman" w:hAnsi="Consolas" w:cs="Consolas"/>
+          <w:color w:val="B5CEA8"/>
+          <w:sz w:val="21"/>
+          <w:szCs w:val="21"/>
+          <w:lang w:val="en-US" w:eastAsia="pt-BR"/>
+        </w:rPr>
+        <w:t>2</w:t>
+      </w:r>
+      <w:r>
+        <w:rPr>
+          <w:rFonts w:ascii="Consolas" w:eastAsia="Times New Roman" w:hAnsi="Consolas" w:cs="Consolas"/>
+          <w:color w:val="BBBEBF"/>
+          <w:sz w:val="21"/>
+          <w:szCs w:val="21"/>
+          <w:lang w:val="en-US" w:eastAsia="pt-BR"/>
+        </w:rPr>
+        <w:t>), desligarMotor, FALLING);</w:t>
       </w:r>
     </w:p>
     <w:p>
@@ -862,12 +2782,43 @@
           <w:color w:val="BBBEBF"/>
           <w:sz w:val="21"/>
           <w:szCs w:val="21"/>
-          <w:lang w:val="en-US" w:eastAsia="pt-BR"/>
-        </w:rPr>
-        <w:t xml:space="preserve">  </w:t>
+          <w:lang w:val="pt-BR" w:eastAsia="pt-BR"/>
+        </w:rPr>
+        <w:t>}</w:t>
       </w:r>
-      <w:proofErr w:type="spellStart"/>
-      <w:proofErr w:type="gramStart"/>
+    </w:p>
+    <w:p>
+      <w:pPr>
+        <w:shd w:val="clear" w:color="auto" w:fill="121314"/>
+        <w:spacing w:before="0" w:line="285" w:lineRule="atLeast"/>
+        <w:rPr>
+          <w:rFonts w:ascii="Consolas" w:eastAsia="Times New Roman" w:hAnsi="Consolas" w:cs="Consolas"/>
+          <w:color w:val="BBBEBF"/>
+          <w:sz w:val="21"/>
+          <w:szCs w:val="21"/>
+          <w:lang w:val="pt-BR" w:eastAsia="pt-BR"/>
+        </w:rPr>
+      </w:pPr>
+      <w:r>
+        <w:rPr>
+          <w:rFonts w:ascii="Consolas" w:eastAsia="Times New Roman" w:hAnsi="Consolas" w:cs="Consolas"/>
+          <w:color w:val="FF7B72"/>
+          <w:sz w:val="21"/>
+          <w:szCs w:val="21"/>
+          <w:lang w:val="pt-BR" w:eastAsia="pt-BR"/>
+        </w:rPr>
+        <w:t>void</w:t>
+      </w:r>
+      <w:r>
+        <w:rPr>
+          <w:rFonts w:ascii="Consolas" w:eastAsia="Times New Roman" w:hAnsi="Consolas" w:cs="Consolas"/>
+          <w:color w:val="BBBEBF"/>
+          <w:sz w:val="21"/>
+          <w:szCs w:val="21"/>
+          <w:lang w:val="pt-BR" w:eastAsia="pt-BR"/>
+        </w:rPr>
+        <w:t xml:space="preserve"> </w:t>
+      </w:r>
       <w:r>
         <w:rPr>
           <w:rFonts w:ascii="Consolas" w:eastAsia="Times New Roman" w:hAnsi="Consolas" w:cs="Consolas"/>
@@ -876,9 +2827,8 @@
           <w:szCs w:val="21"/>
           <w:lang w:val="pt-BR" w:eastAsia="pt-BR"/>
         </w:rPr>
-        <w:t>pinMode</w:t>
+        <w:t>loop</w:t>
       </w:r>
-      <w:proofErr w:type="spellEnd"/>
       <w:r>
         <w:rPr>
           <w:rFonts w:ascii="Consolas" w:eastAsia="Times New Roman" w:hAnsi="Consolas" w:cs="Consolas"/>
@@ -887,9 +2837,273 @@
           <w:szCs w:val="21"/>
           <w:lang w:val="pt-BR" w:eastAsia="pt-BR"/>
         </w:rPr>
+        <w:t>() {</w:t>
+      </w:r>
+      <w:r>
+        <w:rPr>
+          <w:rFonts w:ascii="Consolas" w:eastAsia="Times New Roman" w:hAnsi="Consolas" w:cs="Consolas"/>
+          <w:color w:val="8B949E"/>
+          <w:sz w:val="21"/>
+          <w:szCs w:val="21"/>
+          <w:lang w:val="pt-BR" w:eastAsia="pt-BR"/>
+        </w:rPr>
+        <w:t xml:space="preserve"> /* Código do robô */</w:t>
+      </w:r>
+      <w:r>
+        <w:rPr>
+          <w:rFonts w:ascii="Consolas" w:eastAsia="Times New Roman" w:hAnsi="Consolas" w:cs="Consolas"/>
+          <w:color w:val="BBBEBF"/>
+          <w:sz w:val="21"/>
+          <w:szCs w:val="21"/>
+          <w:lang w:val="pt-BR" w:eastAsia="pt-BR"/>
+        </w:rPr>
+        <w:t xml:space="preserve"> }</w:t>
+      </w:r>
+    </w:p>
+    <w:p>
+      <w:pPr>
+        <w:shd w:val="clear" w:color="auto" w:fill="121314"/>
+        <w:spacing w:before="0" w:line="285" w:lineRule="atLeast"/>
+        <w:rPr>
+          <w:rFonts w:ascii="Consolas" w:eastAsia="Times New Roman" w:hAnsi="Consolas" w:cs="Consolas"/>
+          <w:color w:val="BBBEBF"/>
+          <w:sz w:val="21"/>
+          <w:szCs w:val="21"/>
+          <w:lang w:val="pt-BR" w:eastAsia="pt-BR"/>
+        </w:rPr>
+      </w:pPr>
+    </w:p>
+    <w:p>
+      <w:pPr>
+        <w:shd w:val="clear" w:color="auto" w:fill="121314"/>
+        <w:spacing w:before="0" w:line="285" w:lineRule="atLeast"/>
+        <w:rPr>
+          <w:rFonts w:ascii="Consolas" w:eastAsia="Times New Roman" w:hAnsi="Consolas" w:cs="Consolas"/>
+          <w:color w:val="BBBEBF"/>
+          <w:sz w:val="21"/>
+          <w:szCs w:val="21"/>
+          <w:lang w:val="en-US" w:eastAsia="pt-BR"/>
+        </w:rPr>
+      </w:pPr>
+      <w:r>
+        <w:rPr>
+          <w:rFonts w:ascii="Consolas" w:eastAsia="Times New Roman" w:hAnsi="Consolas" w:cs="Consolas"/>
+          <w:color w:val="FF7B72"/>
+          <w:sz w:val="21"/>
+          <w:szCs w:val="21"/>
+          <w:lang w:val="en-US" w:eastAsia="pt-BR"/>
+        </w:rPr>
+        <w:t>void</w:t>
+      </w:r>
+      <w:r>
+        <w:rPr>
+          <w:rFonts w:ascii="Consolas" w:eastAsia="Times New Roman" w:hAnsi="Consolas" w:cs="Consolas"/>
+          <w:color w:val="BBBEBF"/>
+          <w:sz w:val="21"/>
+          <w:szCs w:val="21"/>
+          <w:lang w:val="en-US" w:eastAsia="pt-BR"/>
+        </w:rPr>
+        <w:t xml:space="preserve"> </w:t>
+      </w:r>
+      <w:r>
+        <w:rPr>
+          <w:rFonts w:ascii="Consolas" w:eastAsia="Times New Roman" w:hAnsi="Consolas" w:cs="Consolas"/>
+          <w:color w:val="D2A8FF"/>
+          <w:sz w:val="21"/>
+          <w:szCs w:val="21"/>
+          <w:lang w:val="en-US" w:eastAsia="pt-BR"/>
+        </w:rPr>
+        <w:t>desligarMotor</w:t>
+      </w:r>
+      <w:r>
+        <w:rPr>
+          <w:rFonts w:ascii="Consolas" w:eastAsia="Times New Roman" w:hAnsi="Consolas" w:cs="Consolas"/>
+          <w:color w:val="BBBEBF"/>
+          <w:sz w:val="21"/>
+          <w:szCs w:val="21"/>
+          <w:lang w:val="en-US" w:eastAsia="pt-BR"/>
+        </w:rPr>
+        <w:t>() {</w:t>
+      </w:r>
+    </w:p>
+    <w:p>
+      <w:pPr>
+        <w:shd w:val="clear" w:color="auto" w:fill="121314"/>
+        <w:spacing w:before="0" w:line="285" w:lineRule="atLeast"/>
+        <w:rPr>
+          <w:rFonts w:ascii="Consolas" w:eastAsia="Times New Roman" w:hAnsi="Consolas" w:cs="Consolas"/>
+          <w:color w:val="BBBEBF"/>
+          <w:sz w:val="21"/>
+          <w:szCs w:val="21"/>
+          <w:lang w:val="en-US" w:eastAsia="pt-BR"/>
+        </w:rPr>
+      </w:pPr>
+      <w:r>
+        <w:rPr>
+          <w:rFonts w:ascii="Consolas" w:eastAsia="Times New Roman" w:hAnsi="Consolas" w:cs="Consolas"/>
+          <w:color w:val="BBBEBF"/>
+          <w:sz w:val="21"/>
+          <w:szCs w:val="21"/>
+          <w:lang w:val="en-US" w:eastAsia="pt-BR"/>
+        </w:rPr>
+        <w:t xml:space="preserve">  </w:t>
+      </w:r>
+      <w:r>
+        <w:rPr>
+          <w:rFonts w:ascii="Consolas" w:eastAsia="Times New Roman" w:hAnsi="Consolas" w:cs="Consolas"/>
+          <w:color w:val="D2A8FF"/>
+          <w:sz w:val="21"/>
+          <w:szCs w:val="21"/>
+          <w:lang w:val="en-US" w:eastAsia="pt-BR"/>
+        </w:rPr>
+        <w:t>digitalWrite</w:t>
+      </w:r>
+      <w:r>
+        <w:rPr>
+          <w:rFonts w:ascii="Consolas" w:eastAsia="Times New Roman" w:hAnsi="Consolas" w:cs="Consolas"/>
+          <w:color w:val="BBBEBF"/>
+          <w:sz w:val="21"/>
+          <w:szCs w:val="21"/>
+          <w:lang w:val="en-US" w:eastAsia="pt-BR"/>
+        </w:rPr>
+        <w:t>(motor, LOW);</w:t>
+      </w:r>
+    </w:p>
+    <w:p>
+      <w:pPr>
+        <w:shd w:val="clear" w:color="auto" w:fill="121314"/>
+        <w:spacing w:before="0" w:line="285" w:lineRule="atLeast"/>
+        <w:rPr>
+          <w:rFonts w:ascii="Consolas" w:eastAsia="Times New Roman" w:hAnsi="Consolas" w:cs="Consolas"/>
+          <w:color w:val="BBBEBF"/>
+          <w:sz w:val="21"/>
+          <w:szCs w:val="21"/>
+          <w:lang w:val="pt-BR" w:eastAsia="pt-BR"/>
+        </w:rPr>
+      </w:pPr>
+      <w:r>
+        <w:rPr>
+          <w:rFonts w:ascii="Consolas" w:eastAsia="Times New Roman" w:hAnsi="Consolas" w:cs="Consolas"/>
+          <w:color w:val="BBBEBF"/>
+          <w:sz w:val="21"/>
+          <w:szCs w:val="21"/>
+          <w:lang w:val="en-US" w:eastAsia="pt-BR"/>
+        </w:rPr>
+        <w:t xml:space="preserve">  </w:t>
+      </w:r>
+      <w:r>
+        <w:rPr>
+          <w:rFonts w:ascii="Consolas" w:eastAsia="Times New Roman" w:hAnsi="Consolas" w:cs="Consolas"/>
+          <w:color w:val="C9D1D9"/>
+          <w:sz w:val="21"/>
+          <w:szCs w:val="21"/>
+          <w:lang w:val="en-US" w:eastAsia="pt-BR"/>
+        </w:rPr>
+        <w:t>Serial</w:t>
+      </w:r>
+      <w:r>
+        <w:rPr>
+          <w:rFonts w:ascii="Consolas" w:eastAsia="Times New Roman" w:hAnsi="Consolas" w:cs="Consolas"/>
+          <w:color w:val="BBBEBF"/>
+          <w:sz w:val="21"/>
+          <w:szCs w:val="21"/>
+          <w:lang w:val="en-US" w:eastAsia="pt-BR"/>
+        </w:rPr>
+        <w:t>.</w:t>
+      </w:r>
+      <w:r>
+        <w:rPr>
+          <w:rFonts w:ascii="Consolas" w:eastAsia="Times New Roman" w:hAnsi="Consolas" w:cs="Consolas"/>
+          <w:color w:val="D2A8FF"/>
+          <w:sz w:val="21"/>
+          <w:szCs w:val="21"/>
+          <w:lang w:val="en-US" w:eastAsia="pt-BR"/>
+        </w:rPr>
+        <w:t>println</w:t>
+      </w:r>
+      <w:r>
+        <w:rPr>
+          <w:rFonts w:ascii="Consolas" w:eastAsia="Times New Roman" w:hAnsi="Consolas" w:cs="Consolas"/>
+          <w:color w:val="BBBEBF"/>
+          <w:sz w:val="21"/>
+          <w:szCs w:val="21"/>
+          <w:lang w:val="en-US" w:eastAsia="pt-BR"/>
+        </w:rPr>
         <w:t>(</w:t>
       </w:r>
-      <w:proofErr w:type="gramEnd"/>
+      <w:r>
+        <w:rPr>
+          <w:rFonts w:ascii="Consolas" w:eastAsia="Times New Roman" w:hAnsi="Consolas" w:cs="Consolas"/>
+          <w:color w:val="A5D6FF"/>
+          <w:sz w:val="21"/>
+          <w:szCs w:val="21"/>
+          <w:lang w:val="en-US" w:eastAsia="pt-BR"/>
+        </w:rPr>
+        <w:t xml:space="preserve">"EMERGENCIA! </w:t>
+      </w:r>
+      <w:r>
+        <w:rPr>
+          <w:rFonts w:ascii="Consolas" w:eastAsia="Times New Roman" w:hAnsi="Consolas" w:cs="Consolas"/>
+          <w:color w:val="A5D6FF"/>
+          <w:sz w:val="21"/>
+          <w:szCs w:val="21"/>
+          <w:lang w:val="pt-BR" w:eastAsia="pt-BR"/>
+        </w:rPr>
+        <w:t>Motor desligado."</w:t>
+      </w:r>
+      <w:r>
+        <w:rPr>
+          <w:rFonts w:ascii="Consolas" w:eastAsia="Times New Roman" w:hAnsi="Consolas" w:cs="Consolas"/>
+          <w:color w:val="BBBEBF"/>
+          <w:sz w:val="21"/>
+          <w:szCs w:val="21"/>
+          <w:lang w:val="pt-BR" w:eastAsia="pt-BR"/>
+        </w:rPr>
+        <w:t>);</w:t>
+      </w:r>
+    </w:p>
+    <w:p>
+      <w:pPr>
+        <w:shd w:val="clear" w:color="auto" w:fill="121314"/>
+        <w:spacing w:before="0" w:line="285" w:lineRule="atLeast"/>
+        <w:rPr>
+          <w:rFonts w:ascii="Consolas" w:eastAsia="Times New Roman" w:hAnsi="Consolas" w:cs="Consolas"/>
+          <w:color w:val="BBBEBF"/>
+          <w:sz w:val="21"/>
+          <w:szCs w:val="21"/>
+          <w:lang w:val="pt-BR" w:eastAsia="pt-BR"/>
+        </w:rPr>
+      </w:pPr>
+      <w:r>
+        <w:rPr>
+          <w:rFonts w:ascii="Consolas" w:eastAsia="Times New Roman" w:hAnsi="Consolas" w:cs="Consolas"/>
+          <w:color w:val="BBBEBF"/>
+          <w:sz w:val="21"/>
+          <w:szCs w:val="21"/>
+          <w:lang w:val="pt-BR" w:eastAsia="pt-BR"/>
+        </w:rPr>
+        <w:t xml:space="preserve">  </w:t>
+      </w:r>
+      <w:r>
+        <w:rPr>
+          <w:rFonts w:ascii="Consolas" w:eastAsia="Times New Roman" w:hAnsi="Consolas" w:cs="Consolas"/>
+          <w:color w:val="D2A8FF"/>
+          <w:sz w:val="21"/>
+          <w:szCs w:val="21"/>
+          <w:lang w:val="pt-BR" w:eastAsia="pt-BR"/>
+        </w:rPr>
+        <w:t>delay</w:t>
+      </w:r>
+      <w:r>
+        <w:rPr>
+          <w:rFonts w:ascii="Consolas" w:eastAsia="Times New Roman" w:hAnsi="Consolas" w:cs="Consolas"/>
+          <w:color w:val="BBBEBF"/>
+          <w:sz w:val="21"/>
+          <w:szCs w:val="21"/>
+          <w:lang w:val="pt-BR" w:eastAsia="pt-BR"/>
+        </w:rPr>
+        <w:t>(</w:t>
+      </w:r>
       <w:r>
         <w:rPr>
           <w:rFonts w:ascii="Consolas" w:eastAsia="Times New Roman" w:hAnsi="Consolas" w:cs="Consolas"/>
@@ -898,7 +3112,7 @@
           <w:szCs w:val="21"/>
           <w:lang w:val="pt-BR" w:eastAsia="pt-BR"/>
         </w:rPr>
-        <w:t>13</w:t>
+        <w:t>2000</w:t>
       </w:r>
       <w:r>
         <w:rPr>
@@ -908,7 +3122,7 @@
           <w:szCs w:val="21"/>
           <w:lang w:val="pt-BR" w:eastAsia="pt-BR"/>
         </w:rPr>
-        <w:t>, OUTPUT);</w:t>
+        <w:t>);</w:t>
       </w:r>
     </w:p>
     <w:p>
@@ -936,3548 +3150,6 @@
     </w:p>
     <w:p>
       <w:pPr>
-        <w:shd w:val="clear" w:color="auto" w:fill="121314"/>
-        <w:spacing w:before="0" w:line="285" w:lineRule="atLeast"/>
-        <w:rPr>
-          <w:rFonts w:ascii="Consolas" w:eastAsia="Times New Roman" w:hAnsi="Consolas" w:cs="Consolas"/>
-          <w:color w:val="BBBEBF"/>
-          <w:sz w:val="21"/>
-          <w:szCs w:val="21"/>
-          <w:lang w:val="pt-BR" w:eastAsia="pt-BR"/>
-        </w:rPr>
-      </w:pPr>
-    </w:p>
-    <w:p>
-      <w:pPr>
-        <w:shd w:val="clear" w:color="auto" w:fill="121314"/>
-        <w:spacing w:before="0" w:line="285" w:lineRule="atLeast"/>
-        <w:rPr>
-          <w:rFonts w:ascii="Consolas" w:eastAsia="Times New Roman" w:hAnsi="Consolas" w:cs="Consolas"/>
-          <w:color w:val="BBBEBF"/>
-          <w:sz w:val="21"/>
-          <w:szCs w:val="21"/>
-          <w:lang w:val="pt-BR" w:eastAsia="pt-BR"/>
-        </w:rPr>
-      </w:pPr>
-      <w:proofErr w:type="spellStart"/>
-      <w:r>
-        <w:rPr>
-          <w:rFonts w:ascii="Consolas" w:eastAsia="Times New Roman" w:hAnsi="Consolas" w:cs="Consolas"/>
-          <w:color w:val="FF7B72"/>
-          <w:sz w:val="21"/>
-          <w:szCs w:val="21"/>
-          <w:lang w:val="pt-BR" w:eastAsia="pt-BR"/>
-        </w:rPr>
-        <w:t>void</w:t>
-      </w:r>
-      <w:proofErr w:type="spellEnd"/>
-      <w:r>
-        <w:rPr>
-          <w:rFonts w:ascii="Consolas" w:eastAsia="Times New Roman" w:hAnsi="Consolas" w:cs="Consolas"/>
-          <w:color w:val="BBBEBF"/>
-          <w:sz w:val="21"/>
-          <w:szCs w:val="21"/>
-          <w:lang w:val="pt-BR" w:eastAsia="pt-BR"/>
-        </w:rPr>
-        <w:t xml:space="preserve"> </w:t>
-      </w:r>
-      <w:proofErr w:type="gramStart"/>
-      <w:r>
-        <w:rPr>
-          <w:rFonts w:ascii="Consolas" w:eastAsia="Times New Roman" w:hAnsi="Consolas" w:cs="Consolas"/>
-          <w:color w:val="D2A8FF"/>
-          <w:sz w:val="21"/>
-          <w:szCs w:val="21"/>
-          <w:lang w:val="pt-BR" w:eastAsia="pt-BR"/>
-        </w:rPr>
-        <w:t>loop</w:t>
-      </w:r>
-      <w:r>
-        <w:rPr>
-          <w:rFonts w:ascii="Consolas" w:eastAsia="Times New Roman" w:hAnsi="Consolas" w:cs="Consolas"/>
-          <w:color w:val="BBBEBF"/>
-          <w:sz w:val="21"/>
-          <w:szCs w:val="21"/>
-          <w:lang w:val="pt-BR" w:eastAsia="pt-BR"/>
-        </w:rPr>
-        <w:t>(</w:t>
-      </w:r>
-      <w:proofErr w:type="gramEnd"/>
-      <w:r>
-        <w:rPr>
-          <w:rFonts w:ascii="Consolas" w:eastAsia="Times New Roman" w:hAnsi="Consolas" w:cs="Consolas"/>
-          <w:color w:val="BBBEBF"/>
-          <w:sz w:val="21"/>
-          <w:szCs w:val="21"/>
-          <w:lang w:val="pt-BR" w:eastAsia="pt-BR"/>
-        </w:rPr>
-        <w:t>) {</w:t>
-      </w:r>
-    </w:p>
-    <w:p>
-      <w:pPr>
-        <w:shd w:val="clear" w:color="auto" w:fill="121314"/>
-        <w:spacing w:before="0" w:line="285" w:lineRule="atLeast"/>
-        <w:rPr>
-          <w:rFonts w:ascii="Consolas" w:eastAsia="Times New Roman" w:hAnsi="Consolas" w:cs="Consolas"/>
-          <w:color w:val="BBBEBF"/>
-          <w:sz w:val="21"/>
-          <w:szCs w:val="21"/>
-          <w:lang w:val="pt-BR" w:eastAsia="pt-BR"/>
-        </w:rPr>
-      </w:pPr>
-      <w:r>
-        <w:rPr>
-          <w:rFonts w:ascii="Consolas" w:eastAsia="Times New Roman" w:hAnsi="Consolas" w:cs="Consolas"/>
-          <w:color w:val="BBBEBF"/>
-          <w:sz w:val="21"/>
-          <w:szCs w:val="21"/>
-          <w:lang w:val="pt-BR" w:eastAsia="pt-BR"/>
-        </w:rPr>
-        <w:t xml:space="preserve">  </w:t>
-      </w:r>
-      <w:proofErr w:type="spellStart"/>
-      <w:r>
-        <w:rPr>
-          <w:rFonts w:ascii="Consolas" w:eastAsia="Times New Roman" w:hAnsi="Consolas" w:cs="Consolas"/>
-          <w:color w:val="FF7B72"/>
-          <w:sz w:val="21"/>
-          <w:szCs w:val="21"/>
-          <w:lang w:val="pt-BR" w:eastAsia="pt-BR"/>
-        </w:rPr>
-        <w:t>unsigned</w:t>
-      </w:r>
-      <w:proofErr w:type="spellEnd"/>
-      <w:r>
-        <w:rPr>
-          <w:rFonts w:ascii="Consolas" w:eastAsia="Times New Roman" w:hAnsi="Consolas" w:cs="Consolas"/>
-          <w:color w:val="BBBEBF"/>
-          <w:sz w:val="21"/>
-          <w:szCs w:val="21"/>
-          <w:lang w:val="pt-BR" w:eastAsia="pt-BR"/>
-        </w:rPr>
-        <w:t xml:space="preserve"> </w:t>
-      </w:r>
-      <w:proofErr w:type="spellStart"/>
-      <w:r>
-        <w:rPr>
-          <w:rFonts w:ascii="Consolas" w:eastAsia="Times New Roman" w:hAnsi="Consolas" w:cs="Consolas"/>
-          <w:color w:val="FF7B72"/>
-          <w:sz w:val="21"/>
-          <w:szCs w:val="21"/>
-          <w:lang w:val="pt-BR" w:eastAsia="pt-BR"/>
-        </w:rPr>
-        <w:t>long</w:t>
-      </w:r>
-      <w:proofErr w:type="spellEnd"/>
-      <w:r>
-        <w:rPr>
-          <w:rFonts w:ascii="Consolas" w:eastAsia="Times New Roman" w:hAnsi="Consolas" w:cs="Consolas"/>
-          <w:color w:val="BBBEBF"/>
-          <w:sz w:val="21"/>
-          <w:szCs w:val="21"/>
-          <w:lang w:val="pt-BR" w:eastAsia="pt-BR"/>
-        </w:rPr>
-        <w:t xml:space="preserve"> </w:t>
-      </w:r>
-      <w:proofErr w:type="spellStart"/>
-      <w:r>
-        <w:rPr>
-          <w:rFonts w:ascii="Consolas" w:eastAsia="Times New Roman" w:hAnsi="Consolas" w:cs="Consolas"/>
-          <w:color w:val="BBBEBF"/>
-          <w:sz w:val="21"/>
-          <w:szCs w:val="21"/>
-          <w:lang w:val="pt-BR" w:eastAsia="pt-BR"/>
-        </w:rPr>
-        <w:t>tempoAtual</w:t>
-      </w:r>
-      <w:proofErr w:type="spellEnd"/>
-      <w:r>
-        <w:rPr>
-          <w:rFonts w:ascii="Consolas" w:eastAsia="Times New Roman" w:hAnsi="Consolas" w:cs="Consolas"/>
-          <w:color w:val="BBBEBF"/>
-          <w:sz w:val="21"/>
-          <w:szCs w:val="21"/>
-          <w:lang w:val="pt-BR" w:eastAsia="pt-BR"/>
-        </w:rPr>
-        <w:t xml:space="preserve"> </w:t>
-      </w:r>
-      <w:r>
-        <w:rPr>
-          <w:rFonts w:ascii="Consolas" w:eastAsia="Times New Roman" w:hAnsi="Consolas" w:cs="Consolas"/>
-          <w:color w:val="D4D4D4"/>
-          <w:sz w:val="21"/>
-          <w:szCs w:val="21"/>
-          <w:lang w:val="pt-BR" w:eastAsia="pt-BR"/>
-        </w:rPr>
-        <w:t>=</w:t>
-      </w:r>
-      <w:r>
-        <w:rPr>
-          <w:rFonts w:ascii="Consolas" w:eastAsia="Times New Roman" w:hAnsi="Consolas" w:cs="Consolas"/>
-          <w:color w:val="BBBEBF"/>
-          <w:sz w:val="21"/>
-          <w:szCs w:val="21"/>
-          <w:lang w:val="pt-BR" w:eastAsia="pt-BR"/>
-        </w:rPr>
-        <w:t xml:space="preserve"> </w:t>
-      </w:r>
-      <w:proofErr w:type="spellStart"/>
-      <w:proofErr w:type="gramStart"/>
-      <w:r>
-        <w:rPr>
-          <w:rFonts w:ascii="Consolas" w:eastAsia="Times New Roman" w:hAnsi="Consolas" w:cs="Consolas"/>
-          <w:color w:val="D2A8FF"/>
-          <w:sz w:val="21"/>
-          <w:szCs w:val="21"/>
-          <w:lang w:val="pt-BR" w:eastAsia="pt-BR"/>
-        </w:rPr>
-        <w:t>millis</w:t>
-      </w:r>
-      <w:proofErr w:type="spellEnd"/>
-      <w:r>
-        <w:rPr>
-          <w:rFonts w:ascii="Consolas" w:eastAsia="Times New Roman" w:hAnsi="Consolas" w:cs="Consolas"/>
-          <w:color w:val="BBBEBF"/>
-          <w:sz w:val="21"/>
-          <w:szCs w:val="21"/>
-          <w:lang w:val="pt-BR" w:eastAsia="pt-BR"/>
-        </w:rPr>
-        <w:t>(</w:t>
-      </w:r>
-      <w:proofErr w:type="gramEnd"/>
-      <w:r>
-        <w:rPr>
-          <w:rFonts w:ascii="Consolas" w:eastAsia="Times New Roman" w:hAnsi="Consolas" w:cs="Consolas"/>
-          <w:color w:val="BBBEBF"/>
-          <w:sz w:val="21"/>
-          <w:szCs w:val="21"/>
-          <w:lang w:val="pt-BR" w:eastAsia="pt-BR"/>
-        </w:rPr>
-        <w:t>);</w:t>
-      </w:r>
-      <w:r>
-        <w:rPr>
-          <w:rFonts w:ascii="Consolas" w:eastAsia="Times New Roman" w:hAnsi="Consolas" w:cs="Consolas"/>
-          <w:color w:val="8B949E"/>
-          <w:sz w:val="21"/>
-          <w:szCs w:val="21"/>
-          <w:lang w:val="pt-BR" w:eastAsia="pt-BR"/>
-        </w:rPr>
-        <w:t xml:space="preserve"> // </w:t>
-      </w:r>
-      <w:proofErr w:type="gramStart"/>
-      <w:r>
-        <w:rPr>
-          <w:rFonts w:ascii="Consolas" w:eastAsia="Times New Roman" w:hAnsi="Consolas" w:cs="Consolas"/>
-          <w:color w:val="8B949E"/>
-          <w:sz w:val="21"/>
-          <w:szCs w:val="21"/>
-          <w:lang w:val="pt-BR" w:eastAsia="pt-BR"/>
-        </w:rPr>
-        <w:t>Tira</w:t>
-      </w:r>
-      <w:proofErr w:type="gramEnd"/>
-      <w:r>
-        <w:rPr>
-          <w:rFonts w:ascii="Consolas" w:eastAsia="Times New Roman" w:hAnsi="Consolas" w:cs="Consolas"/>
-          <w:color w:val="8B949E"/>
-          <w:sz w:val="21"/>
-          <w:szCs w:val="21"/>
-          <w:lang w:val="pt-BR" w:eastAsia="pt-BR"/>
-        </w:rPr>
-        <w:t xml:space="preserve"> uma foto do relógio atual</w:t>
-      </w:r>
-    </w:p>
-    <w:p>
-      <w:pPr>
-        <w:shd w:val="clear" w:color="auto" w:fill="121314"/>
-        <w:spacing w:before="0" w:line="285" w:lineRule="atLeast"/>
-        <w:rPr>
-          <w:rFonts w:ascii="Consolas" w:eastAsia="Times New Roman" w:hAnsi="Consolas" w:cs="Consolas"/>
-          <w:color w:val="BBBEBF"/>
-          <w:sz w:val="21"/>
-          <w:szCs w:val="21"/>
-          <w:lang w:val="pt-BR" w:eastAsia="pt-BR"/>
-        </w:rPr>
-      </w:pPr>
-    </w:p>
-    <w:p>
-      <w:pPr>
-        <w:shd w:val="clear" w:color="auto" w:fill="121314"/>
-        <w:spacing w:before="0" w:line="285" w:lineRule="atLeast"/>
-        <w:rPr>
-          <w:rFonts w:ascii="Consolas" w:eastAsia="Times New Roman" w:hAnsi="Consolas" w:cs="Consolas"/>
-          <w:color w:val="BBBEBF"/>
-          <w:sz w:val="21"/>
-          <w:szCs w:val="21"/>
-          <w:lang w:val="pt-BR" w:eastAsia="pt-BR"/>
-        </w:rPr>
-      </w:pPr>
-      <w:r>
-        <w:rPr>
-          <w:rFonts w:ascii="Consolas" w:eastAsia="Times New Roman" w:hAnsi="Consolas" w:cs="Consolas"/>
-          <w:color w:val="BBBEBF"/>
-          <w:sz w:val="21"/>
-          <w:szCs w:val="21"/>
-          <w:lang w:val="pt-BR" w:eastAsia="pt-BR"/>
-        </w:rPr>
-        <w:t xml:space="preserve">  </w:t>
-      </w:r>
-      <w:proofErr w:type="spellStart"/>
-      <w:r>
-        <w:rPr>
-          <w:rFonts w:ascii="Consolas" w:eastAsia="Times New Roman" w:hAnsi="Consolas" w:cs="Consolas"/>
-          <w:color w:val="C586C0"/>
-          <w:sz w:val="21"/>
-          <w:szCs w:val="21"/>
-          <w:lang w:val="pt-BR" w:eastAsia="pt-BR"/>
-        </w:rPr>
-        <w:t>if</w:t>
-      </w:r>
-      <w:proofErr w:type="spellEnd"/>
-      <w:r>
-        <w:rPr>
-          <w:rFonts w:ascii="Consolas" w:eastAsia="Times New Roman" w:hAnsi="Consolas" w:cs="Consolas"/>
-          <w:color w:val="BBBEBF"/>
-          <w:sz w:val="21"/>
-          <w:szCs w:val="21"/>
-          <w:lang w:val="pt-BR" w:eastAsia="pt-BR"/>
-        </w:rPr>
-        <w:t xml:space="preserve"> (</w:t>
-      </w:r>
-      <w:proofErr w:type="spellStart"/>
-      <w:r>
-        <w:rPr>
-          <w:rFonts w:ascii="Consolas" w:eastAsia="Times New Roman" w:hAnsi="Consolas" w:cs="Consolas"/>
-          <w:color w:val="BBBEBF"/>
-          <w:sz w:val="21"/>
-          <w:szCs w:val="21"/>
-          <w:lang w:val="pt-BR" w:eastAsia="pt-BR"/>
-        </w:rPr>
-        <w:t>tempoAtual</w:t>
-      </w:r>
-      <w:proofErr w:type="spellEnd"/>
-      <w:r>
-        <w:rPr>
-          <w:rFonts w:ascii="Consolas" w:eastAsia="Times New Roman" w:hAnsi="Consolas" w:cs="Consolas"/>
-          <w:color w:val="BBBEBF"/>
-          <w:sz w:val="21"/>
-          <w:szCs w:val="21"/>
-          <w:lang w:val="pt-BR" w:eastAsia="pt-BR"/>
-        </w:rPr>
-        <w:t xml:space="preserve"> </w:t>
-      </w:r>
-      <w:r>
-        <w:rPr>
-          <w:rFonts w:ascii="Consolas" w:eastAsia="Times New Roman" w:hAnsi="Consolas" w:cs="Consolas"/>
-          <w:color w:val="D4D4D4"/>
-          <w:sz w:val="21"/>
-          <w:szCs w:val="21"/>
-          <w:lang w:val="pt-BR" w:eastAsia="pt-BR"/>
-        </w:rPr>
-        <w:t>-</w:t>
-      </w:r>
-      <w:r>
-        <w:rPr>
-          <w:rFonts w:ascii="Consolas" w:eastAsia="Times New Roman" w:hAnsi="Consolas" w:cs="Consolas"/>
-          <w:color w:val="BBBEBF"/>
-          <w:sz w:val="21"/>
-          <w:szCs w:val="21"/>
-          <w:lang w:val="pt-BR" w:eastAsia="pt-BR"/>
-        </w:rPr>
-        <w:t xml:space="preserve"> </w:t>
-      </w:r>
-      <w:proofErr w:type="spellStart"/>
-      <w:r>
-        <w:rPr>
-          <w:rFonts w:ascii="Consolas" w:eastAsia="Times New Roman" w:hAnsi="Consolas" w:cs="Consolas"/>
-          <w:color w:val="BBBEBF"/>
-          <w:sz w:val="21"/>
-          <w:szCs w:val="21"/>
-          <w:lang w:val="pt-BR" w:eastAsia="pt-BR"/>
-        </w:rPr>
-        <w:t>tempoAnterior</w:t>
-      </w:r>
-      <w:proofErr w:type="spellEnd"/>
-      <w:r>
-        <w:rPr>
-          <w:rFonts w:ascii="Consolas" w:eastAsia="Times New Roman" w:hAnsi="Consolas" w:cs="Consolas"/>
-          <w:color w:val="BBBEBF"/>
-          <w:sz w:val="21"/>
-          <w:szCs w:val="21"/>
-          <w:lang w:val="pt-BR" w:eastAsia="pt-BR"/>
-        </w:rPr>
-        <w:t xml:space="preserve"> </w:t>
-      </w:r>
-      <w:r>
-        <w:rPr>
-          <w:rFonts w:ascii="Consolas" w:eastAsia="Times New Roman" w:hAnsi="Consolas" w:cs="Consolas"/>
-          <w:color w:val="D4D4D4"/>
-          <w:sz w:val="21"/>
-          <w:szCs w:val="21"/>
-          <w:lang w:val="pt-BR" w:eastAsia="pt-BR"/>
-        </w:rPr>
-        <w:t>&gt;=</w:t>
-      </w:r>
-      <w:r>
-        <w:rPr>
-          <w:rFonts w:ascii="Consolas" w:eastAsia="Times New Roman" w:hAnsi="Consolas" w:cs="Consolas"/>
-          <w:color w:val="BBBEBF"/>
-          <w:sz w:val="21"/>
-          <w:szCs w:val="21"/>
-          <w:lang w:val="pt-BR" w:eastAsia="pt-BR"/>
-        </w:rPr>
-        <w:t xml:space="preserve"> intervalo) </w:t>
-      </w:r>
-      <w:r>
-        <w:rPr>
-          <w:rFonts w:ascii="Consolas" w:eastAsia="Times New Roman" w:hAnsi="Consolas" w:cs="Consolas"/>
-          <w:color w:val="C9D1D9"/>
-          <w:sz w:val="21"/>
-          <w:szCs w:val="21"/>
-          <w:lang w:val="pt-BR" w:eastAsia="pt-BR"/>
-        </w:rPr>
-        <w:t>{</w:t>
-      </w:r>
-    </w:p>
-    <w:p>
-      <w:pPr>
-        <w:shd w:val="clear" w:color="auto" w:fill="121314"/>
-        <w:spacing w:before="0" w:line="285" w:lineRule="atLeast"/>
-        <w:rPr>
-          <w:rFonts w:ascii="Consolas" w:eastAsia="Times New Roman" w:hAnsi="Consolas" w:cs="Consolas"/>
-          <w:color w:val="BBBEBF"/>
-          <w:sz w:val="21"/>
-          <w:szCs w:val="21"/>
-          <w:lang w:val="pt-BR" w:eastAsia="pt-BR"/>
-        </w:rPr>
-      </w:pPr>
-      <w:r>
-        <w:rPr>
-          <w:rFonts w:ascii="Consolas" w:eastAsia="Times New Roman" w:hAnsi="Consolas" w:cs="Consolas"/>
-          <w:color w:val="C9D1D9"/>
-          <w:sz w:val="21"/>
-          <w:szCs w:val="21"/>
-          <w:lang w:val="pt-BR" w:eastAsia="pt-BR"/>
-        </w:rPr>
-        <w:t xml:space="preserve">    </w:t>
-      </w:r>
-      <w:proofErr w:type="spellStart"/>
-      <w:r>
-        <w:rPr>
-          <w:rFonts w:ascii="Consolas" w:eastAsia="Times New Roman" w:hAnsi="Consolas" w:cs="Consolas"/>
-          <w:color w:val="C9D1D9"/>
-          <w:sz w:val="21"/>
-          <w:szCs w:val="21"/>
-          <w:lang w:val="pt-BR" w:eastAsia="pt-BR"/>
-        </w:rPr>
-        <w:t>tempoAnterior</w:t>
-      </w:r>
-      <w:proofErr w:type="spellEnd"/>
-      <w:r>
-        <w:rPr>
-          <w:rFonts w:ascii="Consolas" w:eastAsia="Times New Roman" w:hAnsi="Consolas" w:cs="Consolas"/>
-          <w:color w:val="C9D1D9"/>
-          <w:sz w:val="21"/>
-          <w:szCs w:val="21"/>
-          <w:lang w:val="pt-BR" w:eastAsia="pt-BR"/>
-        </w:rPr>
-        <w:t xml:space="preserve"> </w:t>
-      </w:r>
-      <w:r>
-        <w:rPr>
-          <w:rFonts w:ascii="Consolas" w:eastAsia="Times New Roman" w:hAnsi="Consolas" w:cs="Consolas"/>
-          <w:color w:val="D4D4D4"/>
-          <w:sz w:val="21"/>
-          <w:szCs w:val="21"/>
-          <w:lang w:val="pt-BR" w:eastAsia="pt-BR"/>
-        </w:rPr>
-        <w:t>=</w:t>
-      </w:r>
-      <w:r>
-        <w:rPr>
-          <w:rFonts w:ascii="Consolas" w:eastAsia="Times New Roman" w:hAnsi="Consolas" w:cs="Consolas"/>
-          <w:color w:val="C9D1D9"/>
-          <w:sz w:val="21"/>
-          <w:szCs w:val="21"/>
-          <w:lang w:val="pt-BR" w:eastAsia="pt-BR"/>
-        </w:rPr>
-        <w:t xml:space="preserve"> </w:t>
-      </w:r>
-      <w:proofErr w:type="spellStart"/>
-      <w:r>
-        <w:rPr>
-          <w:rFonts w:ascii="Consolas" w:eastAsia="Times New Roman" w:hAnsi="Consolas" w:cs="Consolas"/>
-          <w:color w:val="C9D1D9"/>
-          <w:sz w:val="21"/>
-          <w:szCs w:val="21"/>
-          <w:lang w:val="pt-BR" w:eastAsia="pt-BR"/>
-        </w:rPr>
-        <w:t>tempoAtual</w:t>
-      </w:r>
-      <w:proofErr w:type="spellEnd"/>
-      <w:r>
-        <w:rPr>
-          <w:rFonts w:ascii="Consolas" w:eastAsia="Times New Roman" w:hAnsi="Consolas" w:cs="Consolas"/>
-          <w:color w:val="C9D1D9"/>
-          <w:sz w:val="21"/>
-          <w:szCs w:val="21"/>
-          <w:lang w:val="pt-BR" w:eastAsia="pt-BR"/>
-        </w:rPr>
-        <w:t>;</w:t>
-      </w:r>
-      <w:r>
-        <w:rPr>
-          <w:rFonts w:ascii="Consolas" w:eastAsia="Times New Roman" w:hAnsi="Consolas" w:cs="Consolas"/>
-          <w:color w:val="8B949E"/>
-          <w:sz w:val="21"/>
-          <w:szCs w:val="21"/>
-          <w:lang w:val="pt-BR" w:eastAsia="pt-BR"/>
-        </w:rPr>
-        <w:t xml:space="preserve"> // </w:t>
-      </w:r>
-      <w:proofErr w:type="gramStart"/>
-      <w:r>
-        <w:rPr>
-          <w:rFonts w:ascii="Consolas" w:eastAsia="Times New Roman" w:hAnsi="Consolas" w:cs="Consolas"/>
-          <w:color w:val="8B949E"/>
-          <w:sz w:val="21"/>
-          <w:szCs w:val="21"/>
-          <w:lang w:val="pt-BR" w:eastAsia="pt-BR"/>
-        </w:rPr>
-        <w:t>Salva</w:t>
-      </w:r>
-      <w:proofErr w:type="gramEnd"/>
-      <w:r>
-        <w:rPr>
-          <w:rFonts w:ascii="Consolas" w:eastAsia="Times New Roman" w:hAnsi="Consolas" w:cs="Consolas"/>
-          <w:color w:val="8B949E"/>
-          <w:sz w:val="21"/>
-          <w:szCs w:val="21"/>
-          <w:lang w:val="pt-BR" w:eastAsia="pt-BR"/>
-        </w:rPr>
-        <w:t xml:space="preserve"> o último momento em que o LED mudou</w:t>
-      </w:r>
-    </w:p>
-    <w:p>
-      <w:pPr>
-        <w:shd w:val="clear" w:color="auto" w:fill="121314"/>
-        <w:spacing w:before="0" w:line="285" w:lineRule="atLeast"/>
-        <w:rPr>
-          <w:rFonts w:ascii="Consolas" w:eastAsia="Times New Roman" w:hAnsi="Consolas" w:cs="Consolas"/>
-          <w:color w:val="BBBEBF"/>
-          <w:sz w:val="21"/>
-          <w:szCs w:val="21"/>
-          <w:lang w:val="pt-BR" w:eastAsia="pt-BR"/>
-        </w:rPr>
-      </w:pPr>
-    </w:p>
-    <w:p>
-      <w:pPr>
-        <w:shd w:val="clear" w:color="auto" w:fill="121314"/>
-        <w:spacing w:before="0" w:line="285" w:lineRule="atLeast"/>
-        <w:rPr>
-          <w:rFonts w:ascii="Consolas" w:eastAsia="Times New Roman" w:hAnsi="Consolas" w:cs="Consolas"/>
-          <w:color w:val="BBBEBF"/>
-          <w:sz w:val="21"/>
-          <w:szCs w:val="21"/>
-          <w:lang w:val="pt-BR" w:eastAsia="pt-BR"/>
-        </w:rPr>
-      </w:pPr>
-      <w:r>
-        <w:rPr>
-          <w:rFonts w:ascii="Consolas" w:eastAsia="Times New Roman" w:hAnsi="Consolas" w:cs="Consolas"/>
-          <w:color w:val="C9D1D9"/>
-          <w:sz w:val="21"/>
-          <w:szCs w:val="21"/>
-          <w:lang w:val="pt-BR" w:eastAsia="pt-BR"/>
-        </w:rPr>
-        <w:t xml:space="preserve">    </w:t>
-      </w:r>
-      <w:proofErr w:type="spellStart"/>
-      <w:r>
-        <w:rPr>
-          <w:rFonts w:ascii="Consolas" w:eastAsia="Times New Roman" w:hAnsi="Consolas" w:cs="Consolas"/>
-          <w:color w:val="C9D1D9"/>
-          <w:sz w:val="21"/>
-          <w:szCs w:val="21"/>
-          <w:lang w:val="pt-BR" w:eastAsia="pt-BR"/>
-        </w:rPr>
-        <w:t>estadoLED</w:t>
-      </w:r>
-      <w:proofErr w:type="spellEnd"/>
-      <w:r>
-        <w:rPr>
-          <w:rFonts w:ascii="Consolas" w:eastAsia="Times New Roman" w:hAnsi="Consolas" w:cs="Consolas"/>
-          <w:color w:val="C9D1D9"/>
-          <w:sz w:val="21"/>
-          <w:szCs w:val="21"/>
-          <w:lang w:val="pt-BR" w:eastAsia="pt-BR"/>
-        </w:rPr>
-        <w:t xml:space="preserve"> </w:t>
-      </w:r>
-      <w:proofErr w:type="gramStart"/>
-      <w:r>
-        <w:rPr>
-          <w:rFonts w:ascii="Consolas" w:eastAsia="Times New Roman" w:hAnsi="Consolas" w:cs="Consolas"/>
-          <w:color w:val="D4D4D4"/>
-          <w:sz w:val="21"/>
-          <w:szCs w:val="21"/>
-          <w:lang w:val="pt-BR" w:eastAsia="pt-BR"/>
-        </w:rPr>
-        <w:t>=</w:t>
-      </w:r>
-      <w:r>
-        <w:rPr>
-          <w:rFonts w:ascii="Consolas" w:eastAsia="Times New Roman" w:hAnsi="Consolas" w:cs="Consolas"/>
-          <w:color w:val="C9D1D9"/>
-          <w:sz w:val="21"/>
-          <w:szCs w:val="21"/>
-          <w:lang w:val="pt-BR" w:eastAsia="pt-BR"/>
-        </w:rPr>
-        <w:t xml:space="preserve"> </w:t>
-      </w:r>
-      <w:r>
-        <w:rPr>
-          <w:rFonts w:ascii="Consolas" w:eastAsia="Times New Roman" w:hAnsi="Consolas" w:cs="Consolas"/>
-          <w:color w:val="D4D4D4"/>
-          <w:sz w:val="21"/>
-          <w:szCs w:val="21"/>
-          <w:lang w:val="pt-BR" w:eastAsia="pt-BR"/>
-        </w:rPr>
-        <w:t>!</w:t>
-      </w:r>
-      <w:proofErr w:type="spellStart"/>
-      <w:r>
-        <w:rPr>
-          <w:rFonts w:ascii="Consolas" w:eastAsia="Times New Roman" w:hAnsi="Consolas" w:cs="Consolas"/>
-          <w:color w:val="C9D1D9"/>
-          <w:sz w:val="21"/>
-          <w:szCs w:val="21"/>
-          <w:lang w:val="pt-BR" w:eastAsia="pt-BR"/>
-        </w:rPr>
-        <w:t>estadoLED</w:t>
-      </w:r>
-      <w:proofErr w:type="spellEnd"/>
-      <w:proofErr w:type="gramEnd"/>
-      <w:r>
-        <w:rPr>
-          <w:rFonts w:ascii="Consolas" w:eastAsia="Times New Roman" w:hAnsi="Consolas" w:cs="Consolas"/>
-          <w:color w:val="C9D1D9"/>
-          <w:sz w:val="21"/>
-          <w:szCs w:val="21"/>
-          <w:lang w:val="pt-BR" w:eastAsia="pt-BR"/>
-        </w:rPr>
-        <w:t>;</w:t>
-      </w:r>
-      <w:r>
-        <w:rPr>
-          <w:rFonts w:ascii="Consolas" w:eastAsia="Times New Roman" w:hAnsi="Consolas" w:cs="Consolas"/>
-          <w:color w:val="8B949E"/>
-          <w:sz w:val="21"/>
-          <w:szCs w:val="21"/>
-          <w:lang w:val="pt-BR" w:eastAsia="pt-BR"/>
-        </w:rPr>
-        <w:t xml:space="preserve"> // </w:t>
-      </w:r>
-      <w:proofErr w:type="gramStart"/>
-      <w:r>
-        <w:rPr>
-          <w:rFonts w:ascii="Consolas" w:eastAsia="Times New Roman" w:hAnsi="Consolas" w:cs="Consolas"/>
-          <w:color w:val="8B949E"/>
-          <w:sz w:val="21"/>
-          <w:szCs w:val="21"/>
-          <w:lang w:val="pt-BR" w:eastAsia="pt-BR"/>
-        </w:rPr>
-        <w:t>Inverte</w:t>
-      </w:r>
-      <w:proofErr w:type="gramEnd"/>
-      <w:r>
-        <w:rPr>
-          <w:rFonts w:ascii="Consolas" w:eastAsia="Times New Roman" w:hAnsi="Consolas" w:cs="Consolas"/>
-          <w:color w:val="8B949E"/>
-          <w:sz w:val="21"/>
-          <w:szCs w:val="21"/>
-          <w:lang w:val="pt-BR" w:eastAsia="pt-BR"/>
-        </w:rPr>
-        <w:t xml:space="preserve"> o estado do LED</w:t>
-      </w:r>
-    </w:p>
-    <w:p>
-      <w:pPr>
-        <w:shd w:val="clear" w:color="auto" w:fill="121314"/>
-        <w:spacing w:before="0" w:line="285" w:lineRule="atLeast"/>
-        <w:rPr>
-          <w:rFonts w:ascii="Consolas" w:eastAsia="Times New Roman" w:hAnsi="Consolas" w:cs="Consolas"/>
-          <w:color w:val="BBBEBF"/>
-          <w:sz w:val="21"/>
-          <w:szCs w:val="21"/>
-          <w:lang w:val="pt-BR" w:eastAsia="pt-BR"/>
-        </w:rPr>
-      </w:pPr>
-      <w:r>
-        <w:rPr>
-          <w:rFonts w:ascii="Consolas" w:eastAsia="Times New Roman" w:hAnsi="Consolas" w:cs="Consolas"/>
-          <w:color w:val="C9D1D9"/>
-          <w:sz w:val="21"/>
-          <w:szCs w:val="21"/>
-          <w:lang w:val="pt-BR" w:eastAsia="pt-BR"/>
-        </w:rPr>
-        <w:t xml:space="preserve">    </w:t>
-      </w:r>
-      <w:proofErr w:type="spellStart"/>
-      <w:proofErr w:type="gramStart"/>
-      <w:r>
-        <w:rPr>
-          <w:rFonts w:ascii="Consolas" w:eastAsia="Times New Roman" w:hAnsi="Consolas" w:cs="Consolas"/>
-          <w:color w:val="D2A8FF"/>
-          <w:sz w:val="21"/>
-          <w:szCs w:val="21"/>
-          <w:lang w:val="pt-BR" w:eastAsia="pt-BR"/>
-        </w:rPr>
-        <w:t>digitalWrite</w:t>
-      </w:r>
-      <w:proofErr w:type="spellEnd"/>
-      <w:r>
-        <w:rPr>
-          <w:rFonts w:ascii="Consolas" w:eastAsia="Times New Roman" w:hAnsi="Consolas" w:cs="Consolas"/>
-          <w:color w:val="C9D1D9"/>
-          <w:sz w:val="21"/>
-          <w:szCs w:val="21"/>
-          <w:lang w:val="pt-BR" w:eastAsia="pt-BR"/>
-        </w:rPr>
-        <w:t>(</w:t>
-      </w:r>
-      <w:proofErr w:type="gramEnd"/>
-      <w:r>
-        <w:rPr>
-          <w:rFonts w:ascii="Consolas" w:eastAsia="Times New Roman" w:hAnsi="Consolas" w:cs="Consolas"/>
-          <w:color w:val="B5CEA8"/>
-          <w:sz w:val="21"/>
-          <w:szCs w:val="21"/>
-          <w:lang w:val="pt-BR" w:eastAsia="pt-BR"/>
-        </w:rPr>
-        <w:t>13</w:t>
-      </w:r>
-      <w:r>
-        <w:rPr>
-          <w:rFonts w:ascii="Consolas" w:eastAsia="Times New Roman" w:hAnsi="Consolas" w:cs="Consolas"/>
-          <w:color w:val="C9D1D9"/>
-          <w:sz w:val="21"/>
-          <w:szCs w:val="21"/>
-          <w:lang w:val="pt-BR" w:eastAsia="pt-BR"/>
-        </w:rPr>
-        <w:t xml:space="preserve">, </w:t>
-      </w:r>
-      <w:proofErr w:type="spellStart"/>
-      <w:r>
-        <w:rPr>
-          <w:rFonts w:ascii="Consolas" w:eastAsia="Times New Roman" w:hAnsi="Consolas" w:cs="Consolas"/>
-          <w:color w:val="C9D1D9"/>
-          <w:sz w:val="21"/>
-          <w:szCs w:val="21"/>
-          <w:lang w:val="pt-BR" w:eastAsia="pt-BR"/>
-        </w:rPr>
-        <w:t>estadoLED</w:t>
-      </w:r>
-      <w:proofErr w:type="spellEnd"/>
-      <w:r>
-        <w:rPr>
-          <w:rFonts w:ascii="Consolas" w:eastAsia="Times New Roman" w:hAnsi="Consolas" w:cs="Consolas"/>
-          <w:color w:val="C9D1D9"/>
-          <w:sz w:val="21"/>
-          <w:szCs w:val="21"/>
-          <w:lang w:val="pt-BR" w:eastAsia="pt-BR"/>
-        </w:rPr>
-        <w:t>);</w:t>
-      </w:r>
-    </w:p>
-    <w:p>
-      <w:pPr>
-        <w:shd w:val="clear" w:color="auto" w:fill="121314"/>
-        <w:spacing w:before="0" w:line="285" w:lineRule="atLeast"/>
-        <w:rPr>
-          <w:rFonts w:ascii="Consolas" w:eastAsia="Times New Roman" w:hAnsi="Consolas" w:cs="Consolas"/>
-          <w:color w:val="BBBEBF"/>
-          <w:sz w:val="21"/>
-          <w:szCs w:val="21"/>
-          <w:lang w:val="pt-BR" w:eastAsia="pt-BR"/>
-        </w:rPr>
-      </w:pPr>
-      <w:r>
-        <w:rPr>
-          <w:rFonts w:ascii="Consolas" w:eastAsia="Times New Roman" w:hAnsi="Consolas" w:cs="Consolas"/>
-          <w:color w:val="C9D1D9"/>
-          <w:sz w:val="21"/>
-          <w:szCs w:val="21"/>
-          <w:lang w:val="pt-BR" w:eastAsia="pt-BR"/>
-        </w:rPr>
-        <w:t>  }</w:t>
-      </w:r>
-    </w:p>
-    <w:p>
-      <w:pPr>
-        <w:shd w:val="clear" w:color="auto" w:fill="121314"/>
-        <w:spacing w:before="0" w:line="285" w:lineRule="atLeast"/>
-        <w:rPr>
-          <w:rFonts w:ascii="Consolas" w:eastAsia="Times New Roman" w:hAnsi="Consolas" w:cs="Consolas"/>
-          <w:color w:val="BBBEBF"/>
-          <w:sz w:val="21"/>
-          <w:szCs w:val="21"/>
-          <w:lang w:val="pt-BR" w:eastAsia="pt-BR"/>
-        </w:rPr>
-      </w:pPr>
-      <w:r>
-        <w:rPr>
-          <w:rFonts w:ascii="Consolas" w:eastAsia="Times New Roman" w:hAnsi="Consolas" w:cs="Consolas"/>
-          <w:color w:val="BBBEBF"/>
-          <w:sz w:val="21"/>
-          <w:szCs w:val="21"/>
-          <w:lang w:val="pt-BR" w:eastAsia="pt-BR"/>
-        </w:rPr>
-        <w:t xml:space="preserve">  </w:t>
-      </w:r>
-    </w:p>
-    <w:p>
-      <w:pPr>
-        <w:shd w:val="clear" w:color="auto" w:fill="121314"/>
-        <w:spacing w:before="0" w:line="285" w:lineRule="atLeast"/>
-        <w:rPr>
-          <w:rFonts w:ascii="Consolas" w:eastAsia="Times New Roman" w:hAnsi="Consolas" w:cs="Consolas"/>
-          <w:color w:val="BBBEBF"/>
-          <w:sz w:val="21"/>
-          <w:szCs w:val="21"/>
-          <w:lang w:val="pt-BR" w:eastAsia="pt-BR"/>
-        </w:rPr>
-      </w:pPr>
-      <w:r>
-        <w:rPr>
-          <w:rFonts w:ascii="Consolas" w:eastAsia="Times New Roman" w:hAnsi="Consolas" w:cs="Consolas"/>
-          <w:color w:val="8B949E"/>
-          <w:sz w:val="21"/>
-          <w:szCs w:val="21"/>
-          <w:lang w:val="pt-BR" w:eastAsia="pt-BR"/>
-        </w:rPr>
-        <w:t>  // Qualquer outro código colocado aqui rodará IMEDIATAMENTE, sem travar!</w:t>
-      </w:r>
-    </w:p>
-    <w:p>
-      <w:pPr>
-        <w:shd w:val="clear" w:color="auto" w:fill="121314"/>
-        <w:spacing w:before="0" w:line="285" w:lineRule="atLeast"/>
-        <w:rPr>
-          <w:rFonts w:ascii="Consolas" w:eastAsia="Times New Roman" w:hAnsi="Consolas" w:cs="Consolas"/>
-          <w:color w:val="BBBEBF"/>
-          <w:sz w:val="21"/>
-          <w:szCs w:val="21"/>
-          <w:lang w:val="pt-BR" w:eastAsia="pt-BR"/>
-        </w:rPr>
-      </w:pPr>
-      <w:r>
-        <w:rPr>
-          <w:rFonts w:ascii="Consolas" w:eastAsia="Times New Roman" w:hAnsi="Consolas" w:cs="Consolas"/>
-          <w:color w:val="BBBEBF"/>
-          <w:sz w:val="21"/>
-          <w:szCs w:val="21"/>
-          <w:lang w:val="pt-BR" w:eastAsia="pt-BR"/>
-        </w:rPr>
-        <w:t>}</w:t>
-      </w:r>
-    </w:p>
-    <w:p>
-      <w:pPr>
-        <w:rPr>
-          <w:noProof/>
-          <w:lang w:val="pt-BR" w:eastAsia="zh-CN"/>
-        </w:rPr>
-      </w:pPr>
-    </w:p>
-    <w:p>
-      <w:pPr>
-        <w:pStyle w:val="Ttulo1"/>
-        <w:rPr>
-          <w:lang w:val="pt-BR"/>
-        </w:rPr>
-      </w:pPr>
-      <w:proofErr w:type="spellStart"/>
-      <w:r>
-        <w:rPr>
-          <w:lang w:val="pt-BR" w:bidi="pt-BR"/>
-        </w:rPr>
-        <w:t>Timers</w:t>
-      </w:r>
-      <w:proofErr w:type="spellEnd"/>
-      <w:r>
-        <w:rPr>
-          <w:lang w:val="pt-BR" w:bidi="pt-BR"/>
-        </w:rPr>
-        <w:t xml:space="preserve"> e Contadores Internos (Hardware)</w:t>
-      </w:r>
-    </w:p>
-    <w:p>
-      <w:pPr>
-        <w:rPr>
-          <w:lang w:val="pt-BR" w:bidi="pt-BR"/>
-        </w:rPr>
-      </w:pPr>
-      <w:r>
-        <w:rPr>
-          <w:lang w:val="pt-BR" w:bidi="pt-BR"/>
-        </w:rPr>
-        <w:t xml:space="preserve">Por trás das funções de software, existem periféricos de hardware dentro do chip chamados </w:t>
-      </w:r>
-      <w:proofErr w:type="spellStart"/>
-      <w:r>
-        <w:rPr>
-          <w:lang w:val="pt-BR" w:bidi="pt-BR"/>
-        </w:rPr>
-        <w:t>Timers</w:t>
-      </w:r>
-      <w:proofErr w:type="spellEnd"/>
-      <w:r>
-        <w:rPr>
-          <w:lang w:val="pt-BR" w:bidi="pt-BR"/>
-        </w:rPr>
-        <w:t>/</w:t>
-      </w:r>
-      <w:proofErr w:type="spellStart"/>
-      <w:r>
-        <w:rPr>
-          <w:lang w:val="pt-BR" w:bidi="pt-BR"/>
-        </w:rPr>
-        <w:t>Counters</w:t>
-      </w:r>
-      <w:proofErr w:type="spellEnd"/>
-      <w:r>
-        <w:rPr>
-          <w:lang w:val="pt-BR" w:bidi="pt-BR"/>
-        </w:rPr>
-        <w:t>. No Arduino Uno (ATmega328P), existem três:</w:t>
-      </w:r>
-    </w:p>
-    <w:p>
-      <w:pPr>
-        <w:rPr>
-          <w:lang w:val="pt-BR" w:bidi="pt-BR"/>
-        </w:rPr>
-      </w:pPr>
-    </w:p>
-    <w:p>
-      <w:pPr>
-        <w:pStyle w:val="PargrafodaLista"/>
-        <w:numPr>
-          <w:ilvl w:val="0"/>
-          <w:numId w:val="39"/>
-        </w:numPr>
-        <w:rPr>
-          <w:lang w:val="pt-BR" w:bidi="pt-BR"/>
-        </w:rPr>
-      </w:pPr>
-      <w:r>
-        <w:rPr>
-          <w:lang w:val="pt-BR" w:bidi="pt-BR"/>
-        </w:rPr>
-        <w:t xml:space="preserve">Timer0 (8 bits): </w:t>
-      </w:r>
-      <w:proofErr w:type="spellStart"/>
-      <w:r>
-        <w:rPr>
-          <w:lang w:val="pt-BR" w:bidi="pt-BR"/>
-        </w:rPr>
-        <w:t>Usado</w:t>
-      </w:r>
-      <w:proofErr w:type="spellEnd"/>
-      <w:r>
-        <w:rPr>
-          <w:lang w:val="pt-BR" w:bidi="pt-BR"/>
-        </w:rPr>
-        <w:t xml:space="preserve"> internamente para as funções </w:t>
-      </w:r>
-      <w:proofErr w:type="spellStart"/>
-      <w:proofErr w:type="gramStart"/>
-      <w:r>
-        <w:rPr>
-          <w:lang w:val="pt-BR" w:bidi="pt-BR"/>
-        </w:rPr>
-        <w:t>millis</w:t>
-      </w:r>
-      <w:proofErr w:type="spellEnd"/>
-      <w:r>
-        <w:rPr>
-          <w:lang w:val="pt-BR" w:bidi="pt-BR"/>
-        </w:rPr>
-        <w:t>(</w:t>
-      </w:r>
-      <w:proofErr w:type="gramEnd"/>
-      <w:r>
-        <w:rPr>
-          <w:lang w:val="pt-BR" w:bidi="pt-BR"/>
-        </w:rPr>
-        <w:t xml:space="preserve">), </w:t>
-      </w:r>
-      <w:proofErr w:type="gramStart"/>
-      <w:r>
-        <w:rPr>
-          <w:lang w:val="pt-BR" w:bidi="pt-BR"/>
-        </w:rPr>
-        <w:t>micros(</w:t>
-      </w:r>
-      <w:proofErr w:type="gramEnd"/>
-      <w:r>
-        <w:rPr>
-          <w:lang w:val="pt-BR" w:bidi="pt-BR"/>
-        </w:rPr>
-        <w:t>) e para o PWM nos pinos 5 e 6.</w:t>
-      </w:r>
-    </w:p>
-    <w:p>
-      <w:pPr>
-        <w:pStyle w:val="PargrafodaLista"/>
-        <w:numPr>
-          <w:ilvl w:val="0"/>
-          <w:numId w:val="39"/>
-        </w:numPr>
-        <w:rPr>
-          <w:lang w:val="pt-BR" w:bidi="pt-BR"/>
-        </w:rPr>
-      </w:pPr>
-      <w:r>
-        <w:rPr>
-          <w:lang w:val="pt-BR" w:bidi="pt-BR"/>
-        </w:rPr>
-        <w:t>Timer1 (16 bits): Usado pela biblioteca de Servomotores (</w:t>
-      </w:r>
-      <w:proofErr w:type="spellStart"/>
-      <w:r>
-        <w:rPr>
-          <w:lang w:val="pt-BR" w:bidi="pt-BR"/>
-        </w:rPr>
-        <w:t>Servo.h</w:t>
-      </w:r>
-      <w:proofErr w:type="spellEnd"/>
-      <w:r>
-        <w:rPr>
-          <w:lang w:val="pt-BR" w:bidi="pt-BR"/>
-        </w:rPr>
-        <w:t>) e para gerar frequências de som precisas. PWM nos pinos 9 e 10.</w:t>
-      </w:r>
-    </w:p>
-    <w:p>
-      <w:pPr>
-        <w:pStyle w:val="PargrafodaLista"/>
-        <w:numPr>
-          <w:ilvl w:val="0"/>
-          <w:numId w:val="39"/>
-        </w:numPr>
-        <w:rPr>
-          <w:lang w:val="pt-BR" w:bidi="pt-BR"/>
-        </w:rPr>
-      </w:pPr>
-      <w:r>
-        <w:rPr>
-          <w:lang w:val="pt-BR" w:bidi="pt-BR"/>
-        </w:rPr>
-        <w:t xml:space="preserve">Timer2 (8 bits): Usado pela função </w:t>
-      </w:r>
-      <w:proofErr w:type="spellStart"/>
-      <w:proofErr w:type="gramStart"/>
-      <w:r>
-        <w:rPr>
-          <w:lang w:val="pt-BR" w:bidi="pt-BR"/>
-        </w:rPr>
-        <w:t>tone</w:t>
-      </w:r>
-      <w:proofErr w:type="spellEnd"/>
-      <w:r>
-        <w:rPr>
-          <w:lang w:val="pt-BR" w:bidi="pt-BR"/>
-        </w:rPr>
-        <w:t>(</w:t>
-      </w:r>
-      <w:proofErr w:type="gramEnd"/>
-      <w:r>
-        <w:rPr>
-          <w:lang w:val="pt-BR" w:bidi="pt-BR"/>
-        </w:rPr>
-        <w:t xml:space="preserve">) (sons com </w:t>
-      </w:r>
-      <w:proofErr w:type="spellStart"/>
-      <w:r>
-        <w:rPr>
-          <w:lang w:val="pt-BR" w:bidi="pt-BR"/>
-        </w:rPr>
-        <w:t>buzzer</w:t>
-      </w:r>
-      <w:proofErr w:type="spellEnd"/>
-      <w:r>
-        <w:rPr>
-          <w:lang w:val="pt-BR" w:bidi="pt-BR"/>
-        </w:rPr>
-        <w:t>). PWM nos pinos 3 e 11.</w:t>
-      </w:r>
-    </w:p>
-    <w:p>
-      <w:pPr>
-        <w:rPr>
-          <w:lang w:val="pt-BR" w:bidi="pt-BR"/>
-        </w:rPr>
-      </w:pPr>
-    </w:p>
-    <w:p>
-      <w:pPr>
-        <w:rPr>
-          <w:lang w:val="pt-BR"/>
-        </w:rPr>
-      </w:pPr>
-      <w:r>
-        <w:rPr>
-          <w:lang w:val="pt-BR" w:bidi="pt-BR"/>
-        </w:rPr>
-        <w:t xml:space="preserve">Eles contam os pulsos do cristal de </w:t>
-      </w:r>
-      <w:proofErr w:type="spellStart"/>
-      <w:r>
-        <w:rPr>
-          <w:lang w:val="pt-BR" w:bidi="pt-BR"/>
-        </w:rPr>
-        <w:t>clock</w:t>
-      </w:r>
-      <w:proofErr w:type="spellEnd"/>
-      <w:r>
-        <w:rPr>
-          <w:lang w:val="pt-BR" w:bidi="pt-BR"/>
-        </w:rPr>
-        <w:t xml:space="preserve"> do microcontrolador (geralmente 16 MHz). Quando a contagem estoura (overflow), eles geram um sinal.</w:t>
-      </w:r>
-    </w:p>
-    <w:p>
-      <w:pPr>
-        <w:pStyle w:val="PargrafodaLista"/>
-        <w:rPr>
-          <w:lang w:val="pt-BR"/>
-        </w:rPr>
-      </w:pPr>
-    </w:p>
-    <w:p>
-      <w:pPr>
-        <w:pStyle w:val="Ttulo1"/>
-        <w:rPr>
-          <w:lang w:val="pt-BR"/>
-        </w:rPr>
-      </w:pPr>
-      <w:r>
-        <w:rPr>
-          <w:lang w:val="pt-BR" w:bidi="pt-BR"/>
-        </w:rPr>
-        <w:lastRenderedPageBreak/>
-        <w:t xml:space="preserve">Interrupções Externas (Hardware </w:t>
-      </w:r>
-      <w:proofErr w:type="spellStart"/>
-      <w:r>
-        <w:rPr>
-          <w:lang w:val="pt-BR" w:bidi="pt-BR"/>
-        </w:rPr>
-        <w:t>Interrupts</w:t>
-      </w:r>
-      <w:proofErr w:type="spellEnd"/>
-      <w:r>
-        <w:rPr>
-          <w:lang w:val="pt-BR" w:bidi="pt-BR"/>
-        </w:rPr>
-        <w:t>)</w:t>
-      </w:r>
-    </w:p>
-    <w:p>
-      <w:pPr>
-        <w:rPr>
-          <w:lang w:val="pt-BR" w:bidi="pt-BR"/>
-        </w:rPr>
-      </w:pPr>
-      <w:r>
-        <w:rPr>
-          <w:lang w:val="pt-BR" w:bidi="pt-BR"/>
-        </w:rPr>
-        <w:t xml:space="preserve">Uma Interrupção é um sinal de hardware que força o microcontrolador a parar IMEDIATAMENTE o que está fazendo no </w:t>
-      </w:r>
-      <w:proofErr w:type="gramStart"/>
-      <w:r>
-        <w:rPr>
-          <w:lang w:val="pt-BR" w:bidi="pt-BR"/>
-        </w:rPr>
-        <w:t>loop(</w:t>
-      </w:r>
-      <w:proofErr w:type="gramEnd"/>
-      <w:r>
-        <w:rPr>
-          <w:lang w:val="pt-BR" w:bidi="pt-BR"/>
-        </w:rPr>
-        <w:t>), executar uma função especial de emergência, e depois voltar exatamente para onde tinha parado.</w:t>
-      </w:r>
-    </w:p>
-    <w:p>
-      <w:pPr>
-        <w:rPr>
-          <w:lang w:val="pt-BR"/>
-        </w:rPr>
-      </w:pPr>
-      <w:r>
-        <w:rPr>
-          <w:lang w:val="pt-BR" w:bidi="pt-BR"/>
-        </w:rPr>
-        <w:t>Pense nisso como um alarme de incêndio: não importa o que você está fazendo, você para e atende ao alarme.</w:t>
-      </w:r>
-    </w:p>
-    <w:p>
-      <w:pPr>
-        <w:pStyle w:val="Ttulo2"/>
-        <w:rPr>
-          <w:lang w:val="pt-BR"/>
-        </w:rPr>
-      </w:pPr>
-      <w:r>
-        <w:rPr>
-          <w:lang w:val="pt-BR" w:bidi="pt-BR"/>
-        </w:rPr>
-        <w:t>Pinos de Interrupção no Arduino Uno</w:t>
-      </w:r>
-    </w:p>
-    <w:p>
-      <w:pPr>
-        <w:rPr>
-          <w:lang w:val="pt-BR" w:bidi="pt-BR"/>
-        </w:rPr>
-      </w:pPr>
-      <w:r>
-        <w:rPr>
-          <w:lang w:val="pt-BR" w:bidi="pt-BR"/>
-        </w:rPr>
-        <w:t>Não são todos os pinos que aceitam interrupção por hardware. No Arduino Uno, temos apenas dois:</w:t>
-      </w:r>
-    </w:p>
-    <w:p>
-      <w:pPr>
-        <w:pStyle w:val="PargrafodaLista"/>
-        <w:numPr>
-          <w:ilvl w:val="0"/>
-          <w:numId w:val="40"/>
-        </w:numPr>
-        <w:rPr>
-          <w:lang w:val="pt-BR" w:bidi="pt-BR"/>
-        </w:rPr>
-      </w:pPr>
-      <w:r>
-        <w:rPr>
-          <w:lang w:val="pt-BR" w:bidi="pt-BR"/>
-        </w:rPr>
-        <w:t>Pino Digital 2 (Interrupção 0)</w:t>
-      </w:r>
-    </w:p>
-    <w:p>
-      <w:pPr>
-        <w:pStyle w:val="PargrafodaLista"/>
-        <w:numPr>
-          <w:ilvl w:val="0"/>
-          <w:numId w:val="40"/>
-        </w:numPr>
-        <w:rPr>
-          <w:lang w:val="pt-BR" w:bidi="pt-BR"/>
-        </w:rPr>
-      </w:pPr>
-      <w:r>
-        <w:rPr>
-          <w:lang w:val="pt-BR" w:bidi="pt-BR"/>
-        </w:rPr>
-        <w:t>Pino Digital 3 (Interrupção 1)</w:t>
-      </w:r>
-      <w:r>
-        <w:rPr>
-          <w:lang w:val="pt-BR" w:bidi="pt-BR"/>
-        </w:rPr>
-        <w:t xml:space="preserve"> </w:t>
-      </w:r>
-    </w:p>
-    <w:p>
-      <w:pPr>
-        <w:rPr>
-          <w:lang w:val="pt-BR"/>
-        </w:rPr>
-      </w:pPr>
-    </w:p>
-    <w:p>
-      <w:pPr>
-        <w:pStyle w:val="Ttulo2"/>
-        <w:rPr>
-          <w:lang w:val="pt-BR"/>
-        </w:rPr>
-      </w:pPr>
-      <w:r>
-        <w:rPr>
-          <w:lang w:val="pt-BR" w:bidi="pt-BR"/>
-        </w:rPr>
-        <w:t>Modos de Disparo</w:t>
-      </w:r>
-    </w:p>
-    <w:p>
-      <w:pPr>
-        <w:rPr>
-          <w:lang w:val="pt-BR" w:bidi="pt-BR"/>
-        </w:rPr>
-      </w:pPr>
-      <w:r>
-        <w:rPr>
-          <w:lang w:val="pt-BR" w:bidi="pt-BR"/>
-        </w:rPr>
-        <w:t>Podemos configurar a interrupção para disparar em 4 momentos diferentes do sinal do pino:</w:t>
-      </w:r>
-    </w:p>
-    <w:p>
-      <w:pPr>
-        <w:rPr>
-          <w:lang w:val="pt-BR" w:bidi="pt-BR"/>
-        </w:rPr>
-      </w:pPr>
-    </w:p>
-    <w:p>
-      <w:pPr>
-        <w:pStyle w:val="PargrafodaLista"/>
-        <w:numPr>
-          <w:ilvl w:val="0"/>
-          <w:numId w:val="41"/>
-        </w:numPr>
-        <w:rPr>
-          <w:lang w:val="pt-BR" w:bidi="pt-BR"/>
-        </w:rPr>
-      </w:pPr>
-      <w:r>
-        <w:rPr>
-          <w:lang w:val="pt-BR" w:bidi="pt-BR"/>
-        </w:rPr>
-        <w:t>LOW: Dispara sempre que o pino estiver em nível baixo.</w:t>
-      </w:r>
-    </w:p>
-    <w:p>
-      <w:pPr>
-        <w:pStyle w:val="PargrafodaLista"/>
-        <w:numPr>
-          <w:ilvl w:val="0"/>
-          <w:numId w:val="41"/>
-        </w:numPr>
-        <w:rPr>
-          <w:lang w:val="pt-BR" w:bidi="pt-BR"/>
-        </w:rPr>
-      </w:pPr>
-      <w:r>
-        <w:rPr>
-          <w:lang w:val="pt-BR" w:bidi="pt-BR"/>
-        </w:rPr>
-        <w:t>CHANGE: Dispara sempre que o sinal mudar (de 0 para 1, ou de 1 para 0).</w:t>
-      </w:r>
-    </w:p>
-    <w:p>
-      <w:pPr>
-        <w:pStyle w:val="PargrafodaLista"/>
-        <w:numPr>
-          <w:ilvl w:val="0"/>
-          <w:numId w:val="41"/>
-        </w:numPr>
-        <w:rPr>
-          <w:lang w:val="pt-BR" w:bidi="pt-BR"/>
-        </w:rPr>
-      </w:pPr>
-      <w:r>
-        <w:rPr>
-          <w:lang w:val="pt-BR" w:bidi="pt-BR"/>
-        </w:rPr>
-        <w:t>RISING: Dispara na borda de subida (quando o botão passa de LOW para HIGH).</w:t>
-      </w:r>
-    </w:p>
-    <w:p>
-      <w:pPr>
-        <w:pStyle w:val="PargrafodaLista"/>
-        <w:numPr>
-          <w:ilvl w:val="0"/>
-          <w:numId w:val="41"/>
-        </w:numPr>
-        <w:rPr>
-          <w:lang w:val="pt-BR" w:bidi="pt-BR"/>
-        </w:rPr>
-      </w:pPr>
-      <w:r>
-        <w:rPr>
-          <w:lang w:val="pt-BR" w:bidi="pt-BR"/>
-        </w:rPr>
-        <w:t>FALLING: Dispara na borda de descida (quando o botão passa de HIGH para LOW).</w:t>
-      </w:r>
-    </w:p>
-    <w:p>
-      <w:pPr>
-        <w:pStyle w:val="Ttulo2"/>
-        <w:rPr>
-          <w:lang w:val="pt-BR"/>
-        </w:rPr>
-      </w:pPr>
-      <w:r>
-        <w:rPr>
-          <w:lang w:val="pt-BR" w:bidi="pt-BR"/>
-        </w:rPr>
-        <w:t>Exemplo Prático de Interrupção</w:t>
-      </w:r>
-    </w:p>
-    <w:p>
-      <w:pPr>
-        <w:keepNext/>
-        <w:rPr>
-          <w:lang w:val="pt-BR" w:bidi="pt-BR"/>
-        </w:rPr>
-      </w:pPr>
-      <w:r>
-        <w:rPr>
-          <w:lang w:val="pt-BR" w:bidi="pt-BR"/>
-        </w:rPr>
-        <w:t xml:space="preserve">Para usar uma interrupção, usamos a função </w:t>
-      </w:r>
-      <w:proofErr w:type="spellStart"/>
-      <w:proofErr w:type="gramStart"/>
-      <w:r>
-        <w:rPr>
-          <w:lang w:val="pt-BR" w:bidi="pt-BR"/>
-        </w:rPr>
-        <w:t>attachInterrupt</w:t>
-      </w:r>
-      <w:proofErr w:type="spellEnd"/>
-      <w:r>
-        <w:rPr>
-          <w:lang w:val="pt-BR" w:bidi="pt-BR"/>
-        </w:rPr>
-        <w:t>(</w:t>
-      </w:r>
-      <w:proofErr w:type="gramEnd"/>
-      <w:r>
-        <w:rPr>
-          <w:lang w:val="pt-BR" w:bidi="pt-BR"/>
-        </w:rPr>
-        <w:t xml:space="preserve">) dentro do </w:t>
-      </w:r>
-      <w:proofErr w:type="gramStart"/>
-      <w:r>
-        <w:rPr>
-          <w:lang w:val="pt-BR" w:bidi="pt-BR"/>
-        </w:rPr>
-        <w:t>setup(</w:t>
-      </w:r>
-      <w:proofErr w:type="gramEnd"/>
-      <w:r>
-        <w:rPr>
-          <w:lang w:val="pt-BR" w:bidi="pt-BR"/>
-        </w:rPr>
-        <w:t>):</w:t>
-      </w:r>
-    </w:p>
-    <w:p>
-      <w:pPr>
-        <w:shd w:val="clear" w:color="auto" w:fill="121314"/>
-        <w:spacing w:before="0" w:line="285" w:lineRule="atLeast"/>
-        <w:rPr>
-          <w:rFonts w:ascii="Consolas" w:eastAsia="Times New Roman" w:hAnsi="Consolas" w:cs="Consolas"/>
-          <w:color w:val="BBBEBF"/>
-          <w:sz w:val="21"/>
-          <w:szCs w:val="21"/>
-          <w:lang w:val="pt-BR" w:eastAsia="pt-BR"/>
-        </w:rPr>
-      </w:pPr>
-      <w:proofErr w:type="spellStart"/>
-      <w:r>
-        <w:rPr>
-          <w:rFonts w:ascii="Consolas" w:eastAsia="Times New Roman" w:hAnsi="Consolas" w:cs="Consolas"/>
-          <w:color w:val="569CD6"/>
-          <w:sz w:val="21"/>
-          <w:szCs w:val="21"/>
-          <w:lang w:val="pt-BR" w:eastAsia="pt-BR"/>
-        </w:rPr>
-        <w:t>const</w:t>
-      </w:r>
-      <w:proofErr w:type="spellEnd"/>
-      <w:r>
-        <w:rPr>
-          <w:rFonts w:ascii="Consolas" w:eastAsia="Times New Roman" w:hAnsi="Consolas" w:cs="Consolas"/>
-          <w:color w:val="BBBEBF"/>
-          <w:sz w:val="21"/>
-          <w:szCs w:val="21"/>
-          <w:lang w:val="pt-BR" w:eastAsia="pt-BR"/>
-        </w:rPr>
-        <w:t xml:space="preserve"> byte </w:t>
-      </w:r>
-      <w:proofErr w:type="spellStart"/>
-      <w:r>
-        <w:rPr>
-          <w:rFonts w:ascii="Consolas" w:eastAsia="Times New Roman" w:hAnsi="Consolas" w:cs="Consolas"/>
-          <w:color w:val="BBBEBF"/>
-          <w:sz w:val="21"/>
-          <w:szCs w:val="21"/>
-          <w:lang w:val="pt-BR" w:eastAsia="pt-BR"/>
-        </w:rPr>
-        <w:t>pinoBotao</w:t>
-      </w:r>
-      <w:proofErr w:type="spellEnd"/>
-      <w:r>
-        <w:rPr>
-          <w:rFonts w:ascii="Consolas" w:eastAsia="Times New Roman" w:hAnsi="Consolas" w:cs="Consolas"/>
-          <w:color w:val="BBBEBF"/>
-          <w:sz w:val="21"/>
-          <w:szCs w:val="21"/>
-          <w:lang w:val="pt-BR" w:eastAsia="pt-BR"/>
-        </w:rPr>
-        <w:t xml:space="preserve"> </w:t>
-      </w:r>
-      <w:r>
-        <w:rPr>
-          <w:rFonts w:ascii="Consolas" w:eastAsia="Times New Roman" w:hAnsi="Consolas" w:cs="Consolas"/>
-          <w:color w:val="D4D4D4"/>
-          <w:sz w:val="21"/>
-          <w:szCs w:val="21"/>
-          <w:lang w:val="pt-BR" w:eastAsia="pt-BR"/>
-        </w:rPr>
-        <w:t>=</w:t>
-      </w:r>
-      <w:r>
-        <w:rPr>
-          <w:rFonts w:ascii="Consolas" w:eastAsia="Times New Roman" w:hAnsi="Consolas" w:cs="Consolas"/>
-          <w:color w:val="BBBEBF"/>
-          <w:sz w:val="21"/>
-          <w:szCs w:val="21"/>
-          <w:lang w:val="pt-BR" w:eastAsia="pt-BR"/>
-        </w:rPr>
-        <w:t xml:space="preserve"> </w:t>
-      </w:r>
-      <w:r>
-        <w:rPr>
-          <w:rFonts w:ascii="Consolas" w:eastAsia="Times New Roman" w:hAnsi="Consolas" w:cs="Consolas"/>
-          <w:color w:val="B5CEA8"/>
-          <w:sz w:val="21"/>
-          <w:szCs w:val="21"/>
-          <w:lang w:val="pt-BR" w:eastAsia="pt-BR"/>
-        </w:rPr>
-        <w:t>2</w:t>
-      </w:r>
-      <w:r>
-        <w:rPr>
-          <w:rFonts w:ascii="Consolas" w:eastAsia="Times New Roman" w:hAnsi="Consolas" w:cs="Consolas"/>
-          <w:color w:val="BBBEBF"/>
-          <w:sz w:val="21"/>
-          <w:szCs w:val="21"/>
-          <w:lang w:val="pt-BR" w:eastAsia="pt-BR"/>
-        </w:rPr>
-        <w:t>;</w:t>
-      </w:r>
-    </w:p>
-    <w:p>
-      <w:pPr>
-        <w:shd w:val="clear" w:color="auto" w:fill="121314"/>
-        <w:spacing w:before="0" w:line="285" w:lineRule="atLeast"/>
-        <w:rPr>
-          <w:rFonts w:ascii="Consolas" w:eastAsia="Times New Roman" w:hAnsi="Consolas" w:cs="Consolas"/>
-          <w:color w:val="BBBEBF"/>
-          <w:sz w:val="21"/>
-          <w:szCs w:val="21"/>
-          <w:lang w:val="pt-BR" w:eastAsia="pt-BR"/>
-        </w:rPr>
-      </w:pPr>
-      <w:proofErr w:type="spellStart"/>
-      <w:r>
-        <w:rPr>
-          <w:rFonts w:ascii="Consolas" w:eastAsia="Times New Roman" w:hAnsi="Consolas" w:cs="Consolas"/>
-          <w:color w:val="569CD6"/>
-          <w:sz w:val="21"/>
-          <w:szCs w:val="21"/>
-          <w:lang w:val="pt-BR" w:eastAsia="pt-BR"/>
-        </w:rPr>
-        <w:t>volatile</w:t>
-      </w:r>
-      <w:proofErr w:type="spellEnd"/>
-      <w:r>
-        <w:rPr>
-          <w:rFonts w:ascii="Consolas" w:eastAsia="Times New Roman" w:hAnsi="Consolas" w:cs="Consolas"/>
-          <w:color w:val="BBBEBF"/>
-          <w:sz w:val="21"/>
-          <w:szCs w:val="21"/>
-          <w:lang w:val="pt-BR" w:eastAsia="pt-BR"/>
-        </w:rPr>
-        <w:t xml:space="preserve"> </w:t>
-      </w:r>
-      <w:proofErr w:type="spellStart"/>
-      <w:r>
-        <w:rPr>
-          <w:rFonts w:ascii="Consolas" w:eastAsia="Times New Roman" w:hAnsi="Consolas" w:cs="Consolas"/>
-          <w:color w:val="FF7B72"/>
-          <w:sz w:val="21"/>
-          <w:szCs w:val="21"/>
-          <w:lang w:val="pt-BR" w:eastAsia="pt-BR"/>
-        </w:rPr>
-        <w:t>bool</w:t>
-      </w:r>
-      <w:proofErr w:type="spellEnd"/>
-      <w:r>
-        <w:rPr>
-          <w:rFonts w:ascii="Consolas" w:eastAsia="Times New Roman" w:hAnsi="Consolas" w:cs="Consolas"/>
-          <w:color w:val="BBBEBF"/>
-          <w:sz w:val="21"/>
-          <w:szCs w:val="21"/>
-          <w:lang w:val="pt-BR" w:eastAsia="pt-BR"/>
-        </w:rPr>
-        <w:t xml:space="preserve"> </w:t>
-      </w:r>
-      <w:proofErr w:type="spellStart"/>
-      <w:r>
-        <w:rPr>
-          <w:rFonts w:ascii="Consolas" w:eastAsia="Times New Roman" w:hAnsi="Consolas" w:cs="Consolas"/>
-          <w:color w:val="BBBEBF"/>
-          <w:sz w:val="21"/>
-          <w:szCs w:val="21"/>
-          <w:lang w:val="pt-BR" w:eastAsia="pt-BR"/>
-        </w:rPr>
-        <w:t>botaoPressionado</w:t>
-      </w:r>
-      <w:proofErr w:type="spellEnd"/>
-      <w:r>
-        <w:rPr>
-          <w:rFonts w:ascii="Consolas" w:eastAsia="Times New Roman" w:hAnsi="Consolas" w:cs="Consolas"/>
-          <w:color w:val="BBBEBF"/>
-          <w:sz w:val="21"/>
-          <w:szCs w:val="21"/>
-          <w:lang w:val="pt-BR" w:eastAsia="pt-BR"/>
-        </w:rPr>
-        <w:t xml:space="preserve"> </w:t>
-      </w:r>
-      <w:r>
-        <w:rPr>
-          <w:rFonts w:ascii="Consolas" w:eastAsia="Times New Roman" w:hAnsi="Consolas" w:cs="Consolas"/>
-          <w:color w:val="D4D4D4"/>
-          <w:sz w:val="21"/>
-          <w:szCs w:val="21"/>
-          <w:lang w:val="pt-BR" w:eastAsia="pt-BR"/>
-        </w:rPr>
-        <w:t>=</w:t>
-      </w:r>
-      <w:r>
-        <w:rPr>
-          <w:rFonts w:ascii="Consolas" w:eastAsia="Times New Roman" w:hAnsi="Consolas" w:cs="Consolas"/>
-          <w:color w:val="BBBEBF"/>
-          <w:sz w:val="21"/>
-          <w:szCs w:val="21"/>
-          <w:lang w:val="pt-BR" w:eastAsia="pt-BR"/>
-        </w:rPr>
-        <w:t xml:space="preserve"> </w:t>
-      </w:r>
-      <w:r>
-        <w:rPr>
-          <w:rFonts w:ascii="Consolas" w:eastAsia="Times New Roman" w:hAnsi="Consolas" w:cs="Consolas"/>
-          <w:color w:val="569CD6"/>
-          <w:sz w:val="21"/>
-          <w:szCs w:val="21"/>
-          <w:lang w:val="pt-BR" w:eastAsia="pt-BR"/>
-        </w:rPr>
-        <w:t>false</w:t>
-      </w:r>
-      <w:r>
-        <w:rPr>
-          <w:rFonts w:ascii="Consolas" w:eastAsia="Times New Roman" w:hAnsi="Consolas" w:cs="Consolas"/>
-          <w:color w:val="BBBEBF"/>
-          <w:sz w:val="21"/>
-          <w:szCs w:val="21"/>
-          <w:lang w:val="pt-BR" w:eastAsia="pt-BR"/>
-        </w:rPr>
-        <w:t>;</w:t>
-      </w:r>
-      <w:r>
-        <w:rPr>
-          <w:rFonts w:ascii="Consolas" w:eastAsia="Times New Roman" w:hAnsi="Consolas" w:cs="Consolas"/>
-          <w:color w:val="8B949E"/>
-          <w:sz w:val="21"/>
-          <w:szCs w:val="21"/>
-          <w:lang w:val="pt-BR" w:eastAsia="pt-BR"/>
-        </w:rPr>
-        <w:t xml:space="preserve"> // '</w:t>
-      </w:r>
-      <w:proofErr w:type="spellStart"/>
-      <w:r>
-        <w:rPr>
-          <w:rFonts w:ascii="Consolas" w:eastAsia="Times New Roman" w:hAnsi="Consolas" w:cs="Consolas"/>
-          <w:color w:val="8B949E"/>
-          <w:sz w:val="21"/>
-          <w:szCs w:val="21"/>
-          <w:lang w:val="pt-BR" w:eastAsia="pt-BR"/>
-        </w:rPr>
-        <w:t>volatile</w:t>
-      </w:r>
-      <w:proofErr w:type="spellEnd"/>
-      <w:r>
-        <w:rPr>
-          <w:rFonts w:ascii="Consolas" w:eastAsia="Times New Roman" w:hAnsi="Consolas" w:cs="Consolas"/>
-          <w:color w:val="8B949E"/>
-          <w:sz w:val="21"/>
-          <w:szCs w:val="21"/>
-          <w:lang w:val="pt-BR" w:eastAsia="pt-BR"/>
-        </w:rPr>
-        <w:t>' é obrigatório para variáveis usadas em interrupções</w:t>
-      </w:r>
-    </w:p>
-    <w:p>
-      <w:pPr>
-        <w:shd w:val="clear" w:color="auto" w:fill="121314"/>
-        <w:spacing w:before="0" w:line="285" w:lineRule="atLeast"/>
-        <w:rPr>
-          <w:rFonts w:ascii="Consolas" w:eastAsia="Times New Roman" w:hAnsi="Consolas" w:cs="Consolas"/>
-          <w:color w:val="BBBEBF"/>
-          <w:sz w:val="21"/>
-          <w:szCs w:val="21"/>
-          <w:lang w:val="pt-BR" w:eastAsia="pt-BR"/>
-        </w:rPr>
-      </w:pPr>
-    </w:p>
-    <w:p>
-      <w:pPr>
-        <w:shd w:val="clear" w:color="auto" w:fill="121314"/>
-        <w:spacing w:before="0" w:line="285" w:lineRule="atLeast"/>
-        <w:rPr>
-          <w:rFonts w:ascii="Consolas" w:eastAsia="Times New Roman" w:hAnsi="Consolas" w:cs="Consolas"/>
-          <w:color w:val="BBBEBF"/>
-          <w:sz w:val="21"/>
-          <w:szCs w:val="21"/>
-          <w:lang w:val="pt-BR" w:eastAsia="pt-BR"/>
-        </w:rPr>
-      </w:pPr>
-      <w:proofErr w:type="spellStart"/>
-      <w:r>
-        <w:rPr>
-          <w:rFonts w:ascii="Consolas" w:eastAsia="Times New Roman" w:hAnsi="Consolas" w:cs="Consolas"/>
-          <w:color w:val="FF7B72"/>
-          <w:sz w:val="21"/>
-          <w:szCs w:val="21"/>
-          <w:lang w:val="pt-BR" w:eastAsia="pt-BR"/>
-        </w:rPr>
-        <w:t>void</w:t>
-      </w:r>
-      <w:proofErr w:type="spellEnd"/>
-      <w:r>
-        <w:rPr>
-          <w:rFonts w:ascii="Consolas" w:eastAsia="Times New Roman" w:hAnsi="Consolas" w:cs="Consolas"/>
-          <w:color w:val="BBBEBF"/>
-          <w:sz w:val="21"/>
-          <w:szCs w:val="21"/>
-          <w:lang w:val="pt-BR" w:eastAsia="pt-BR"/>
-        </w:rPr>
-        <w:t xml:space="preserve"> </w:t>
-      </w:r>
-      <w:proofErr w:type="gramStart"/>
-      <w:r>
-        <w:rPr>
-          <w:rFonts w:ascii="Consolas" w:eastAsia="Times New Roman" w:hAnsi="Consolas" w:cs="Consolas"/>
-          <w:color w:val="D2A8FF"/>
-          <w:sz w:val="21"/>
-          <w:szCs w:val="21"/>
-          <w:lang w:val="pt-BR" w:eastAsia="pt-BR"/>
-        </w:rPr>
-        <w:t>setup</w:t>
-      </w:r>
-      <w:r>
-        <w:rPr>
-          <w:rFonts w:ascii="Consolas" w:eastAsia="Times New Roman" w:hAnsi="Consolas" w:cs="Consolas"/>
-          <w:color w:val="BBBEBF"/>
-          <w:sz w:val="21"/>
-          <w:szCs w:val="21"/>
-          <w:lang w:val="pt-BR" w:eastAsia="pt-BR"/>
-        </w:rPr>
-        <w:t>(</w:t>
-      </w:r>
-      <w:proofErr w:type="gramEnd"/>
-      <w:r>
-        <w:rPr>
-          <w:rFonts w:ascii="Consolas" w:eastAsia="Times New Roman" w:hAnsi="Consolas" w:cs="Consolas"/>
-          <w:color w:val="BBBEBF"/>
-          <w:sz w:val="21"/>
-          <w:szCs w:val="21"/>
-          <w:lang w:val="pt-BR" w:eastAsia="pt-BR"/>
-        </w:rPr>
-        <w:t>) {</w:t>
-      </w:r>
-    </w:p>
-    <w:p>
-      <w:pPr>
-        <w:shd w:val="clear" w:color="auto" w:fill="121314"/>
-        <w:spacing w:before="0" w:line="285" w:lineRule="atLeast"/>
-        <w:rPr>
-          <w:rFonts w:ascii="Consolas" w:eastAsia="Times New Roman" w:hAnsi="Consolas" w:cs="Consolas"/>
-          <w:color w:val="BBBEBF"/>
-          <w:sz w:val="21"/>
-          <w:szCs w:val="21"/>
-          <w:lang w:val="pt-BR" w:eastAsia="pt-BR"/>
-        </w:rPr>
-      </w:pPr>
-      <w:r>
-        <w:rPr>
-          <w:rFonts w:ascii="Consolas" w:eastAsia="Times New Roman" w:hAnsi="Consolas" w:cs="Consolas"/>
-          <w:color w:val="BBBEBF"/>
-          <w:sz w:val="21"/>
-          <w:szCs w:val="21"/>
-          <w:lang w:val="pt-BR" w:eastAsia="pt-BR"/>
-        </w:rPr>
-        <w:t xml:space="preserve">  </w:t>
-      </w:r>
-      <w:proofErr w:type="spellStart"/>
-      <w:proofErr w:type="gramStart"/>
-      <w:r>
-        <w:rPr>
-          <w:rFonts w:ascii="Consolas" w:eastAsia="Times New Roman" w:hAnsi="Consolas" w:cs="Consolas"/>
-          <w:color w:val="D2A8FF"/>
-          <w:sz w:val="21"/>
-          <w:szCs w:val="21"/>
-          <w:lang w:val="pt-BR" w:eastAsia="pt-BR"/>
-        </w:rPr>
-        <w:t>pinMode</w:t>
-      </w:r>
-      <w:proofErr w:type="spellEnd"/>
-      <w:r>
-        <w:rPr>
-          <w:rFonts w:ascii="Consolas" w:eastAsia="Times New Roman" w:hAnsi="Consolas" w:cs="Consolas"/>
-          <w:color w:val="BBBEBF"/>
-          <w:sz w:val="21"/>
-          <w:szCs w:val="21"/>
-          <w:lang w:val="pt-BR" w:eastAsia="pt-BR"/>
-        </w:rPr>
-        <w:t>(</w:t>
-      </w:r>
-      <w:proofErr w:type="spellStart"/>
-      <w:proofErr w:type="gramEnd"/>
-      <w:r>
-        <w:rPr>
-          <w:rFonts w:ascii="Consolas" w:eastAsia="Times New Roman" w:hAnsi="Consolas" w:cs="Consolas"/>
-          <w:color w:val="BBBEBF"/>
-          <w:sz w:val="21"/>
-          <w:szCs w:val="21"/>
-          <w:lang w:val="pt-BR" w:eastAsia="pt-BR"/>
-        </w:rPr>
-        <w:t>pinoBotao</w:t>
-      </w:r>
-      <w:proofErr w:type="spellEnd"/>
-      <w:r>
-        <w:rPr>
-          <w:rFonts w:ascii="Consolas" w:eastAsia="Times New Roman" w:hAnsi="Consolas" w:cs="Consolas"/>
-          <w:color w:val="BBBEBF"/>
-          <w:sz w:val="21"/>
-          <w:szCs w:val="21"/>
-          <w:lang w:val="pt-BR" w:eastAsia="pt-BR"/>
-        </w:rPr>
-        <w:t>, INPUT_PULLUP);</w:t>
-      </w:r>
-      <w:r>
-        <w:rPr>
-          <w:rFonts w:ascii="Consolas" w:eastAsia="Times New Roman" w:hAnsi="Consolas" w:cs="Consolas"/>
-          <w:color w:val="8B949E"/>
-          <w:sz w:val="21"/>
-          <w:szCs w:val="21"/>
-          <w:lang w:val="pt-BR" w:eastAsia="pt-BR"/>
-        </w:rPr>
-        <w:t xml:space="preserve"> // </w:t>
-      </w:r>
-      <w:proofErr w:type="gramStart"/>
-      <w:r>
-        <w:rPr>
-          <w:rFonts w:ascii="Consolas" w:eastAsia="Times New Roman" w:hAnsi="Consolas" w:cs="Consolas"/>
-          <w:color w:val="8B949E"/>
-          <w:sz w:val="21"/>
-          <w:szCs w:val="21"/>
-          <w:lang w:val="pt-BR" w:eastAsia="pt-BR"/>
-        </w:rPr>
-        <w:t>Usa</w:t>
-      </w:r>
-      <w:proofErr w:type="gramEnd"/>
-      <w:r>
-        <w:rPr>
-          <w:rFonts w:ascii="Consolas" w:eastAsia="Times New Roman" w:hAnsi="Consolas" w:cs="Consolas"/>
-          <w:color w:val="8B949E"/>
-          <w:sz w:val="21"/>
-          <w:szCs w:val="21"/>
-          <w:lang w:val="pt-BR" w:eastAsia="pt-BR"/>
-        </w:rPr>
-        <w:t xml:space="preserve"> o resistor interno do Arduino</w:t>
-      </w:r>
-    </w:p>
-    <w:p>
-      <w:pPr>
-        <w:shd w:val="clear" w:color="auto" w:fill="121314"/>
-        <w:spacing w:before="0" w:line="285" w:lineRule="atLeast"/>
-        <w:rPr>
-          <w:rFonts w:ascii="Consolas" w:eastAsia="Times New Roman" w:hAnsi="Consolas" w:cs="Consolas"/>
-          <w:color w:val="BBBEBF"/>
-          <w:sz w:val="21"/>
-          <w:szCs w:val="21"/>
-          <w:lang w:val="pt-BR" w:eastAsia="pt-BR"/>
-        </w:rPr>
-      </w:pPr>
-      <w:r>
-        <w:rPr>
-          <w:rFonts w:ascii="Consolas" w:eastAsia="Times New Roman" w:hAnsi="Consolas" w:cs="Consolas"/>
-          <w:color w:val="BBBEBF"/>
-          <w:sz w:val="21"/>
-          <w:szCs w:val="21"/>
-          <w:lang w:val="pt-BR" w:eastAsia="pt-BR"/>
-        </w:rPr>
-        <w:t xml:space="preserve">  </w:t>
-      </w:r>
-    </w:p>
-    <w:p>
-      <w:pPr>
-        <w:shd w:val="clear" w:color="auto" w:fill="121314"/>
-        <w:spacing w:before="0" w:line="285" w:lineRule="atLeast"/>
-        <w:rPr>
-          <w:rFonts w:ascii="Consolas" w:eastAsia="Times New Roman" w:hAnsi="Consolas" w:cs="Consolas"/>
-          <w:color w:val="BBBEBF"/>
-          <w:sz w:val="21"/>
-          <w:szCs w:val="21"/>
-          <w:lang w:val="pt-BR" w:eastAsia="pt-BR"/>
-        </w:rPr>
-      </w:pPr>
-      <w:r>
-        <w:rPr>
-          <w:rFonts w:ascii="Consolas" w:eastAsia="Times New Roman" w:hAnsi="Consolas" w:cs="Consolas"/>
-          <w:color w:val="8B949E"/>
-          <w:sz w:val="21"/>
-          <w:szCs w:val="21"/>
-          <w:lang w:val="pt-BR" w:eastAsia="pt-BR"/>
-        </w:rPr>
-        <w:t xml:space="preserve">  // </w:t>
-      </w:r>
-      <w:proofErr w:type="spellStart"/>
-      <w:proofErr w:type="gramStart"/>
-      <w:r>
-        <w:rPr>
-          <w:rFonts w:ascii="Consolas" w:eastAsia="Times New Roman" w:hAnsi="Consolas" w:cs="Consolas"/>
-          <w:color w:val="8B949E"/>
-          <w:sz w:val="21"/>
-          <w:szCs w:val="21"/>
-          <w:lang w:val="pt-BR" w:eastAsia="pt-BR"/>
-        </w:rPr>
-        <w:t>attachInterrupt</w:t>
-      </w:r>
-      <w:proofErr w:type="spellEnd"/>
-      <w:r>
-        <w:rPr>
-          <w:rFonts w:ascii="Consolas" w:eastAsia="Times New Roman" w:hAnsi="Consolas" w:cs="Consolas"/>
-          <w:color w:val="8B949E"/>
-          <w:sz w:val="21"/>
-          <w:szCs w:val="21"/>
-          <w:lang w:val="pt-BR" w:eastAsia="pt-BR"/>
-        </w:rPr>
-        <w:t>(</w:t>
-      </w:r>
-      <w:proofErr w:type="spellStart"/>
-      <w:proofErr w:type="gramEnd"/>
-      <w:r>
-        <w:rPr>
-          <w:rFonts w:ascii="Consolas" w:eastAsia="Times New Roman" w:hAnsi="Consolas" w:cs="Consolas"/>
-          <w:color w:val="8B949E"/>
-          <w:sz w:val="21"/>
-          <w:szCs w:val="21"/>
-          <w:lang w:val="pt-BR" w:eastAsia="pt-BR"/>
-        </w:rPr>
-        <w:t>pino_da_interrupcao</w:t>
-      </w:r>
-      <w:proofErr w:type="spellEnd"/>
-      <w:r>
-        <w:rPr>
-          <w:rFonts w:ascii="Consolas" w:eastAsia="Times New Roman" w:hAnsi="Consolas" w:cs="Consolas"/>
-          <w:color w:val="8B949E"/>
-          <w:sz w:val="21"/>
-          <w:szCs w:val="21"/>
-          <w:lang w:val="pt-BR" w:eastAsia="pt-BR"/>
-        </w:rPr>
-        <w:t xml:space="preserve">, </w:t>
-      </w:r>
-      <w:proofErr w:type="spellStart"/>
-      <w:r>
-        <w:rPr>
-          <w:rFonts w:ascii="Consolas" w:eastAsia="Times New Roman" w:hAnsi="Consolas" w:cs="Consolas"/>
-          <w:color w:val="8B949E"/>
-          <w:sz w:val="21"/>
-          <w:szCs w:val="21"/>
-          <w:lang w:val="pt-BR" w:eastAsia="pt-BR"/>
-        </w:rPr>
-        <w:t>funcao_a_ser_chamada</w:t>
-      </w:r>
-      <w:proofErr w:type="spellEnd"/>
-      <w:r>
-        <w:rPr>
-          <w:rFonts w:ascii="Consolas" w:eastAsia="Times New Roman" w:hAnsi="Consolas" w:cs="Consolas"/>
-          <w:color w:val="8B949E"/>
-          <w:sz w:val="21"/>
-          <w:szCs w:val="21"/>
-          <w:lang w:val="pt-BR" w:eastAsia="pt-BR"/>
-        </w:rPr>
-        <w:t>, modo)</w:t>
-      </w:r>
-    </w:p>
-    <w:p>
-      <w:pPr>
-        <w:shd w:val="clear" w:color="auto" w:fill="121314"/>
-        <w:spacing w:before="0" w:line="285" w:lineRule="atLeast"/>
-        <w:rPr>
-          <w:rFonts w:ascii="Consolas" w:eastAsia="Times New Roman" w:hAnsi="Consolas" w:cs="Consolas"/>
-          <w:color w:val="BBBEBF"/>
-          <w:sz w:val="21"/>
-          <w:szCs w:val="21"/>
-          <w:lang w:val="en-US" w:eastAsia="pt-BR"/>
-        </w:rPr>
-      </w:pPr>
-      <w:r>
-        <w:rPr>
-          <w:rFonts w:ascii="Consolas" w:eastAsia="Times New Roman" w:hAnsi="Consolas" w:cs="Consolas"/>
-          <w:color w:val="BBBEBF"/>
-          <w:sz w:val="21"/>
-          <w:szCs w:val="21"/>
-          <w:lang w:val="pt-BR" w:eastAsia="pt-BR"/>
-        </w:rPr>
-        <w:t xml:space="preserve">  </w:t>
-      </w:r>
-      <w:proofErr w:type="spellStart"/>
-      <w:r>
-        <w:rPr>
-          <w:rFonts w:ascii="Consolas" w:eastAsia="Times New Roman" w:hAnsi="Consolas" w:cs="Consolas"/>
-          <w:color w:val="D2A8FF"/>
-          <w:sz w:val="21"/>
-          <w:szCs w:val="21"/>
-          <w:lang w:val="en-US" w:eastAsia="pt-BR"/>
-        </w:rPr>
-        <w:t>attachInterrupt</w:t>
-      </w:r>
-      <w:proofErr w:type="spellEnd"/>
-      <w:r>
-        <w:rPr>
-          <w:rFonts w:ascii="Consolas" w:eastAsia="Times New Roman" w:hAnsi="Consolas" w:cs="Consolas"/>
-          <w:color w:val="BBBEBF"/>
-          <w:sz w:val="21"/>
-          <w:szCs w:val="21"/>
-          <w:lang w:val="en-US" w:eastAsia="pt-BR"/>
-        </w:rPr>
-        <w:t>(</w:t>
-      </w:r>
-      <w:proofErr w:type="spellStart"/>
-      <w:r>
-        <w:rPr>
-          <w:rFonts w:ascii="Consolas" w:eastAsia="Times New Roman" w:hAnsi="Consolas" w:cs="Consolas"/>
-          <w:color w:val="D2A8FF"/>
-          <w:sz w:val="21"/>
-          <w:szCs w:val="21"/>
-          <w:lang w:val="en-US" w:eastAsia="pt-BR"/>
-        </w:rPr>
-        <w:t>digitalPinToInterrupt</w:t>
-      </w:r>
-      <w:proofErr w:type="spellEnd"/>
-      <w:r>
-        <w:rPr>
-          <w:rFonts w:ascii="Consolas" w:eastAsia="Times New Roman" w:hAnsi="Consolas" w:cs="Consolas"/>
-          <w:color w:val="BBBEBF"/>
-          <w:sz w:val="21"/>
-          <w:szCs w:val="21"/>
-          <w:lang w:val="en-US" w:eastAsia="pt-BR"/>
-        </w:rPr>
-        <w:t>(</w:t>
-      </w:r>
-      <w:proofErr w:type="spellStart"/>
-      <w:r>
-        <w:rPr>
-          <w:rFonts w:ascii="Consolas" w:eastAsia="Times New Roman" w:hAnsi="Consolas" w:cs="Consolas"/>
-          <w:color w:val="BBBEBF"/>
-          <w:sz w:val="21"/>
-          <w:szCs w:val="21"/>
-          <w:lang w:val="en-US" w:eastAsia="pt-BR"/>
-        </w:rPr>
-        <w:t>pinoBotao</w:t>
-      </w:r>
-      <w:proofErr w:type="spellEnd"/>
-      <w:r>
-        <w:rPr>
-          <w:rFonts w:ascii="Consolas" w:eastAsia="Times New Roman" w:hAnsi="Consolas" w:cs="Consolas"/>
-          <w:color w:val="BBBEBF"/>
-          <w:sz w:val="21"/>
-          <w:szCs w:val="21"/>
-          <w:lang w:val="en-US" w:eastAsia="pt-BR"/>
-        </w:rPr>
-        <w:t xml:space="preserve">), </w:t>
-      </w:r>
-      <w:proofErr w:type="spellStart"/>
-      <w:r>
-        <w:rPr>
-          <w:rFonts w:ascii="Consolas" w:eastAsia="Times New Roman" w:hAnsi="Consolas" w:cs="Consolas"/>
-          <w:color w:val="BBBEBF"/>
-          <w:sz w:val="21"/>
-          <w:szCs w:val="21"/>
-          <w:lang w:val="en-US" w:eastAsia="pt-BR"/>
-        </w:rPr>
-        <w:t>servicoEmergencia</w:t>
-      </w:r>
-      <w:proofErr w:type="spellEnd"/>
-      <w:r>
-        <w:rPr>
-          <w:rFonts w:ascii="Consolas" w:eastAsia="Times New Roman" w:hAnsi="Consolas" w:cs="Consolas"/>
-          <w:color w:val="BBBEBF"/>
-          <w:sz w:val="21"/>
-          <w:szCs w:val="21"/>
-          <w:lang w:val="en-US" w:eastAsia="pt-BR"/>
-        </w:rPr>
-        <w:t>, FALLING);</w:t>
-      </w:r>
-    </w:p>
-    <w:p>
-      <w:pPr>
-        <w:shd w:val="clear" w:color="auto" w:fill="121314"/>
-        <w:spacing w:before="0" w:line="285" w:lineRule="atLeast"/>
-        <w:rPr>
-          <w:rFonts w:ascii="Consolas" w:eastAsia="Times New Roman" w:hAnsi="Consolas" w:cs="Consolas"/>
-          <w:color w:val="BBBEBF"/>
-          <w:sz w:val="21"/>
-          <w:szCs w:val="21"/>
-          <w:lang w:val="pt-BR" w:eastAsia="pt-BR"/>
-        </w:rPr>
-      </w:pPr>
-      <w:r>
-        <w:rPr>
-          <w:rFonts w:ascii="Consolas" w:eastAsia="Times New Roman" w:hAnsi="Consolas" w:cs="Consolas"/>
-          <w:color w:val="BBBEBF"/>
-          <w:sz w:val="21"/>
-          <w:szCs w:val="21"/>
-          <w:lang w:val="pt-BR" w:eastAsia="pt-BR"/>
-        </w:rPr>
-        <w:t>}</w:t>
-      </w:r>
-    </w:p>
-    <w:p>
-      <w:pPr>
-        <w:shd w:val="clear" w:color="auto" w:fill="121314"/>
-        <w:spacing w:before="0" w:line="285" w:lineRule="atLeast"/>
-        <w:rPr>
-          <w:rFonts w:ascii="Consolas" w:eastAsia="Times New Roman" w:hAnsi="Consolas" w:cs="Consolas"/>
-          <w:color w:val="BBBEBF"/>
-          <w:sz w:val="21"/>
-          <w:szCs w:val="21"/>
-          <w:lang w:val="pt-BR" w:eastAsia="pt-BR"/>
-        </w:rPr>
-      </w:pPr>
-    </w:p>
-    <w:p>
-      <w:pPr>
-        <w:shd w:val="clear" w:color="auto" w:fill="121314"/>
-        <w:spacing w:before="0" w:line="285" w:lineRule="atLeast"/>
-        <w:rPr>
-          <w:rFonts w:ascii="Consolas" w:eastAsia="Times New Roman" w:hAnsi="Consolas" w:cs="Consolas"/>
-          <w:color w:val="BBBEBF"/>
-          <w:sz w:val="21"/>
-          <w:szCs w:val="21"/>
-          <w:lang w:val="pt-BR" w:eastAsia="pt-BR"/>
-        </w:rPr>
-      </w:pPr>
-      <w:proofErr w:type="spellStart"/>
-      <w:r>
-        <w:rPr>
-          <w:rFonts w:ascii="Consolas" w:eastAsia="Times New Roman" w:hAnsi="Consolas" w:cs="Consolas"/>
-          <w:color w:val="FF7B72"/>
-          <w:sz w:val="21"/>
-          <w:szCs w:val="21"/>
-          <w:lang w:val="pt-BR" w:eastAsia="pt-BR"/>
-        </w:rPr>
-        <w:t>void</w:t>
-      </w:r>
-      <w:proofErr w:type="spellEnd"/>
-      <w:r>
-        <w:rPr>
-          <w:rFonts w:ascii="Consolas" w:eastAsia="Times New Roman" w:hAnsi="Consolas" w:cs="Consolas"/>
-          <w:color w:val="BBBEBF"/>
-          <w:sz w:val="21"/>
-          <w:szCs w:val="21"/>
-          <w:lang w:val="pt-BR" w:eastAsia="pt-BR"/>
-        </w:rPr>
-        <w:t xml:space="preserve"> </w:t>
-      </w:r>
-      <w:proofErr w:type="gramStart"/>
-      <w:r>
-        <w:rPr>
-          <w:rFonts w:ascii="Consolas" w:eastAsia="Times New Roman" w:hAnsi="Consolas" w:cs="Consolas"/>
-          <w:color w:val="D2A8FF"/>
-          <w:sz w:val="21"/>
-          <w:szCs w:val="21"/>
-          <w:lang w:val="pt-BR" w:eastAsia="pt-BR"/>
-        </w:rPr>
-        <w:t>loop</w:t>
-      </w:r>
-      <w:r>
-        <w:rPr>
-          <w:rFonts w:ascii="Consolas" w:eastAsia="Times New Roman" w:hAnsi="Consolas" w:cs="Consolas"/>
-          <w:color w:val="BBBEBF"/>
-          <w:sz w:val="21"/>
-          <w:szCs w:val="21"/>
-          <w:lang w:val="pt-BR" w:eastAsia="pt-BR"/>
-        </w:rPr>
-        <w:t>(</w:t>
-      </w:r>
-      <w:proofErr w:type="gramEnd"/>
-      <w:r>
-        <w:rPr>
-          <w:rFonts w:ascii="Consolas" w:eastAsia="Times New Roman" w:hAnsi="Consolas" w:cs="Consolas"/>
-          <w:color w:val="BBBEBF"/>
-          <w:sz w:val="21"/>
-          <w:szCs w:val="21"/>
-          <w:lang w:val="pt-BR" w:eastAsia="pt-BR"/>
-        </w:rPr>
-        <w:t>) {</w:t>
-      </w:r>
-    </w:p>
-    <w:p>
-      <w:pPr>
-        <w:shd w:val="clear" w:color="auto" w:fill="121314"/>
-        <w:spacing w:before="0" w:line="285" w:lineRule="atLeast"/>
-        <w:rPr>
-          <w:rFonts w:ascii="Consolas" w:eastAsia="Times New Roman" w:hAnsi="Consolas" w:cs="Consolas"/>
-          <w:color w:val="BBBEBF"/>
-          <w:sz w:val="21"/>
-          <w:szCs w:val="21"/>
-          <w:lang w:val="pt-BR" w:eastAsia="pt-BR"/>
-        </w:rPr>
-      </w:pPr>
-      <w:r>
-        <w:rPr>
-          <w:rFonts w:ascii="Consolas" w:eastAsia="Times New Roman" w:hAnsi="Consolas" w:cs="Consolas"/>
-          <w:color w:val="8B949E"/>
-          <w:sz w:val="21"/>
-          <w:szCs w:val="21"/>
-          <w:lang w:val="pt-BR" w:eastAsia="pt-BR"/>
-        </w:rPr>
-        <w:t>  // O loop pode estar cheio de delays ou tarefas pesadas...</w:t>
-      </w:r>
-    </w:p>
-    <w:p>
-      <w:pPr>
-        <w:shd w:val="clear" w:color="auto" w:fill="121314"/>
-        <w:spacing w:before="0" w:line="285" w:lineRule="atLeast"/>
-        <w:rPr>
-          <w:rFonts w:ascii="Consolas" w:eastAsia="Times New Roman" w:hAnsi="Consolas" w:cs="Consolas"/>
-          <w:color w:val="BBBEBF"/>
-          <w:sz w:val="21"/>
-          <w:szCs w:val="21"/>
-          <w:lang w:val="pt-BR" w:eastAsia="pt-BR"/>
-        </w:rPr>
-      </w:pPr>
-      <w:r>
-        <w:rPr>
-          <w:rFonts w:ascii="Consolas" w:eastAsia="Times New Roman" w:hAnsi="Consolas" w:cs="Consolas"/>
-          <w:color w:val="BBBEBF"/>
-          <w:sz w:val="21"/>
-          <w:szCs w:val="21"/>
-          <w:lang w:val="pt-BR" w:eastAsia="pt-BR"/>
-        </w:rPr>
-        <w:t xml:space="preserve">  </w:t>
-      </w:r>
-      <w:proofErr w:type="gramStart"/>
-      <w:r>
-        <w:rPr>
-          <w:rFonts w:ascii="Consolas" w:eastAsia="Times New Roman" w:hAnsi="Consolas" w:cs="Consolas"/>
-          <w:color w:val="D2A8FF"/>
-          <w:sz w:val="21"/>
-          <w:szCs w:val="21"/>
-          <w:lang w:val="pt-BR" w:eastAsia="pt-BR"/>
-        </w:rPr>
-        <w:t>delay</w:t>
-      </w:r>
-      <w:r>
-        <w:rPr>
-          <w:rFonts w:ascii="Consolas" w:eastAsia="Times New Roman" w:hAnsi="Consolas" w:cs="Consolas"/>
-          <w:color w:val="BBBEBF"/>
-          <w:sz w:val="21"/>
-          <w:szCs w:val="21"/>
-          <w:lang w:val="pt-BR" w:eastAsia="pt-BR"/>
-        </w:rPr>
-        <w:t>(</w:t>
-      </w:r>
-      <w:proofErr w:type="gramEnd"/>
-      <w:r>
-        <w:rPr>
-          <w:rFonts w:ascii="Consolas" w:eastAsia="Times New Roman" w:hAnsi="Consolas" w:cs="Consolas"/>
-          <w:color w:val="B5CEA8"/>
-          <w:sz w:val="21"/>
-          <w:szCs w:val="21"/>
-          <w:lang w:val="pt-BR" w:eastAsia="pt-BR"/>
-        </w:rPr>
-        <w:t>5000</w:t>
-      </w:r>
-      <w:r>
-        <w:rPr>
-          <w:rFonts w:ascii="Consolas" w:eastAsia="Times New Roman" w:hAnsi="Consolas" w:cs="Consolas"/>
-          <w:color w:val="BBBEBF"/>
-          <w:sz w:val="21"/>
-          <w:szCs w:val="21"/>
-          <w:lang w:val="pt-BR" w:eastAsia="pt-BR"/>
-        </w:rPr>
-        <w:t xml:space="preserve">); </w:t>
-      </w:r>
-    </w:p>
-    <w:p>
-      <w:pPr>
-        <w:shd w:val="clear" w:color="auto" w:fill="121314"/>
-        <w:spacing w:before="0" w:line="285" w:lineRule="atLeast"/>
-        <w:rPr>
-          <w:rFonts w:ascii="Consolas" w:eastAsia="Times New Roman" w:hAnsi="Consolas" w:cs="Consolas"/>
-          <w:color w:val="BBBEBF"/>
-          <w:sz w:val="21"/>
-          <w:szCs w:val="21"/>
-          <w:lang w:val="pt-BR" w:eastAsia="pt-BR"/>
-        </w:rPr>
-      </w:pPr>
-      <w:r>
-        <w:rPr>
-          <w:rFonts w:ascii="Consolas" w:eastAsia="Times New Roman" w:hAnsi="Consolas" w:cs="Consolas"/>
-          <w:color w:val="BBBEBF"/>
-          <w:sz w:val="21"/>
-          <w:szCs w:val="21"/>
-          <w:lang w:val="pt-BR" w:eastAsia="pt-BR"/>
-        </w:rPr>
-        <w:t>}</w:t>
-      </w:r>
-    </w:p>
-    <w:p>
-      <w:pPr>
-        <w:shd w:val="clear" w:color="auto" w:fill="121314"/>
-        <w:spacing w:before="0" w:line="285" w:lineRule="atLeast"/>
-        <w:rPr>
-          <w:rFonts w:ascii="Consolas" w:eastAsia="Times New Roman" w:hAnsi="Consolas" w:cs="Consolas"/>
-          <w:color w:val="BBBEBF"/>
-          <w:sz w:val="21"/>
-          <w:szCs w:val="21"/>
-          <w:lang w:val="pt-BR" w:eastAsia="pt-BR"/>
-        </w:rPr>
-      </w:pPr>
-    </w:p>
-    <w:p>
-      <w:pPr>
-        <w:shd w:val="clear" w:color="auto" w:fill="121314"/>
-        <w:spacing w:before="0" w:line="285" w:lineRule="atLeast"/>
-        <w:rPr>
-          <w:rFonts w:ascii="Consolas" w:eastAsia="Times New Roman" w:hAnsi="Consolas" w:cs="Consolas"/>
-          <w:color w:val="BBBEBF"/>
-          <w:sz w:val="21"/>
-          <w:szCs w:val="21"/>
-          <w:lang w:val="pt-BR" w:eastAsia="pt-BR"/>
-        </w:rPr>
-      </w:pPr>
-      <w:r>
-        <w:rPr>
-          <w:rFonts w:ascii="Consolas" w:eastAsia="Times New Roman" w:hAnsi="Consolas" w:cs="Consolas"/>
-          <w:color w:val="8B949E"/>
-          <w:sz w:val="21"/>
-          <w:szCs w:val="21"/>
-          <w:lang w:val="pt-BR" w:eastAsia="pt-BR"/>
-        </w:rPr>
-        <w:t>// Esta é a ISR (</w:t>
-      </w:r>
-      <w:proofErr w:type="spellStart"/>
-      <w:r>
-        <w:rPr>
-          <w:rFonts w:ascii="Consolas" w:eastAsia="Times New Roman" w:hAnsi="Consolas" w:cs="Consolas"/>
-          <w:color w:val="8B949E"/>
-          <w:sz w:val="21"/>
-          <w:szCs w:val="21"/>
-          <w:lang w:val="pt-BR" w:eastAsia="pt-BR"/>
-        </w:rPr>
-        <w:t>Interrupt</w:t>
-      </w:r>
-      <w:proofErr w:type="spellEnd"/>
-      <w:r>
-        <w:rPr>
-          <w:rFonts w:ascii="Consolas" w:eastAsia="Times New Roman" w:hAnsi="Consolas" w:cs="Consolas"/>
-          <w:color w:val="8B949E"/>
-          <w:sz w:val="21"/>
-          <w:szCs w:val="21"/>
-          <w:lang w:val="pt-BR" w:eastAsia="pt-BR"/>
-        </w:rPr>
-        <w:t xml:space="preserve"> Service </w:t>
-      </w:r>
-      <w:proofErr w:type="spellStart"/>
-      <w:r>
-        <w:rPr>
-          <w:rFonts w:ascii="Consolas" w:eastAsia="Times New Roman" w:hAnsi="Consolas" w:cs="Consolas"/>
-          <w:color w:val="8B949E"/>
-          <w:sz w:val="21"/>
-          <w:szCs w:val="21"/>
-          <w:lang w:val="pt-BR" w:eastAsia="pt-BR"/>
-        </w:rPr>
-        <w:t>Routine</w:t>
-      </w:r>
-      <w:proofErr w:type="spellEnd"/>
-      <w:r>
-        <w:rPr>
-          <w:rFonts w:ascii="Consolas" w:eastAsia="Times New Roman" w:hAnsi="Consolas" w:cs="Consolas"/>
-          <w:color w:val="8B949E"/>
-          <w:sz w:val="21"/>
-          <w:szCs w:val="21"/>
-          <w:lang w:val="pt-BR" w:eastAsia="pt-BR"/>
-        </w:rPr>
-        <w:t>)</w:t>
-      </w:r>
-    </w:p>
-    <w:p>
-      <w:pPr>
-        <w:shd w:val="clear" w:color="auto" w:fill="121314"/>
-        <w:spacing w:before="0" w:line="285" w:lineRule="atLeast"/>
-        <w:rPr>
-          <w:rFonts w:ascii="Consolas" w:eastAsia="Times New Roman" w:hAnsi="Consolas" w:cs="Consolas"/>
-          <w:color w:val="BBBEBF"/>
-          <w:sz w:val="21"/>
-          <w:szCs w:val="21"/>
-          <w:lang w:val="pt-BR" w:eastAsia="pt-BR"/>
-        </w:rPr>
-      </w:pPr>
-      <w:proofErr w:type="spellStart"/>
-      <w:r>
-        <w:rPr>
-          <w:rFonts w:ascii="Consolas" w:eastAsia="Times New Roman" w:hAnsi="Consolas" w:cs="Consolas"/>
-          <w:color w:val="FF7B72"/>
-          <w:sz w:val="21"/>
-          <w:szCs w:val="21"/>
-          <w:lang w:val="pt-BR" w:eastAsia="pt-BR"/>
-        </w:rPr>
-        <w:t>void</w:t>
-      </w:r>
-      <w:proofErr w:type="spellEnd"/>
-      <w:r>
-        <w:rPr>
-          <w:rFonts w:ascii="Consolas" w:eastAsia="Times New Roman" w:hAnsi="Consolas" w:cs="Consolas"/>
-          <w:color w:val="BBBEBF"/>
-          <w:sz w:val="21"/>
-          <w:szCs w:val="21"/>
-          <w:lang w:val="pt-BR" w:eastAsia="pt-BR"/>
-        </w:rPr>
-        <w:t xml:space="preserve"> </w:t>
-      </w:r>
-      <w:proofErr w:type="spellStart"/>
-      <w:proofErr w:type="gramStart"/>
-      <w:r>
-        <w:rPr>
-          <w:rFonts w:ascii="Consolas" w:eastAsia="Times New Roman" w:hAnsi="Consolas" w:cs="Consolas"/>
-          <w:color w:val="D2A8FF"/>
-          <w:sz w:val="21"/>
-          <w:szCs w:val="21"/>
-          <w:lang w:val="pt-BR" w:eastAsia="pt-BR"/>
-        </w:rPr>
-        <w:t>servicoEmergencia</w:t>
-      </w:r>
-      <w:proofErr w:type="spellEnd"/>
-      <w:r>
-        <w:rPr>
-          <w:rFonts w:ascii="Consolas" w:eastAsia="Times New Roman" w:hAnsi="Consolas" w:cs="Consolas"/>
-          <w:color w:val="BBBEBF"/>
-          <w:sz w:val="21"/>
-          <w:szCs w:val="21"/>
-          <w:lang w:val="pt-BR" w:eastAsia="pt-BR"/>
-        </w:rPr>
-        <w:t>(</w:t>
-      </w:r>
-      <w:proofErr w:type="gramEnd"/>
-      <w:r>
-        <w:rPr>
-          <w:rFonts w:ascii="Consolas" w:eastAsia="Times New Roman" w:hAnsi="Consolas" w:cs="Consolas"/>
-          <w:color w:val="BBBEBF"/>
-          <w:sz w:val="21"/>
-          <w:szCs w:val="21"/>
-          <w:lang w:val="pt-BR" w:eastAsia="pt-BR"/>
-        </w:rPr>
-        <w:t>) {</w:t>
-      </w:r>
-    </w:p>
-    <w:p>
-      <w:pPr>
-        <w:shd w:val="clear" w:color="auto" w:fill="121314"/>
-        <w:spacing w:before="0" w:line="285" w:lineRule="atLeast"/>
-        <w:rPr>
-          <w:rFonts w:ascii="Consolas" w:eastAsia="Times New Roman" w:hAnsi="Consolas" w:cs="Consolas"/>
-          <w:color w:val="BBBEBF"/>
-          <w:sz w:val="21"/>
-          <w:szCs w:val="21"/>
-          <w:lang w:val="pt-BR" w:eastAsia="pt-BR"/>
-        </w:rPr>
-      </w:pPr>
-      <w:r>
-        <w:rPr>
-          <w:rFonts w:ascii="Consolas" w:eastAsia="Times New Roman" w:hAnsi="Consolas" w:cs="Consolas"/>
-          <w:color w:val="BBBEBF"/>
-          <w:sz w:val="21"/>
-          <w:szCs w:val="21"/>
-          <w:lang w:val="pt-BR" w:eastAsia="pt-BR"/>
-        </w:rPr>
-        <w:t xml:space="preserve">  </w:t>
-      </w:r>
-      <w:proofErr w:type="spellStart"/>
-      <w:r>
-        <w:rPr>
-          <w:rFonts w:ascii="Consolas" w:eastAsia="Times New Roman" w:hAnsi="Consolas" w:cs="Consolas"/>
-          <w:color w:val="BBBEBF"/>
-          <w:sz w:val="21"/>
-          <w:szCs w:val="21"/>
-          <w:lang w:val="pt-BR" w:eastAsia="pt-BR"/>
-        </w:rPr>
-        <w:t>botaoPressionado</w:t>
-      </w:r>
-      <w:proofErr w:type="spellEnd"/>
-      <w:r>
-        <w:rPr>
-          <w:rFonts w:ascii="Consolas" w:eastAsia="Times New Roman" w:hAnsi="Consolas" w:cs="Consolas"/>
-          <w:color w:val="BBBEBF"/>
-          <w:sz w:val="21"/>
-          <w:szCs w:val="21"/>
-          <w:lang w:val="pt-BR" w:eastAsia="pt-BR"/>
-        </w:rPr>
-        <w:t xml:space="preserve"> </w:t>
-      </w:r>
-      <w:r>
-        <w:rPr>
-          <w:rFonts w:ascii="Consolas" w:eastAsia="Times New Roman" w:hAnsi="Consolas" w:cs="Consolas"/>
-          <w:color w:val="D4D4D4"/>
-          <w:sz w:val="21"/>
-          <w:szCs w:val="21"/>
-          <w:lang w:val="pt-BR" w:eastAsia="pt-BR"/>
-        </w:rPr>
-        <w:t>=</w:t>
-      </w:r>
-      <w:r>
-        <w:rPr>
-          <w:rFonts w:ascii="Consolas" w:eastAsia="Times New Roman" w:hAnsi="Consolas" w:cs="Consolas"/>
-          <w:color w:val="BBBEBF"/>
-          <w:sz w:val="21"/>
-          <w:szCs w:val="21"/>
-          <w:lang w:val="pt-BR" w:eastAsia="pt-BR"/>
-        </w:rPr>
-        <w:t xml:space="preserve"> </w:t>
-      </w:r>
-      <w:proofErr w:type="spellStart"/>
-      <w:r>
-        <w:rPr>
-          <w:rFonts w:ascii="Consolas" w:eastAsia="Times New Roman" w:hAnsi="Consolas" w:cs="Consolas"/>
-          <w:color w:val="569CD6"/>
-          <w:sz w:val="21"/>
-          <w:szCs w:val="21"/>
-          <w:lang w:val="pt-BR" w:eastAsia="pt-BR"/>
-        </w:rPr>
-        <w:t>true</w:t>
-      </w:r>
-      <w:proofErr w:type="spellEnd"/>
-      <w:r>
-        <w:rPr>
-          <w:rFonts w:ascii="Consolas" w:eastAsia="Times New Roman" w:hAnsi="Consolas" w:cs="Consolas"/>
-          <w:color w:val="BBBEBF"/>
-          <w:sz w:val="21"/>
-          <w:szCs w:val="21"/>
-          <w:lang w:val="pt-BR" w:eastAsia="pt-BR"/>
-        </w:rPr>
-        <w:t xml:space="preserve">; </w:t>
-      </w:r>
-    </w:p>
-    <w:p>
-      <w:pPr>
-        <w:shd w:val="clear" w:color="auto" w:fill="121314"/>
-        <w:spacing w:before="0" w:line="285" w:lineRule="atLeast"/>
-        <w:rPr>
-          <w:rFonts w:ascii="Consolas" w:eastAsia="Times New Roman" w:hAnsi="Consolas" w:cs="Consolas"/>
-          <w:color w:val="BBBEBF"/>
-          <w:sz w:val="21"/>
-          <w:szCs w:val="21"/>
-          <w:lang w:val="pt-BR" w:eastAsia="pt-BR"/>
-        </w:rPr>
-      </w:pPr>
-      <w:r>
-        <w:rPr>
-          <w:rFonts w:ascii="Consolas" w:eastAsia="Times New Roman" w:hAnsi="Consolas" w:cs="Consolas"/>
-          <w:color w:val="8B949E"/>
-          <w:sz w:val="21"/>
-          <w:szCs w:val="21"/>
-          <w:lang w:val="pt-BR" w:eastAsia="pt-BR"/>
-        </w:rPr>
-        <w:t xml:space="preserve">  // ATENÇÃO: Dentro de uma ISR, a função </w:t>
-      </w:r>
-      <w:proofErr w:type="gramStart"/>
-      <w:r>
-        <w:rPr>
-          <w:rFonts w:ascii="Consolas" w:eastAsia="Times New Roman" w:hAnsi="Consolas" w:cs="Consolas"/>
-          <w:color w:val="8B949E"/>
-          <w:sz w:val="21"/>
-          <w:szCs w:val="21"/>
-          <w:lang w:val="pt-BR" w:eastAsia="pt-BR"/>
-        </w:rPr>
-        <w:t>delay(</w:t>
-      </w:r>
-      <w:proofErr w:type="gramEnd"/>
-      <w:r>
-        <w:rPr>
-          <w:rFonts w:ascii="Consolas" w:eastAsia="Times New Roman" w:hAnsi="Consolas" w:cs="Consolas"/>
-          <w:color w:val="8B949E"/>
-          <w:sz w:val="21"/>
-          <w:szCs w:val="21"/>
-          <w:lang w:val="pt-BR" w:eastAsia="pt-BR"/>
-        </w:rPr>
-        <w:t xml:space="preserve">) NÃO funciona e </w:t>
-      </w:r>
-      <w:proofErr w:type="spellStart"/>
-      <w:proofErr w:type="gramStart"/>
-      <w:r>
-        <w:rPr>
-          <w:rFonts w:ascii="Consolas" w:eastAsia="Times New Roman" w:hAnsi="Consolas" w:cs="Consolas"/>
-          <w:color w:val="8B949E"/>
-          <w:sz w:val="21"/>
-          <w:szCs w:val="21"/>
-          <w:lang w:val="pt-BR" w:eastAsia="pt-BR"/>
-        </w:rPr>
-        <w:t>millis</w:t>
-      </w:r>
-      <w:proofErr w:type="spellEnd"/>
-      <w:r>
-        <w:rPr>
-          <w:rFonts w:ascii="Consolas" w:eastAsia="Times New Roman" w:hAnsi="Consolas" w:cs="Consolas"/>
-          <w:color w:val="8B949E"/>
-          <w:sz w:val="21"/>
-          <w:szCs w:val="21"/>
-          <w:lang w:val="pt-BR" w:eastAsia="pt-BR"/>
-        </w:rPr>
-        <w:t>(</w:t>
-      </w:r>
-      <w:proofErr w:type="gramEnd"/>
-      <w:r>
-        <w:rPr>
-          <w:rFonts w:ascii="Consolas" w:eastAsia="Times New Roman" w:hAnsi="Consolas" w:cs="Consolas"/>
-          <w:color w:val="8B949E"/>
-          <w:sz w:val="21"/>
-          <w:szCs w:val="21"/>
-          <w:lang w:val="pt-BR" w:eastAsia="pt-BR"/>
-        </w:rPr>
-        <w:t>) não avança!</w:t>
-      </w:r>
-    </w:p>
-    <w:p>
-      <w:pPr>
-        <w:shd w:val="clear" w:color="auto" w:fill="121314"/>
-        <w:spacing w:before="0" w:line="285" w:lineRule="atLeast"/>
-        <w:rPr>
-          <w:rFonts w:ascii="Consolas" w:eastAsia="Times New Roman" w:hAnsi="Consolas" w:cs="Consolas"/>
-          <w:color w:val="BBBEBF"/>
-          <w:sz w:val="21"/>
-          <w:szCs w:val="21"/>
-          <w:lang w:val="pt-BR" w:eastAsia="pt-BR"/>
-        </w:rPr>
-      </w:pPr>
-      <w:r>
-        <w:rPr>
-          <w:rFonts w:ascii="Consolas" w:eastAsia="Times New Roman" w:hAnsi="Consolas" w:cs="Consolas"/>
-          <w:color w:val="8B949E"/>
-          <w:sz w:val="21"/>
-          <w:szCs w:val="21"/>
-          <w:lang w:val="pt-BR" w:eastAsia="pt-BR"/>
-        </w:rPr>
-        <w:t>  // Mantenha esta função o mais curta e rápida possível.</w:t>
-      </w:r>
-    </w:p>
-    <w:p>
-      <w:pPr>
-        <w:shd w:val="clear" w:color="auto" w:fill="121314"/>
-        <w:spacing w:before="0" w:line="285" w:lineRule="atLeast"/>
-        <w:rPr>
-          <w:rFonts w:ascii="Consolas" w:eastAsia="Times New Roman" w:hAnsi="Consolas" w:cs="Consolas"/>
-          <w:color w:val="BBBEBF"/>
-          <w:sz w:val="21"/>
-          <w:szCs w:val="21"/>
-          <w:lang w:val="pt-BR" w:eastAsia="pt-BR"/>
-        </w:rPr>
-      </w:pPr>
-      <w:r>
-        <w:rPr>
-          <w:rFonts w:ascii="Consolas" w:eastAsia="Times New Roman" w:hAnsi="Consolas" w:cs="Consolas"/>
-          <w:color w:val="BBBEBF"/>
-          <w:sz w:val="21"/>
-          <w:szCs w:val="21"/>
-          <w:lang w:val="pt-BR" w:eastAsia="pt-BR"/>
-        </w:rPr>
-        <w:t>}</w:t>
-      </w:r>
-    </w:p>
-    <w:p>
-      <w:pPr>
-        <w:pStyle w:val="Ttulo1"/>
-        <w:rPr>
-          <w:lang w:val="pt-BR"/>
-        </w:rPr>
-      </w:pPr>
-      <w:r>
-        <w:rPr>
-          <w:lang w:val="pt-BR" w:bidi="pt-BR"/>
-        </w:rPr>
-        <w:t>Exercícios de Fixação</w:t>
-      </w:r>
-    </w:p>
-    <w:p>
-      <w:pPr>
-        <w:rPr>
-          <w:lang w:val="pt-BR" w:bidi="pt-BR"/>
-        </w:rPr>
-      </w:pPr>
-      <w:r>
-        <w:rPr>
-          <w:lang w:val="pt-BR" w:bidi="pt-BR"/>
-        </w:rPr>
-        <w:t>Entregar individualmente.</w:t>
-      </w:r>
-    </w:p>
-    <w:p>
-      <w:pPr>
-        <w:rPr>
-          <w:lang w:val="pt-BR" w:bidi="pt-BR"/>
-        </w:rPr>
-      </w:pPr>
-    </w:p>
-    <w:p>
-      <w:pPr>
-        <w:pStyle w:val="Ttulo2"/>
-        <w:rPr>
-          <w:lang w:val="pt-BR"/>
-        </w:rPr>
-      </w:pPr>
-      <w:r>
-        <w:rPr>
-          <w:lang w:val="pt-BR" w:bidi="pt-BR"/>
-        </w:rPr>
-        <w:t xml:space="preserve">Exercício 1: Lógica do </w:t>
-      </w:r>
-      <w:proofErr w:type="spellStart"/>
-      <w:r>
-        <w:rPr>
-          <w:lang w:val="pt-BR" w:bidi="pt-BR"/>
-        </w:rPr>
-        <w:t>Millis</w:t>
-      </w:r>
-      <w:proofErr w:type="spellEnd"/>
-      <w:r>
-        <w:rPr>
-          <w:lang w:val="pt-BR" w:bidi="pt-BR"/>
-        </w:rPr>
-        <w:t>.</w:t>
-      </w:r>
-    </w:p>
-    <w:p>
-      <w:pPr>
-        <w:rPr>
-          <w:lang w:val="pt-BR" w:bidi="pt-BR"/>
-        </w:rPr>
-      </w:pPr>
-      <w:r>
-        <w:rPr>
-          <w:lang w:val="pt-BR" w:bidi="pt-BR"/>
-        </w:rPr>
-        <w:t xml:space="preserve">Um sistema de irrigação automatizado precisa ler a umidade do solo a cada 5 segundos ($5000 </w:t>
-      </w:r>
-      <w:proofErr w:type="spellStart"/>
-      <w:r>
-        <w:rPr>
-          <w:lang w:val="pt-BR" w:bidi="pt-BR"/>
-        </w:rPr>
-        <w:t>ms</w:t>
-      </w:r>
-      <w:proofErr w:type="spellEnd"/>
-      <w:r>
-        <w:rPr>
-          <w:lang w:val="pt-BR" w:bidi="pt-BR"/>
-        </w:rPr>
-        <w:t xml:space="preserve">$) e piscar um LED de status a cada 200 milissegundos. Explique por que é impossível implementar esse sistema de forma confiável utilizando apenas a função </w:t>
-      </w:r>
-      <w:proofErr w:type="gramStart"/>
-      <w:r>
-        <w:rPr>
-          <w:lang w:val="pt-BR" w:bidi="pt-BR"/>
-        </w:rPr>
-        <w:t>delay(</w:t>
-      </w:r>
-      <w:proofErr w:type="gramEnd"/>
-      <w:r>
-        <w:rPr>
-          <w:lang w:val="pt-BR" w:bidi="pt-BR"/>
-        </w:rPr>
-        <w:t>).</w:t>
-      </w:r>
-    </w:p>
-    <w:p>
-      <w:pPr>
-        <w:rPr>
-          <w:lang w:val="pt-BR" w:bidi="pt-BR"/>
-        </w:rPr>
-      </w:pPr>
-    </w:p>
-    <w:p>
-      <w:pPr>
-        <w:pStyle w:val="Ttulo2"/>
-        <w:rPr>
-          <w:lang w:val="pt-BR"/>
-        </w:rPr>
-      </w:pPr>
-      <w:r>
-        <w:rPr>
-          <w:lang w:val="pt-BR" w:bidi="pt-BR"/>
-        </w:rPr>
-        <w:t>Exercício 2: Análise de Código.</w:t>
-      </w:r>
-    </w:p>
-    <w:p>
-      <w:pPr>
-        <w:rPr>
-          <w:lang w:val="pt-BR" w:bidi="pt-BR"/>
-        </w:rPr>
-      </w:pPr>
-      <w:r>
-        <w:rPr>
-          <w:lang w:val="pt-BR" w:bidi="pt-BR"/>
-        </w:rPr>
-        <w:t xml:space="preserve">O código abaixo foi criado por um aluno para tentar desligar um motor em caso de emergência usando uma interrupção no pino 2. Identifique os dois erros graves cometidos pelo aluno dentro da função </w:t>
-      </w:r>
-      <w:proofErr w:type="spellStart"/>
-      <w:proofErr w:type="gramStart"/>
-      <w:r>
-        <w:rPr>
-          <w:lang w:val="pt-BR" w:bidi="pt-BR"/>
-        </w:rPr>
-        <w:t>desligarMotor</w:t>
-      </w:r>
-      <w:proofErr w:type="spellEnd"/>
-      <w:r>
-        <w:rPr>
-          <w:lang w:val="pt-BR" w:bidi="pt-BR"/>
-        </w:rPr>
-        <w:t>(</w:t>
-      </w:r>
-      <w:proofErr w:type="gramEnd"/>
-      <w:r>
-        <w:rPr>
-          <w:lang w:val="pt-BR" w:bidi="pt-BR"/>
-        </w:rPr>
-        <w:t>).</w:t>
-      </w:r>
-    </w:p>
-    <w:p>
-      <w:pPr>
-        <w:rPr>
-          <w:lang w:val="pt-BR" w:bidi="pt-BR"/>
-        </w:rPr>
-      </w:pPr>
-    </w:p>
-    <w:p>
-      <w:pPr>
-        <w:shd w:val="clear" w:color="auto" w:fill="121314"/>
-        <w:spacing w:before="0" w:line="285" w:lineRule="atLeast"/>
-        <w:rPr>
-          <w:rFonts w:ascii="Consolas" w:eastAsia="Times New Roman" w:hAnsi="Consolas" w:cs="Consolas"/>
-          <w:color w:val="BBBEBF"/>
-          <w:sz w:val="21"/>
-          <w:szCs w:val="21"/>
-          <w:lang w:val="en-US" w:eastAsia="pt-BR"/>
-        </w:rPr>
-      </w:pPr>
-      <w:r>
-        <w:rPr>
-          <w:rFonts w:ascii="Consolas" w:eastAsia="Times New Roman" w:hAnsi="Consolas" w:cs="Consolas"/>
-          <w:color w:val="FF7B72"/>
-          <w:sz w:val="21"/>
-          <w:szCs w:val="21"/>
-          <w:lang w:val="en-US" w:eastAsia="pt-BR"/>
-        </w:rPr>
-        <w:t>void</w:t>
-      </w:r>
-      <w:r>
-        <w:rPr>
-          <w:rFonts w:ascii="Consolas" w:eastAsia="Times New Roman" w:hAnsi="Consolas" w:cs="Consolas"/>
-          <w:color w:val="BBBEBF"/>
-          <w:sz w:val="21"/>
-          <w:szCs w:val="21"/>
-          <w:lang w:val="en-US" w:eastAsia="pt-BR"/>
-        </w:rPr>
-        <w:t xml:space="preserve"> </w:t>
-      </w:r>
-      <w:proofErr w:type="gramStart"/>
-      <w:r>
-        <w:rPr>
-          <w:rFonts w:ascii="Consolas" w:eastAsia="Times New Roman" w:hAnsi="Consolas" w:cs="Consolas"/>
-          <w:color w:val="D2A8FF"/>
-          <w:sz w:val="21"/>
-          <w:szCs w:val="21"/>
-          <w:lang w:val="en-US" w:eastAsia="pt-BR"/>
-        </w:rPr>
-        <w:t>setup</w:t>
-      </w:r>
-      <w:r>
-        <w:rPr>
-          <w:rFonts w:ascii="Consolas" w:eastAsia="Times New Roman" w:hAnsi="Consolas" w:cs="Consolas"/>
-          <w:color w:val="BBBEBF"/>
-          <w:sz w:val="21"/>
-          <w:szCs w:val="21"/>
-          <w:lang w:val="en-US" w:eastAsia="pt-BR"/>
-        </w:rPr>
-        <w:t>(</w:t>
-      </w:r>
-      <w:proofErr w:type="gramEnd"/>
-      <w:r>
-        <w:rPr>
-          <w:rFonts w:ascii="Consolas" w:eastAsia="Times New Roman" w:hAnsi="Consolas" w:cs="Consolas"/>
-          <w:color w:val="BBBEBF"/>
-          <w:sz w:val="21"/>
-          <w:szCs w:val="21"/>
-          <w:lang w:val="en-US" w:eastAsia="pt-BR"/>
-        </w:rPr>
-        <w:t>) {</w:t>
-      </w:r>
-    </w:p>
-    <w:p>
-      <w:pPr>
-        <w:shd w:val="clear" w:color="auto" w:fill="121314"/>
-        <w:spacing w:before="0" w:line="285" w:lineRule="atLeast"/>
-        <w:rPr>
-          <w:rFonts w:ascii="Consolas" w:eastAsia="Times New Roman" w:hAnsi="Consolas" w:cs="Consolas"/>
-          <w:color w:val="BBBEBF"/>
-          <w:sz w:val="21"/>
-          <w:szCs w:val="21"/>
-          <w:lang w:val="en-US" w:eastAsia="pt-BR"/>
-        </w:rPr>
-      </w:pPr>
-      <w:r>
-        <w:rPr>
-          <w:rFonts w:ascii="Consolas" w:eastAsia="Times New Roman" w:hAnsi="Consolas" w:cs="Consolas"/>
-          <w:color w:val="BBBEBF"/>
-          <w:sz w:val="21"/>
-          <w:szCs w:val="21"/>
-          <w:lang w:val="en-US" w:eastAsia="pt-BR"/>
-        </w:rPr>
-        <w:t xml:space="preserve">  </w:t>
-      </w:r>
-      <w:proofErr w:type="spellStart"/>
-      <w:proofErr w:type="gramStart"/>
-      <w:r>
-        <w:rPr>
-          <w:rFonts w:ascii="Consolas" w:eastAsia="Times New Roman" w:hAnsi="Consolas" w:cs="Consolas"/>
-          <w:color w:val="D2A8FF"/>
-          <w:sz w:val="21"/>
-          <w:szCs w:val="21"/>
-          <w:lang w:val="en-US" w:eastAsia="pt-BR"/>
-        </w:rPr>
-        <w:t>pinMode</w:t>
-      </w:r>
-      <w:proofErr w:type="spellEnd"/>
-      <w:r>
-        <w:rPr>
-          <w:rFonts w:ascii="Consolas" w:eastAsia="Times New Roman" w:hAnsi="Consolas" w:cs="Consolas"/>
-          <w:color w:val="BBBEBF"/>
-          <w:sz w:val="21"/>
-          <w:szCs w:val="21"/>
-          <w:lang w:val="en-US" w:eastAsia="pt-BR"/>
-        </w:rPr>
-        <w:t>(</w:t>
-      </w:r>
-      <w:proofErr w:type="gramEnd"/>
-      <w:r>
-        <w:rPr>
-          <w:rFonts w:ascii="Consolas" w:eastAsia="Times New Roman" w:hAnsi="Consolas" w:cs="Consolas"/>
-          <w:color w:val="B5CEA8"/>
-          <w:sz w:val="21"/>
-          <w:szCs w:val="21"/>
-          <w:lang w:val="en-US" w:eastAsia="pt-BR"/>
-        </w:rPr>
-        <w:t>2</w:t>
-      </w:r>
-      <w:r>
-        <w:rPr>
-          <w:rFonts w:ascii="Consolas" w:eastAsia="Times New Roman" w:hAnsi="Consolas" w:cs="Consolas"/>
-          <w:color w:val="BBBEBF"/>
-          <w:sz w:val="21"/>
-          <w:szCs w:val="21"/>
-          <w:lang w:val="en-US" w:eastAsia="pt-BR"/>
-        </w:rPr>
-        <w:t>, INPUT);</w:t>
-      </w:r>
-    </w:p>
-    <w:p>
-      <w:pPr>
-        <w:shd w:val="clear" w:color="auto" w:fill="121314"/>
-        <w:spacing w:before="0" w:line="285" w:lineRule="atLeast"/>
-        <w:rPr>
-          <w:rFonts w:ascii="Consolas" w:eastAsia="Times New Roman" w:hAnsi="Consolas" w:cs="Consolas"/>
-          <w:color w:val="BBBEBF"/>
-          <w:sz w:val="21"/>
-          <w:szCs w:val="21"/>
-          <w:lang w:val="en-US" w:eastAsia="pt-BR"/>
-        </w:rPr>
-      </w:pPr>
-      <w:r>
-        <w:rPr>
-          <w:rFonts w:ascii="Consolas" w:eastAsia="Times New Roman" w:hAnsi="Consolas" w:cs="Consolas"/>
-          <w:color w:val="BBBEBF"/>
-          <w:sz w:val="21"/>
-          <w:szCs w:val="21"/>
-          <w:lang w:val="en-US" w:eastAsia="pt-BR"/>
-        </w:rPr>
-        <w:t xml:space="preserve">  </w:t>
-      </w:r>
-      <w:proofErr w:type="spellStart"/>
-      <w:r>
-        <w:rPr>
-          <w:rFonts w:ascii="Consolas" w:eastAsia="Times New Roman" w:hAnsi="Consolas" w:cs="Consolas"/>
-          <w:color w:val="D2A8FF"/>
-          <w:sz w:val="21"/>
-          <w:szCs w:val="21"/>
-          <w:lang w:val="en-US" w:eastAsia="pt-BR"/>
-        </w:rPr>
-        <w:t>attachInterrupt</w:t>
-      </w:r>
-      <w:proofErr w:type="spellEnd"/>
-      <w:r>
-        <w:rPr>
-          <w:rFonts w:ascii="Consolas" w:eastAsia="Times New Roman" w:hAnsi="Consolas" w:cs="Consolas"/>
-          <w:color w:val="BBBEBF"/>
-          <w:sz w:val="21"/>
-          <w:szCs w:val="21"/>
-          <w:lang w:val="en-US" w:eastAsia="pt-BR"/>
-        </w:rPr>
-        <w:t>(</w:t>
-      </w:r>
-      <w:proofErr w:type="spellStart"/>
-      <w:proofErr w:type="gramStart"/>
-      <w:r>
-        <w:rPr>
-          <w:rFonts w:ascii="Consolas" w:eastAsia="Times New Roman" w:hAnsi="Consolas" w:cs="Consolas"/>
-          <w:color w:val="D2A8FF"/>
-          <w:sz w:val="21"/>
-          <w:szCs w:val="21"/>
-          <w:lang w:val="en-US" w:eastAsia="pt-BR"/>
-        </w:rPr>
-        <w:t>digitalPinToInterrupt</w:t>
-      </w:r>
-      <w:proofErr w:type="spellEnd"/>
-      <w:r>
-        <w:rPr>
-          <w:rFonts w:ascii="Consolas" w:eastAsia="Times New Roman" w:hAnsi="Consolas" w:cs="Consolas"/>
-          <w:color w:val="BBBEBF"/>
-          <w:sz w:val="21"/>
-          <w:szCs w:val="21"/>
-          <w:lang w:val="en-US" w:eastAsia="pt-BR"/>
-        </w:rPr>
-        <w:t>(</w:t>
-      </w:r>
-      <w:proofErr w:type="gramEnd"/>
-      <w:r>
-        <w:rPr>
-          <w:rFonts w:ascii="Consolas" w:eastAsia="Times New Roman" w:hAnsi="Consolas" w:cs="Consolas"/>
-          <w:color w:val="B5CEA8"/>
-          <w:sz w:val="21"/>
-          <w:szCs w:val="21"/>
-          <w:lang w:val="en-US" w:eastAsia="pt-BR"/>
-        </w:rPr>
-        <w:t>2</w:t>
-      </w:r>
-      <w:r>
-        <w:rPr>
-          <w:rFonts w:ascii="Consolas" w:eastAsia="Times New Roman" w:hAnsi="Consolas" w:cs="Consolas"/>
-          <w:color w:val="BBBEBF"/>
-          <w:sz w:val="21"/>
-          <w:szCs w:val="21"/>
-          <w:lang w:val="en-US" w:eastAsia="pt-BR"/>
-        </w:rPr>
-        <w:t xml:space="preserve">), </w:t>
-      </w:r>
-      <w:proofErr w:type="spellStart"/>
-      <w:r>
-        <w:rPr>
-          <w:rFonts w:ascii="Consolas" w:eastAsia="Times New Roman" w:hAnsi="Consolas" w:cs="Consolas"/>
-          <w:color w:val="BBBEBF"/>
-          <w:sz w:val="21"/>
-          <w:szCs w:val="21"/>
-          <w:lang w:val="en-US" w:eastAsia="pt-BR"/>
-        </w:rPr>
-        <w:t>desligarMotor</w:t>
-      </w:r>
-      <w:proofErr w:type="spellEnd"/>
-      <w:r>
-        <w:rPr>
-          <w:rFonts w:ascii="Consolas" w:eastAsia="Times New Roman" w:hAnsi="Consolas" w:cs="Consolas"/>
-          <w:color w:val="BBBEBF"/>
-          <w:sz w:val="21"/>
-          <w:szCs w:val="21"/>
-          <w:lang w:val="en-US" w:eastAsia="pt-BR"/>
-        </w:rPr>
-        <w:t>, FALLING);</w:t>
-      </w:r>
-    </w:p>
-    <w:p>
-      <w:pPr>
-        <w:shd w:val="clear" w:color="auto" w:fill="121314"/>
-        <w:spacing w:before="0" w:line="285" w:lineRule="atLeast"/>
-        <w:rPr>
-          <w:rFonts w:ascii="Consolas" w:eastAsia="Times New Roman" w:hAnsi="Consolas" w:cs="Consolas"/>
-          <w:color w:val="BBBEBF"/>
-          <w:sz w:val="21"/>
-          <w:szCs w:val="21"/>
-          <w:lang w:val="pt-BR" w:eastAsia="pt-BR"/>
-        </w:rPr>
-      </w:pPr>
-      <w:r>
-        <w:rPr>
-          <w:rFonts w:ascii="Consolas" w:eastAsia="Times New Roman" w:hAnsi="Consolas" w:cs="Consolas"/>
-          <w:color w:val="BBBEBF"/>
-          <w:sz w:val="21"/>
-          <w:szCs w:val="21"/>
-          <w:lang w:val="pt-BR" w:eastAsia="pt-BR"/>
-        </w:rPr>
-        <w:t>}</w:t>
-      </w:r>
-    </w:p>
-    <w:p>
-      <w:pPr>
-        <w:shd w:val="clear" w:color="auto" w:fill="121314"/>
-        <w:spacing w:before="0" w:line="285" w:lineRule="atLeast"/>
-        <w:rPr>
-          <w:rFonts w:ascii="Consolas" w:eastAsia="Times New Roman" w:hAnsi="Consolas" w:cs="Consolas"/>
-          <w:color w:val="BBBEBF"/>
-          <w:sz w:val="21"/>
-          <w:szCs w:val="21"/>
-          <w:lang w:val="pt-BR" w:eastAsia="pt-BR"/>
-        </w:rPr>
-      </w:pPr>
-      <w:proofErr w:type="spellStart"/>
-      <w:r>
-        <w:rPr>
-          <w:rFonts w:ascii="Consolas" w:eastAsia="Times New Roman" w:hAnsi="Consolas" w:cs="Consolas"/>
-          <w:color w:val="FF7B72"/>
-          <w:sz w:val="21"/>
-          <w:szCs w:val="21"/>
-          <w:lang w:val="pt-BR" w:eastAsia="pt-BR"/>
-        </w:rPr>
-        <w:t>void</w:t>
-      </w:r>
-      <w:proofErr w:type="spellEnd"/>
-      <w:r>
-        <w:rPr>
-          <w:rFonts w:ascii="Consolas" w:eastAsia="Times New Roman" w:hAnsi="Consolas" w:cs="Consolas"/>
-          <w:color w:val="BBBEBF"/>
-          <w:sz w:val="21"/>
-          <w:szCs w:val="21"/>
-          <w:lang w:val="pt-BR" w:eastAsia="pt-BR"/>
-        </w:rPr>
-        <w:t xml:space="preserve"> </w:t>
-      </w:r>
-      <w:proofErr w:type="gramStart"/>
-      <w:r>
-        <w:rPr>
-          <w:rFonts w:ascii="Consolas" w:eastAsia="Times New Roman" w:hAnsi="Consolas" w:cs="Consolas"/>
-          <w:color w:val="D2A8FF"/>
-          <w:sz w:val="21"/>
-          <w:szCs w:val="21"/>
-          <w:lang w:val="pt-BR" w:eastAsia="pt-BR"/>
-        </w:rPr>
-        <w:t>loop</w:t>
-      </w:r>
-      <w:r>
-        <w:rPr>
-          <w:rFonts w:ascii="Consolas" w:eastAsia="Times New Roman" w:hAnsi="Consolas" w:cs="Consolas"/>
-          <w:color w:val="BBBEBF"/>
-          <w:sz w:val="21"/>
-          <w:szCs w:val="21"/>
-          <w:lang w:val="pt-BR" w:eastAsia="pt-BR"/>
-        </w:rPr>
-        <w:t>(</w:t>
-      </w:r>
-      <w:proofErr w:type="gramEnd"/>
-      <w:r>
-        <w:rPr>
-          <w:rFonts w:ascii="Consolas" w:eastAsia="Times New Roman" w:hAnsi="Consolas" w:cs="Consolas"/>
-          <w:color w:val="BBBEBF"/>
-          <w:sz w:val="21"/>
-          <w:szCs w:val="21"/>
-          <w:lang w:val="pt-BR" w:eastAsia="pt-BR"/>
-        </w:rPr>
-        <w:t xml:space="preserve">) </w:t>
-      </w:r>
-      <w:proofErr w:type="gramStart"/>
-      <w:r>
-        <w:rPr>
-          <w:rFonts w:ascii="Consolas" w:eastAsia="Times New Roman" w:hAnsi="Consolas" w:cs="Consolas"/>
-          <w:color w:val="BBBEBF"/>
-          <w:sz w:val="21"/>
-          <w:szCs w:val="21"/>
-          <w:lang w:val="pt-BR" w:eastAsia="pt-BR"/>
-        </w:rPr>
-        <w:t>{</w:t>
-      </w:r>
-      <w:r>
-        <w:rPr>
-          <w:rFonts w:ascii="Consolas" w:eastAsia="Times New Roman" w:hAnsi="Consolas" w:cs="Consolas"/>
-          <w:color w:val="8B949E"/>
-          <w:sz w:val="21"/>
-          <w:szCs w:val="21"/>
-          <w:lang w:val="pt-BR" w:eastAsia="pt-BR"/>
-        </w:rPr>
-        <w:t xml:space="preserve"> /</w:t>
-      </w:r>
-      <w:proofErr w:type="gramEnd"/>
-      <w:r>
-        <w:rPr>
-          <w:rFonts w:ascii="Consolas" w:eastAsia="Times New Roman" w:hAnsi="Consolas" w:cs="Consolas"/>
-          <w:color w:val="8B949E"/>
-          <w:sz w:val="21"/>
-          <w:szCs w:val="21"/>
-          <w:lang w:val="pt-BR" w:eastAsia="pt-BR"/>
-        </w:rPr>
-        <w:t>* Código do robô *</w:t>
-      </w:r>
-      <w:proofErr w:type="gramStart"/>
-      <w:r>
-        <w:rPr>
-          <w:rFonts w:ascii="Consolas" w:eastAsia="Times New Roman" w:hAnsi="Consolas" w:cs="Consolas"/>
-          <w:color w:val="8B949E"/>
-          <w:sz w:val="21"/>
-          <w:szCs w:val="21"/>
-          <w:lang w:val="pt-BR" w:eastAsia="pt-BR"/>
-        </w:rPr>
-        <w:t>/</w:t>
-      </w:r>
-      <w:r>
-        <w:rPr>
-          <w:rFonts w:ascii="Consolas" w:eastAsia="Times New Roman" w:hAnsi="Consolas" w:cs="Consolas"/>
-          <w:color w:val="BBBEBF"/>
-          <w:sz w:val="21"/>
-          <w:szCs w:val="21"/>
-          <w:lang w:val="pt-BR" w:eastAsia="pt-BR"/>
-        </w:rPr>
-        <w:t xml:space="preserve"> }</w:t>
-      </w:r>
-      <w:proofErr w:type="gramEnd"/>
-    </w:p>
-    <w:p>
-      <w:pPr>
-        <w:shd w:val="clear" w:color="auto" w:fill="121314"/>
-        <w:spacing w:before="0" w:line="285" w:lineRule="atLeast"/>
-        <w:rPr>
-          <w:rFonts w:ascii="Consolas" w:eastAsia="Times New Roman" w:hAnsi="Consolas" w:cs="Consolas"/>
-          <w:color w:val="BBBEBF"/>
-          <w:sz w:val="21"/>
-          <w:szCs w:val="21"/>
-          <w:lang w:val="pt-BR" w:eastAsia="pt-BR"/>
-        </w:rPr>
-      </w:pPr>
-    </w:p>
-    <w:p>
-      <w:pPr>
-        <w:shd w:val="clear" w:color="auto" w:fill="121314"/>
-        <w:spacing w:before="0" w:line="285" w:lineRule="atLeast"/>
-        <w:rPr>
-          <w:rFonts w:ascii="Consolas" w:eastAsia="Times New Roman" w:hAnsi="Consolas" w:cs="Consolas"/>
-          <w:color w:val="BBBEBF"/>
-          <w:sz w:val="21"/>
-          <w:szCs w:val="21"/>
-          <w:lang w:val="en-US" w:eastAsia="pt-BR"/>
-        </w:rPr>
-      </w:pPr>
-      <w:r>
-        <w:rPr>
-          <w:rFonts w:ascii="Consolas" w:eastAsia="Times New Roman" w:hAnsi="Consolas" w:cs="Consolas"/>
-          <w:color w:val="FF7B72"/>
-          <w:sz w:val="21"/>
-          <w:szCs w:val="21"/>
-          <w:lang w:val="en-US" w:eastAsia="pt-BR"/>
-        </w:rPr>
-        <w:t>void</w:t>
-      </w:r>
-      <w:r>
-        <w:rPr>
-          <w:rFonts w:ascii="Consolas" w:eastAsia="Times New Roman" w:hAnsi="Consolas" w:cs="Consolas"/>
-          <w:color w:val="BBBEBF"/>
-          <w:sz w:val="21"/>
-          <w:szCs w:val="21"/>
-          <w:lang w:val="en-US" w:eastAsia="pt-BR"/>
-        </w:rPr>
-        <w:t xml:space="preserve"> </w:t>
-      </w:r>
-      <w:proofErr w:type="spellStart"/>
-      <w:proofErr w:type="gramStart"/>
-      <w:r>
-        <w:rPr>
-          <w:rFonts w:ascii="Consolas" w:eastAsia="Times New Roman" w:hAnsi="Consolas" w:cs="Consolas"/>
-          <w:color w:val="D2A8FF"/>
-          <w:sz w:val="21"/>
-          <w:szCs w:val="21"/>
-          <w:lang w:val="en-US" w:eastAsia="pt-BR"/>
-        </w:rPr>
-        <w:t>desligarMotor</w:t>
-      </w:r>
-      <w:proofErr w:type="spellEnd"/>
-      <w:r>
-        <w:rPr>
-          <w:rFonts w:ascii="Consolas" w:eastAsia="Times New Roman" w:hAnsi="Consolas" w:cs="Consolas"/>
-          <w:color w:val="BBBEBF"/>
-          <w:sz w:val="21"/>
-          <w:szCs w:val="21"/>
-          <w:lang w:val="en-US" w:eastAsia="pt-BR"/>
-        </w:rPr>
-        <w:t>(</w:t>
-      </w:r>
-      <w:proofErr w:type="gramEnd"/>
-      <w:r>
-        <w:rPr>
-          <w:rFonts w:ascii="Consolas" w:eastAsia="Times New Roman" w:hAnsi="Consolas" w:cs="Consolas"/>
-          <w:color w:val="BBBEBF"/>
-          <w:sz w:val="21"/>
-          <w:szCs w:val="21"/>
-          <w:lang w:val="en-US" w:eastAsia="pt-BR"/>
-        </w:rPr>
-        <w:t>) {</w:t>
-      </w:r>
-    </w:p>
-    <w:p>
-      <w:pPr>
-        <w:shd w:val="clear" w:color="auto" w:fill="121314"/>
-        <w:spacing w:before="0" w:line="285" w:lineRule="atLeast"/>
-        <w:rPr>
-          <w:rFonts w:ascii="Consolas" w:eastAsia="Times New Roman" w:hAnsi="Consolas" w:cs="Consolas"/>
-          <w:color w:val="BBBEBF"/>
-          <w:sz w:val="21"/>
-          <w:szCs w:val="21"/>
-          <w:lang w:val="en-US" w:eastAsia="pt-BR"/>
-        </w:rPr>
-      </w:pPr>
-      <w:r>
-        <w:rPr>
-          <w:rFonts w:ascii="Consolas" w:eastAsia="Times New Roman" w:hAnsi="Consolas" w:cs="Consolas"/>
-          <w:color w:val="BBBEBF"/>
-          <w:sz w:val="21"/>
-          <w:szCs w:val="21"/>
-          <w:lang w:val="en-US" w:eastAsia="pt-BR"/>
-        </w:rPr>
-        <w:t xml:space="preserve">  </w:t>
-      </w:r>
-      <w:proofErr w:type="spellStart"/>
-      <w:proofErr w:type="gramStart"/>
-      <w:r>
-        <w:rPr>
-          <w:rFonts w:ascii="Consolas" w:eastAsia="Times New Roman" w:hAnsi="Consolas" w:cs="Consolas"/>
-          <w:color w:val="D2A8FF"/>
-          <w:sz w:val="21"/>
-          <w:szCs w:val="21"/>
-          <w:lang w:val="en-US" w:eastAsia="pt-BR"/>
-        </w:rPr>
-        <w:t>digitalWrite</w:t>
-      </w:r>
-      <w:proofErr w:type="spellEnd"/>
-      <w:r>
-        <w:rPr>
-          <w:rFonts w:ascii="Consolas" w:eastAsia="Times New Roman" w:hAnsi="Consolas" w:cs="Consolas"/>
-          <w:color w:val="BBBEBF"/>
-          <w:sz w:val="21"/>
-          <w:szCs w:val="21"/>
-          <w:lang w:val="en-US" w:eastAsia="pt-BR"/>
-        </w:rPr>
-        <w:t>(</w:t>
-      </w:r>
-      <w:proofErr w:type="gramEnd"/>
-      <w:r>
-        <w:rPr>
-          <w:rFonts w:ascii="Consolas" w:eastAsia="Times New Roman" w:hAnsi="Consolas" w:cs="Consolas"/>
-          <w:color w:val="BBBEBF"/>
-          <w:sz w:val="21"/>
-          <w:szCs w:val="21"/>
-          <w:lang w:val="en-US" w:eastAsia="pt-BR"/>
-        </w:rPr>
-        <w:t>motor, LOW);</w:t>
-      </w:r>
-    </w:p>
-    <w:p>
-      <w:pPr>
-        <w:shd w:val="clear" w:color="auto" w:fill="121314"/>
-        <w:spacing w:before="0" w:line="285" w:lineRule="atLeast"/>
-        <w:rPr>
-          <w:rFonts w:ascii="Consolas" w:eastAsia="Times New Roman" w:hAnsi="Consolas" w:cs="Consolas"/>
-          <w:color w:val="BBBEBF"/>
-          <w:sz w:val="21"/>
-          <w:szCs w:val="21"/>
-          <w:lang w:val="pt-BR" w:eastAsia="pt-BR"/>
-        </w:rPr>
-      </w:pPr>
-      <w:r>
-        <w:rPr>
-          <w:rFonts w:ascii="Consolas" w:eastAsia="Times New Roman" w:hAnsi="Consolas" w:cs="Consolas"/>
-          <w:color w:val="BBBEBF"/>
-          <w:sz w:val="21"/>
-          <w:szCs w:val="21"/>
-          <w:lang w:val="en-US" w:eastAsia="pt-BR"/>
-        </w:rPr>
-        <w:t xml:space="preserve">  </w:t>
-      </w:r>
-      <w:proofErr w:type="spellStart"/>
-      <w:r>
-        <w:rPr>
-          <w:rFonts w:ascii="Consolas" w:eastAsia="Times New Roman" w:hAnsi="Consolas" w:cs="Consolas"/>
-          <w:color w:val="C9D1D9"/>
-          <w:sz w:val="21"/>
-          <w:szCs w:val="21"/>
-          <w:lang w:val="en-US" w:eastAsia="pt-BR"/>
-        </w:rPr>
-        <w:t>Serial</w:t>
-      </w:r>
-      <w:r>
-        <w:rPr>
-          <w:rFonts w:ascii="Consolas" w:eastAsia="Times New Roman" w:hAnsi="Consolas" w:cs="Consolas"/>
-          <w:color w:val="BBBEBF"/>
-          <w:sz w:val="21"/>
-          <w:szCs w:val="21"/>
-          <w:lang w:val="en-US" w:eastAsia="pt-BR"/>
-        </w:rPr>
-        <w:t>.</w:t>
-      </w:r>
-      <w:r>
-        <w:rPr>
-          <w:rFonts w:ascii="Consolas" w:eastAsia="Times New Roman" w:hAnsi="Consolas" w:cs="Consolas"/>
-          <w:color w:val="D2A8FF"/>
-          <w:sz w:val="21"/>
-          <w:szCs w:val="21"/>
-          <w:lang w:val="en-US" w:eastAsia="pt-BR"/>
-        </w:rPr>
-        <w:t>println</w:t>
-      </w:r>
-      <w:proofErr w:type="spellEnd"/>
-      <w:r>
-        <w:rPr>
-          <w:rFonts w:ascii="Consolas" w:eastAsia="Times New Roman" w:hAnsi="Consolas" w:cs="Consolas"/>
-          <w:color w:val="BBBEBF"/>
-          <w:sz w:val="21"/>
-          <w:szCs w:val="21"/>
-          <w:lang w:val="en-US" w:eastAsia="pt-BR"/>
-        </w:rPr>
-        <w:t>(</w:t>
-      </w:r>
-      <w:r>
-        <w:rPr>
-          <w:rFonts w:ascii="Consolas" w:eastAsia="Times New Roman" w:hAnsi="Consolas" w:cs="Consolas"/>
-          <w:color w:val="A5D6FF"/>
-          <w:sz w:val="21"/>
-          <w:szCs w:val="21"/>
-          <w:lang w:val="en-US" w:eastAsia="pt-BR"/>
-        </w:rPr>
-        <w:t xml:space="preserve">"EMERGENCIA! </w:t>
-      </w:r>
-      <w:r>
-        <w:rPr>
-          <w:rFonts w:ascii="Consolas" w:eastAsia="Times New Roman" w:hAnsi="Consolas" w:cs="Consolas"/>
-          <w:color w:val="A5D6FF"/>
-          <w:sz w:val="21"/>
-          <w:szCs w:val="21"/>
-          <w:lang w:val="pt-BR" w:eastAsia="pt-BR"/>
-        </w:rPr>
-        <w:t>Motor desligado."</w:t>
-      </w:r>
-      <w:r>
-        <w:rPr>
-          <w:rFonts w:ascii="Consolas" w:eastAsia="Times New Roman" w:hAnsi="Consolas" w:cs="Consolas"/>
-          <w:color w:val="BBBEBF"/>
-          <w:sz w:val="21"/>
-          <w:szCs w:val="21"/>
-          <w:lang w:val="pt-BR" w:eastAsia="pt-BR"/>
-        </w:rPr>
-        <w:t>);</w:t>
-      </w:r>
-    </w:p>
-    <w:p>
-      <w:pPr>
-        <w:shd w:val="clear" w:color="auto" w:fill="121314"/>
-        <w:spacing w:before="0" w:line="285" w:lineRule="atLeast"/>
-        <w:rPr>
-          <w:rFonts w:ascii="Consolas" w:eastAsia="Times New Roman" w:hAnsi="Consolas" w:cs="Consolas"/>
-          <w:color w:val="BBBEBF"/>
-          <w:sz w:val="21"/>
-          <w:szCs w:val="21"/>
-          <w:lang w:val="pt-BR" w:eastAsia="pt-BR"/>
-        </w:rPr>
-      </w:pPr>
-      <w:r>
-        <w:rPr>
-          <w:rFonts w:ascii="Consolas" w:eastAsia="Times New Roman" w:hAnsi="Consolas" w:cs="Consolas"/>
-          <w:color w:val="BBBEBF"/>
-          <w:sz w:val="21"/>
-          <w:szCs w:val="21"/>
-          <w:lang w:val="pt-BR" w:eastAsia="pt-BR"/>
-        </w:rPr>
-        <w:t xml:space="preserve">  </w:t>
-      </w:r>
-      <w:proofErr w:type="gramStart"/>
-      <w:r>
-        <w:rPr>
-          <w:rFonts w:ascii="Consolas" w:eastAsia="Times New Roman" w:hAnsi="Consolas" w:cs="Consolas"/>
-          <w:color w:val="D2A8FF"/>
-          <w:sz w:val="21"/>
-          <w:szCs w:val="21"/>
-          <w:lang w:val="pt-BR" w:eastAsia="pt-BR"/>
-        </w:rPr>
-        <w:t>delay</w:t>
-      </w:r>
-      <w:r>
-        <w:rPr>
-          <w:rFonts w:ascii="Consolas" w:eastAsia="Times New Roman" w:hAnsi="Consolas" w:cs="Consolas"/>
-          <w:color w:val="BBBEBF"/>
-          <w:sz w:val="21"/>
-          <w:szCs w:val="21"/>
-          <w:lang w:val="pt-BR" w:eastAsia="pt-BR"/>
-        </w:rPr>
-        <w:t>(</w:t>
-      </w:r>
-      <w:proofErr w:type="gramEnd"/>
-      <w:r>
-        <w:rPr>
-          <w:rFonts w:ascii="Consolas" w:eastAsia="Times New Roman" w:hAnsi="Consolas" w:cs="Consolas"/>
-          <w:color w:val="B5CEA8"/>
-          <w:sz w:val="21"/>
-          <w:szCs w:val="21"/>
-          <w:lang w:val="pt-BR" w:eastAsia="pt-BR"/>
-        </w:rPr>
-        <w:t>2000</w:t>
-      </w:r>
-      <w:r>
-        <w:rPr>
-          <w:rFonts w:ascii="Consolas" w:eastAsia="Times New Roman" w:hAnsi="Consolas" w:cs="Consolas"/>
-          <w:color w:val="BBBEBF"/>
-          <w:sz w:val="21"/>
-          <w:szCs w:val="21"/>
-          <w:lang w:val="pt-BR" w:eastAsia="pt-BR"/>
-        </w:rPr>
-        <w:t>);</w:t>
-      </w:r>
-    </w:p>
-    <w:p>
-      <w:pPr>
-        <w:shd w:val="clear" w:color="auto" w:fill="121314"/>
-        <w:spacing w:before="0" w:line="285" w:lineRule="atLeast"/>
-        <w:rPr>
-          <w:rFonts w:ascii="Consolas" w:eastAsia="Times New Roman" w:hAnsi="Consolas" w:cs="Consolas"/>
-          <w:color w:val="BBBEBF"/>
-          <w:sz w:val="21"/>
-          <w:szCs w:val="21"/>
-          <w:lang w:val="pt-BR" w:eastAsia="pt-BR"/>
-        </w:rPr>
-      </w:pPr>
-      <w:r>
-        <w:rPr>
-          <w:rFonts w:ascii="Consolas" w:eastAsia="Times New Roman" w:hAnsi="Consolas" w:cs="Consolas"/>
-          <w:color w:val="BBBEBF"/>
-          <w:sz w:val="21"/>
-          <w:szCs w:val="21"/>
-          <w:lang w:val="pt-BR" w:eastAsia="pt-BR"/>
-        </w:rPr>
-        <w:t>}</w:t>
-      </w:r>
-    </w:p>
-    <w:p>
-      <w:pPr>
         <w:pStyle w:val="Ttulo2"/>
         <w:rPr>
           <w:lang w:val="pt-BR"/>
@@ -4500,57 +3172,7 @@
         <w:rPr>
           <w:lang w:val="pt-BR" w:bidi="pt-BR"/>
         </w:rPr>
-        <w:t xml:space="preserve">Sabendo que a função </w:t>
-      </w:r>
-      <w:proofErr w:type="spellStart"/>
-      <w:proofErr w:type="gramStart"/>
-      <w:r>
-        <w:rPr>
-          <w:lang w:val="pt-BR" w:bidi="pt-BR"/>
-        </w:rPr>
-        <w:t>millis</w:t>
-      </w:r>
-      <w:proofErr w:type="spellEnd"/>
-      <w:r>
-        <w:rPr>
-          <w:lang w:val="pt-BR" w:bidi="pt-BR"/>
-        </w:rPr>
-        <w:t>(</w:t>
-      </w:r>
-      <w:proofErr w:type="gramEnd"/>
-      <w:r>
-        <w:rPr>
-          <w:lang w:val="pt-BR" w:bidi="pt-BR"/>
-        </w:rPr>
-        <w:t xml:space="preserve">) retorna um tipo de dado </w:t>
-      </w:r>
-      <w:proofErr w:type="spellStart"/>
-      <w:r>
-        <w:rPr>
-          <w:lang w:val="pt-BR" w:bidi="pt-BR"/>
-        </w:rPr>
-        <w:t>unsigned</w:t>
-      </w:r>
-      <w:proofErr w:type="spellEnd"/>
-      <w:r>
-        <w:rPr>
-          <w:lang w:val="pt-BR" w:bidi="pt-BR"/>
-        </w:rPr>
-        <w:t xml:space="preserve"> </w:t>
-      </w:r>
-      <w:proofErr w:type="spellStart"/>
-      <w:r>
-        <w:rPr>
-          <w:lang w:val="pt-BR" w:bidi="pt-BR"/>
-        </w:rPr>
-        <w:t>long</w:t>
-      </w:r>
-      <w:proofErr w:type="spellEnd"/>
-      <w:r>
-        <w:rPr>
-          <w:lang w:val="pt-BR" w:bidi="pt-BR"/>
-        </w:rPr>
-        <w:t xml:space="preserve"> (32 bits), o valor máximo que ela consegue armazenar antes de voltar para zero (estouro/overflow) é de</w:t>
+        <w:t>Sabendo que a função millis() retorna um tipo de dado unsigned long (32 bits), o valor máximo que ela consegue armazenar antes de voltar para zero (estouro/overflow) é de</w:t>
       </w:r>
     </w:p>
     <w:p>
@@ -4562,6 +3184,7 @@
       </w:pPr>
       <w:r>
         <w:rPr>
+          <w:noProof/>
           <w:lang w:val="pt-BR" w:bidi="pt-BR"/>
         </w:rPr>
         <w:lastRenderedPageBreak/>
@@ -4651,43 +3274,7 @@
         <w:rPr>
           <w:lang w:val="pt-BR" w:bidi="pt-BR"/>
         </w:rPr>
-        <w:t xml:space="preserve">Se usarmos delay(5000) para a leitura do solo, o LED de status ficará travado e não conseguirá piscar no intervalo de 200ms. Se usarmos </w:t>
-      </w:r>
-      <w:proofErr w:type="gramStart"/>
-      <w:r>
-        <w:rPr>
-          <w:lang w:val="pt-BR" w:bidi="pt-BR"/>
-        </w:rPr>
-        <w:t>delay(</w:t>
-      </w:r>
-      <w:proofErr w:type="gramEnd"/>
-      <w:r>
-        <w:rPr>
-          <w:lang w:val="pt-BR" w:bidi="pt-BR"/>
-        </w:rPr>
-        <w:t xml:space="preserve">200) para o LED, teremos dificuldade de sincronizar a leitura exata de 5 segundos sem acumular atrasos. O uso de </w:t>
-      </w:r>
-      <w:proofErr w:type="spellStart"/>
-      <w:proofErr w:type="gramStart"/>
-      <w:r>
-        <w:rPr>
-          <w:lang w:val="pt-BR" w:bidi="pt-BR"/>
-        </w:rPr>
-        <w:t>millis</w:t>
-      </w:r>
-      <w:proofErr w:type="spellEnd"/>
-      <w:r>
-        <w:rPr>
-          <w:lang w:val="pt-BR" w:bidi="pt-BR"/>
-        </w:rPr>
-        <w:t>(</w:t>
-      </w:r>
-      <w:proofErr w:type="gramEnd"/>
-      <w:r>
-        <w:rPr>
-          <w:lang w:val="pt-BR" w:bidi="pt-BR"/>
-        </w:rPr>
-        <w:t>) é obrigatório para gerenciar os dois tempos independentes.</w:t>
+        <w:t>Se usarmos delay(5000) para a leitura do solo, o LED de status ficará travado e não conseguirá piscar no intervalo de 200ms. Se usarmos delay(200) para o LED, teremos dificuldade de sincronizar a leitura exata de 5 segundos sem acumular atrasos. O uso de millis() é obrigatório para gerenciar os dois tempos independentes.</w:t>
       </w:r>
     </w:p>
     <w:p>
@@ -4700,49 +3287,7 @@
         <w:rPr>
           <w:lang w:val="pt-BR" w:bidi="pt-BR"/>
         </w:rPr>
-        <w:t xml:space="preserve">Erros na ISR: 1) Tentou usar a função </w:t>
-      </w:r>
-      <w:proofErr w:type="gramStart"/>
-      <w:r>
-        <w:rPr>
-          <w:lang w:val="pt-BR" w:bidi="pt-BR"/>
-        </w:rPr>
-        <w:t>delay(</w:t>
-      </w:r>
-      <w:proofErr w:type="gramEnd"/>
-      <w:r>
-        <w:rPr>
-          <w:lang w:val="pt-BR" w:bidi="pt-BR"/>
-        </w:rPr>
-        <w:t xml:space="preserve">), que não funciona e trava o microcontrolador dentro de uma interrupção. 2) Tentou usar comunicações lentas </w:t>
-      </w:r>
-      <w:proofErr w:type="gramStart"/>
-      <w:r>
-        <w:rPr>
-          <w:lang w:val="pt-BR" w:bidi="pt-BR"/>
-        </w:rPr>
-        <w:t xml:space="preserve">como </w:t>
-      </w:r>
-      <w:proofErr w:type="spellStart"/>
-      <w:r>
-        <w:rPr>
-          <w:lang w:val="pt-BR" w:bidi="pt-BR"/>
-        </w:rPr>
-        <w:t>Serial</w:t>
-      </w:r>
-      <w:proofErr w:type="gramEnd"/>
-      <w:r>
-        <w:rPr>
-          <w:lang w:val="pt-BR" w:bidi="pt-BR"/>
-        </w:rPr>
-        <w:t>.println</w:t>
-      </w:r>
-      <w:proofErr w:type="spellEnd"/>
-      <w:r>
-        <w:rPr>
-          <w:lang w:val="pt-BR" w:bidi="pt-BR"/>
-        </w:rPr>
-        <w:t>(). Funções de interrupção devem ser instantâneas, apenas mudando o estado de variáveis.</w:t>
+        <w:t>Erros na ISR: 1) Tentou usar a função delay(), que não funciona e trava o microcontrolador dentro de uma interrupção. 2) Tentou usar comunicações lentas como Serial.println(). Funções de interrupção devem ser instantâneas, apenas mudando o estado de variáveis.</w:t>
       </w:r>
     </w:p>
     <w:p>
@@ -4755,21 +3300,7 @@
         <w:rPr>
           <w:lang w:val="pt-BR" w:bidi="pt-BR"/>
         </w:rPr>
-        <w:t>2</w:t>
-      </w:r>
-      <w:proofErr w:type="gramStart"/>
-      <w:r>
-        <w:rPr>
-          <w:lang w:val="pt-BR" w:bidi="pt-BR"/>
-        </w:rPr>
-        <w:t>^{</w:t>
-      </w:r>
-      <w:proofErr w:type="gramEnd"/>
-      <w:r>
-        <w:rPr>
-          <w:lang w:val="pt-BR" w:bidi="pt-BR"/>
-        </w:rPr>
-        <w:t>32} - 1 = 4.294.967.295</w:t>
+        <w:t>2^{32} - 1 = 4.294.967.295</w:t>
       </w:r>
     </w:p>
     <w:p>
@@ -4796,7 +3327,6 @@
         </w:rPr>
         <w:t xml:space="preserve">Dividindo por 1000 = 4.294.967 segundos. Dividindo por 3600 (segundos em 1 hora) = 1193 horas. Dividindo por 24 (horas em 1 dia) </w:t>
       </w:r>
-      <w:proofErr w:type="gramStart"/>
       <w:r>
         <w:rPr>
           <w:lang w:val="pt-BR" w:bidi="pt-BR"/>
@@ -4807,20 +3337,7 @@
         <w:rPr>
           <w:lang w:val="pt-BR" w:bidi="pt-BR"/>
         </w:rPr>
-        <w:t xml:space="preserve"> </w:t>
-      </w:r>
-      <w:r>
-        <w:rPr>
-          <w:lang w:val="pt-BR" w:bidi="pt-BR"/>
-        </w:rPr>
-        <w:t xml:space="preserve"> 49.7</w:t>
-      </w:r>
-      <w:proofErr w:type="gramEnd"/>
-      <w:r>
-        <w:rPr>
-          <w:lang w:val="pt-BR" w:bidi="pt-BR"/>
-        </w:rPr>
-        <w:t xml:space="preserve"> dias.</w:t>
+        <w:t xml:space="preserve">  49.7 dias.</w:t>
       </w:r>
     </w:p>
     <w:sectPr>
